--- a/docs/Mapping Data Models with Relationships.docx
+++ b/docs/Mapping Data Models with Relationships.docx
@@ -26,7 +26,215 @@
         <w:t>relational Database</w:t>
       </w:r>
       <w:r>
-        <w:t xml:space="preserve"> thực tế, sẽ có nhiều bảng và các bảng sẽ có quan hệ với nhau. Tài liệu này nói về cách thể hiện quan hệ giữa các Entity.</w:t>
+        <w:t xml:space="preserve"> </w:t>
+      </w:r>
+      <w:proofErr w:type="spellStart"/>
+      <w:r>
+        <w:t>thực</w:t>
+      </w:r>
+      <w:proofErr w:type="spellEnd"/>
+      <w:r>
+        <w:t xml:space="preserve"> </w:t>
+      </w:r>
+      <w:proofErr w:type="spellStart"/>
+      <w:r>
+        <w:t>tế</w:t>
+      </w:r>
+      <w:proofErr w:type="spellEnd"/>
+      <w:r>
+        <w:t xml:space="preserve">, </w:t>
+      </w:r>
+      <w:proofErr w:type="spellStart"/>
+      <w:r>
+        <w:t>sẽ</w:t>
+      </w:r>
+      <w:proofErr w:type="spellEnd"/>
+      <w:r>
+        <w:t xml:space="preserve"> </w:t>
+      </w:r>
+      <w:proofErr w:type="spellStart"/>
+      <w:r>
+        <w:t>có</w:t>
+      </w:r>
+      <w:proofErr w:type="spellEnd"/>
+      <w:r>
+        <w:t xml:space="preserve"> </w:t>
+      </w:r>
+      <w:proofErr w:type="spellStart"/>
+      <w:r>
+        <w:t>nhiều</w:t>
+      </w:r>
+      <w:proofErr w:type="spellEnd"/>
+      <w:r>
+        <w:t xml:space="preserve"> </w:t>
+      </w:r>
+      <w:proofErr w:type="spellStart"/>
+      <w:r>
+        <w:t>bảng</w:t>
+      </w:r>
+      <w:proofErr w:type="spellEnd"/>
+      <w:r>
+        <w:t xml:space="preserve"> </w:t>
+      </w:r>
+      <w:proofErr w:type="spellStart"/>
+      <w:r>
+        <w:t>và</w:t>
+      </w:r>
+      <w:proofErr w:type="spellEnd"/>
+      <w:r>
+        <w:t xml:space="preserve"> </w:t>
+      </w:r>
+      <w:proofErr w:type="spellStart"/>
+      <w:r>
+        <w:t>các</w:t>
+      </w:r>
+      <w:proofErr w:type="spellEnd"/>
+      <w:r>
+        <w:t xml:space="preserve"> </w:t>
+      </w:r>
+      <w:proofErr w:type="spellStart"/>
+      <w:r>
+        <w:t>bảng</w:t>
+      </w:r>
+      <w:proofErr w:type="spellEnd"/>
+      <w:r>
+        <w:t xml:space="preserve"> </w:t>
+      </w:r>
+      <w:proofErr w:type="spellStart"/>
+      <w:r>
+        <w:t>sẽ</w:t>
+      </w:r>
+      <w:proofErr w:type="spellEnd"/>
+      <w:r>
+        <w:t xml:space="preserve"> </w:t>
+      </w:r>
+      <w:proofErr w:type="spellStart"/>
+      <w:r>
+        <w:t>có</w:t>
+      </w:r>
+      <w:proofErr w:type="spellEnd"/>
+      <w:r>
+        <w:t xml:space="preserve"> </w:t>
+      </w:r>
+      <w:proofErr w:type="spellStart"/>
+      <w:r>
+        <w:t>quan</w:t>
+      </w:r>
+      <w:proofErr w:type="spellEnd"/>
+      <w:r>
+        <w:t xml:space="preserve"> </w:t>
+      </w:r>
+      <w:proofErr w:type="spellStart"/>
+      <w:r>
+        <w:t>hệ</w:t>
+      </w:r>
+      <w:proofErr w:type="spellEnd"/>
+      <w:r>
+        <w:t xml:space="preserve"> </w:t>
+      </w:r>
+      <w:proofErr w:type="spellStart"/>
+      <w:r>
+        <w:t>với</w:t>
+      </w:r>
+      <w:proofErr w:type="spellEnd"/>
+      <w:r>
+        <w:t xml:space="preserve"> </w:t>
+      </w:r>
+      <w:proofErr w:type="spellStart"/>
+      <w:r>
+        <w:t>nhau</w:t>
+      </w:r>
+      <w:proofErr w:type="spellEnd"/>
+      <w:r>
+        <w:t xml:space="preserve">. Tài </w:t>
+      </w:r>
+      <w:proofErr w:type="spellStart"/>
+      <w:r>
+        <w:t>liệu</w:t>
+      </w:r>
+      <w:proofErr w:type="spellEnd"/>
+      <w:r>
+        <w:t xml:space="preserve"> </w:t>
+      </w:r>
+      <w:proofErr w:type="spellStart"/>
+      <w:r>
+        <w:t>này</w:t>
+      </w:r>
+      <w:proofErr w:type="spellEnd"/>
+      <w:r>
+        <w:t xml:space="preserve"> </w:t>
+      </w:r>
+      <w:proofErr w:type="spellStart"/>
+      <w:r>
+        <w:t>nói</w:t>
+      </w:r>
+      <w:proofErr w:type="spellEnd"/>
+      <w:r>
+        <w:t xml:space="preserve"> </w:t>
+      </w:r>
+      <w:proofErr w:type="spellStart"/>
+      <w:r>
+        <w:t>về</w:t>
+      </w:r>
+      <w:proofErr w:type="spellEnd"/>
+      <w:r>
+        <w:t xml:space="preserve"> </w:t>
+      </w:r>
+      <w:proofErr w:type="spellStart"/>
+      <w:r>
+        <w:t>cách</w:t>
+      </w:r>
+      <w:proofErr w:type="spellEnd"/>
+      <w:r>
+        <w:t xml:space="preserve"> </w:t>
+      </w:r>
+      <w:proofErr w:type="spellStart"/>
+      <w:r>
+        <w:t>thể</w:t>
+      </w:r>
+      <w:proofErr w:type="spellEnd"/>
+      <w:r>
+        <w:t xml:space="preserve"> </w:t>
+      </w:r>
+      <w:proofErr w:type="spellStart"/>
+      <w:r>
+        <w:t>hiện</w:t>
+      </w:r>
+      <w:proofErr w:type="spellEnd"/>
+      <w:r>
+        <w:t xml:space="preserve"> </w:t>
+      </w:r>
+      <w:proofErr w:type="spellStart"/>
+      <w:r>
+        <w:t>quan</w:t>
+      </w:r>
+      <w:proofErr w:type="spellEnd"/>
+      <w:r>
+        <w:t xml:space="preserve"> </w:t>
+      </w:r>
+      <w:proofErr w:type="spellStart"/>
+      <w:r>
+        <w:t>hệ</w:t>
+      </w:r>
+      <w:proofErr w:type="spellEnd"/>
+      <w:r>
+        <w:t xml:space="preserve"> </w:t>
+      </w:r>
+      <w:proofErr w:type="spellStart"/>
+      <w:r>
+        <w:t>giữa</w:t>
+      </w:r>
+      <w:proofErr w:type="spellEnd"/>
+      <w:r>
+        <w:t xml:space="preserve"> </w:t>
+      </w:r>
+      <w:proofErr w:type="spellStart"/>
+      <w:r>
+        <w:t>các</w:t>
+      </w:r>
+      <w:proofErr w:type="spellEnd"/>
+      <w:r>
+        <w:t xml:space="preserve"> Entity.</w:t>
       </w:r>
     </w:p>
     <w:p>
@@ -80,8 +288,133 @@
       </w:r>
     </w:p>
     <w:p>
-      <w:r>
-        <w:t xml:space="preserve">Ví dụ ta có hai bảng trong database như trên là Patient (Bệnh nhân) và Medical Record (Hồ sơ bệnh án). </w:t>
+      <w:proofErr w:type="spellStart"/>
+      <w:r>
+        <w:t>Ví</w:t>
+      </w:r>
+      <w:proofErr w:type="spellEnd"/>
+      <w:r>
+        <w:t xml:space="preserve"> </w:t>
+      </w:r>
+      <w:proofErr w:type="spellStart"/>
+      <w:r>
+        <w:t>dụ</w:t>
+      </w:r>
+      <w:proofErr w:type="spellEnd"/>
+      <w:r>
+        <w:t xml:space="preserve"> ta </w:t>
+      </w:r>
+      <w:proofErr w:type="spellStart"/>
+      <w:r>
+        <w:t>có</w:t>
+      </w:r>
+      <w:proofErr w:type="spellEnd"/>
+      <w:r>
+        <w:t xml:space="preserve"> </w:t>
+      </w:r>
+      <w:proofErr w:type="spellStart"/>
+      <w:r>
+        <w:t>hai</w:t>
+      </w:r>
+      <w:proofErr w:type="spellEnd"/>
+      <w:r>
+        <w:t xml:space="preserve"> </w:t>
+      </w:r>
+      <w:proofErr w:type="spellStart"/>
+      <w:r>
+        <w:t>bảng</w:t>
+      </w:r>
+      <w:proofErr w:type="spellEnd"/>
+      <w:r>
+        <w:t xml:space="preserve"> </w:t>
+      </w:r>
+      <w:proofErr w:type="spellStart"/>
+      <w:r>
+        <w:t>trong</w:t>
+      </w:r>
+      <w:proofErr w:type="spellEnd"/>
+      <w:r>
+        <w:t xml:space="preserve"> database </w:t>
+      </w:r>
+      <w:proofErr w:type="spellStart"/>
+      <w:r>
+        <w:t>như</w:t>
+      </w:r>
+      <w:proofErr w:type="spellEnd"/>
+      <w:r>
+        <w:t xml:space="preserve"> </w:t>
+      </w:r>
+      <w:proofErr w:type="spellStart"/>
+      <w:r>
+        <w:t>trên</w:t>
+      </w:r>
+      <w:proofErr w:type="spellEnd"/>
+      <w:r>
+        <w:t xml:space="preserve"> </w:t>
+      </w:r>
+      <w:proofErr w:type="spellStart"/>
+      <w:r>
+        <w:t>là</w:t>
+      </w:r>
+      <w:proofErr w:type="spellEnd"/>
+      <w:r>
+        <w:t xml:space="preserve"> Patient (</w:t>
+      </w:r>
+      <w:proofErr w:type="spellStart"/>
+      <w:r>
+        <w:t>Bệnh</w:t>
+      </w:r>
+      <w:proofErr w:type="spellEnd"/>
+      <w:r>
+        <w:t xml:space="preserve"> </w:t>
+      </w:r>
+      <w:proofErr w:type="spellStart"/>
+      <w:r>
+        <w:t>nhân</w:t>
+      </w:r>
+      <w:proofErr w:type="spellEnd"/>
+      <w:r>
+        <w:t xml:space="preserve">) </w:t>
+      </w:r>
+      <w:proofErr w:type="spellStart"/>
+      <w:r>
+        <w:t>và</w:t>
+      </w:r>
+      <w:proofErr w:type="spellEnd"/>
+      <w:r>
+        <w:t xml:space="preserve"> Medical Record (</w:t>
+      </w:r>
+      <w:proofErr w:type="spellStart"/>
+      <w:r>
+        <w:t>Hồ</w:t>
+      </w:r>
+      <w:proofErr w:type="spellEnd"/>
+      <w:r>
+        <w:t xml:space="preserve"> </w:t>
+      </w:r>
+      <w:proofErr w:type="spellStart"/>
+      <w:r>
+        <w:t>sơ</w:t>
+      </w:r>
+      <w:proofErr w:type="spellEnd"/>
+      <w:r>
+        <w:t xml:space="preserve"> </w:t>
+      </w:r>
+      <w:proofErr w:type="spellStart"/>
+      <w:r>
+        <w:t>bệnh</w:t>
+      </w:r>
+      <w:proofErr w:type="spellEnd"/>
+      <w:r>
+        <w:t xml:space="preserve"> </w:t>
+      </w:r>
+      <w:proofErr w:type="spellStart"/>
+      <w:r>
+        <w:t>án</w:t>
+      </w:r>
+      <w:proofErr w:type="spellEnd"/>
+      <w:r>
+        <w:t xml:space="preserve">). </w:t>
       </w:r>
     </w:p>
     <w:p>
@@ -89,52 +422,390 @@
         <w:t>Trong</w:t>
       </w:r>
       <w:r>
-        <w:t xml:space="preserve"> đó</w:t>
-      </w:r>
-      <w:r>
-        <w:t xml:space="preserve"> một bệnh nhân sẽ có 1 hồ sơ và 1 hồ</w:t>
-      </w:r>
-      <w:r>
-        <w:t xml:space="preserve"> sơ</w:t>
-      </w:r>
-      <w:r>
-        <w:t xml:space="preserve"> sẽ chỉ thuộc về một bệnh nhân. </w:t>
-      </w:r>
-    </w:p>
-    <w:p>
-      <w:r>
-        <w:t>Do vậy</w:t>
-      </w:r>
-      <w:r>
-        <w:t xml:space="preserve"> quan hệ giữa hai Table này là One to One (quan hệ một một).</w:t>
-      </w:r>
-    </w:p>
-    <w:p>
-      <w:r>
-        <w:t xml:space="preserve">Vậy làm thế nào để </w:t>
-      </w:r>
-      <w:r>
-        <w:t>triển khai</w:t>
-      </w:r>
-      <w:r>
-        <w:t xml:space="preserve"> được quan hệ</w:t>
-      </w:r>
+        <w:t xml:space="preserve"> </w:t>
+      </w:r>
+      <w:proofErr w:type="spellStart"/>
+      <w:r>
+        <w:t>đó</w:t>
+      </w:r>
+      <w:proofErr w:type="spellEnd"/>
+      <w:r>
+        <w:t xml:space="preserve"> </w:t>
+      </w:r>
+      <w:proofErr w:type="spellStart"/>
+      <w:r>
+        <w:t>một</w:t>
+      </w:r>
+      <w:proofErr w:type="spellEnd"/>
+      <w:r>
+        <w:t xml:space="preserve"> </w:t>
+      </w:r>
+      <w:proofErr w:type="spellStart"/>
+      <w:r>
+        <w:t>bệnh</w:t>
+      </w:r>
+      <w:proofErr w:type="spellEnd"/>
+      <w:r>
+        <w:t xml:space="preserve"> </w:t>
+      </w:r>
+      <w:proofErr w:type="spellStart"/>
+      <w:r>
+        <w:t>nhân</w:t>
+      </w:r>
+      <w:proofErr w:type="spellEnd"/>
+      <w:r>
+        <w:t xml:space="preserve"> </w:t>
+      </w:r>
+      <w:proofErr w:type="spellStart"/>
+      <w:r>
+        <w:t>sẽ</w:t>
+      </w:r>
+      <w:proofErr w:type="spellEnd"/>
+      <w:r>
+        <w:t xml:space="preserve"> </w:t>
+      </w:r>
+      <w:proofErr w:type="spellStart"/>
+      <w:r>
+        <w:t>có</w:t>
+      </w:r>
+      <w:proofErr w:type="spellEnd"/>
+      <w:r>
+        <w:t xml:space="preserve"> 1 </w:t>
+      </w:r>
+      <w:proofErr w:type="spellStart"/>
+      <w:r>
+        <w:t>hồ</w:t>
+      </w:r>
+      <w:proofErr w:type="spellEnd"/>
+      <w:r>
+        <w:t xml:space="preserve"> </w:t>
+      </w:r>
+      <w:proofErr w:type="spellStart"/>
+      <w:r>
+        <w:t>sơ</w:t>
+      </w:r>
+      <w:proofErr w:type="spellEnd"/>
+      <w:r>
+        <w:t xml:space="preserve"> </w:t>
+      </w:r>
+      <w:proofErr w:type="spellStart"/>
+      <w:r>
+        <w:t>và</w:t>
+      </w:r>
+      <w:proofErr w:type="spellEnd"/>
+      <w:r>
+        <w:t xml:space="preserve"> 1 </w:t>
+      </w:r>
+      <w:proofErr w:type="spellStart"/>
+      <w:r>
+        <w:t>hồ</w:t>
+      </w:r>
+      <w:proofErr w:type="spellEnd"/>
+      <w:r>
+        <w:t xml:space="preserve"> </w:t>
+      </w:r>
+      <w:proofErr w:type="spellStart"/>
+      <w:r>
+        <w:t>sơ</w:t>
+      </w:r>
+      <w:proofErr w:type="spellEnd"/>
+      <w:r>
+        <w:t xml:space="preserve"> </w:t>
+      </w:r>
+      <w:proofErr w:type="spellStart"/>
+      <w:r>
+        <w:t>sẽ</w:t>
+      </w:r>
+      <w:proofErr w:type="spellEnd"/>
+      <w:r>
+        <w:t xml:space="preserve"> </w:t>
+      </w:r>
+      <w:proofErr w:type="spellStart"/>
+      <w:r>
+        <w:t>chỉ</w:t>
+      </w:r>
+      <w:proofErr w:type="spellEnd"/>
+      <w:r>
+        <w:t xml:space="preserve"> </w:t>
+      </w:r>
+      <w:proofErr w:type="spellStart"/>
+      <w:r>
+        <w:t>thuộc</w:t>
+      </w:r>
+      <w:proofErr w:type="spellEnd"/>
+      <w:r>
+        <w:t xml:space="preserve"> </w:t>
+      </w:r>
+      <w:proofErr w:type="spellStart"/>
+      <w:r>
+        <w:t>về</w:t>
+      </w:r>
+      <w:proofErr w:type="spellEnd"/>
+      <w:r>
+        <w:t xml:space="preserve"> </w:t>
+      </w:r>
+      <w:proofErr w:type="spellStart"/>
+      <w:r>
+        <w:t>một</w:t>
+      </w:r>
+      <w:proofErr w:type="spellEnd"/>
+      <w:r>
+        <w:t xml:space="preserve"> </w:t>
+      </w:r>
+      <w:proofErr w:type="spellStart"/>
+      <w:r>
+        <w:t>bệnh</w:t>
+      </w:r>
+      <w:proofErr w:type="spellEnd"/>
+      <w:r>
+        <w:t xml:space="preserve"> </w:t>
+      </w:r>
+      <w:proofErr w:type="spellStart"/>
+      <w:r>
+        <w:t>nhân</w:t>
+      </w:r>
+      <w:proofErr w:type="spellEnd"/>
+      <w:r>
+        <w:t xml:space="preserve">. </w:t>
+      </w:r>
+    </w:p>
+    <w:p>
+      <w:r>
+        <w:t xml:space="preserve">Do </w:t>
+      </w:r>
+      <w:proofErr w:type="spellStart"/>
+      <w:r>
+        <w:t>vậy</w:t>
+      </w:r>
+      <w:proofErr w:type="spellEnd"/>
+      <w:r>
+        <w:t xml:space="preserve"> </w:t>
+      </w:r>
+      <w:proofErr w:type="spellStart"/>
+      <w:r>
+        <w:t>quan</w:t>
+      </w:r>
+      <w:proofErr w:type="spellEnd"/>
+      <w:r>
+        <w:t xml:space="preserve"> </w:t>
+      </w:r>
+      <w:proofErr w:type="spellStart"/>
+      <w:r>
+        <w:t>hệ</w:t>
+      </w:r>
+      <w:proofErr w:type="spellEnd"/>
+      <w:r>
+        <w:t xml:space="preserve"> </w:t>
+      </w:r>
+      <w:proofErr w:type="spellStart"/>
+      <w:r>
+        <w:t>giữa</w:t>
+      </w:r>
+      <w:proofErr w:type="spellEnd"/>
+      <w:r>
+        <w:t xml:space="preserve"> </w:t>
+      </w:r>
+      <w:proofErr w:type="spellStart"/>
+      <w:r>
+        <w:t>hai</w:t>
+      </w:r>
+      <w:proofErr w:type="spellEnd"/>
+      <w:r>
+        <w:t xml:space="preserve"> Table </w:t>
+      </w:r>
+      <w:proofErr w:type="spellStart"/>
+      <w:r>
+        <w:t>này</w:t>
+      </w:r>
+      <w:proofErr w:type="spellEnd"/>
+      <w:r>
+        <w:t xml:space="preserve"> </w:t>
+      </w:r>
+      <w:proofErr w:type="spellStart"/>
+      <w:r>
+        <w:t>là</w:t>
+      </w:r>
+      <w:proofErr w:type="spellEnd"/>
+      <w:r>
+        <w:t xml:space="preserve"> One to One (</w:t>
+      </w:r>
+      <w:proofErr w:type="spellStart"/>
+      <w:r>
+        <w:t>quan</w:t>
+      </w:r>
+      <w:proofErr w:type="spellEnd"/>
+      <w:r>
+        <w:t xml:space="preserve"> </w:t>
+      </w:r>
+      <w:proofErr w:type="spellStart"/>
+      <w:r>
+        <w:t>hệ</w:t>
+      </w:r>
+      <w:proofErr w:type="spellEnd"/>
+      <w:r>
+        <w:t xml:space="preserve"> </w:t>
+      </w:r>
+      <w:proofErr w:type="spellStart"/>
+      <w:r>
+        <w:t>một</w:t>
+      </w:r>
+      <w:proofErr w:type="spellEnd"/>
+      <w:r>
+        <w:t xml:space="preserve"> </w:t>
+      </w:r>
+      <w:proofErr w:type="spellStart"/>
+      <w:r>
+        <w:t>một</w:t>
+      </w:r>
+      <w:proofErr w:type="spellEnd"/>
+      <w:r>
+        <w:t>).</w:t>
+      </w:r>
+    </w:p>
+    <w:p>
+      <w:proofErr w:type="spellStart"/>
+      <w:r>
+        <w:t>Vậy</w:t>
+      </w:r>
+      <w:proofErr w:type="spellEnd"/>
+      <w:r>
+        <w:t xml:space="preserve"> </w:t>
+      </w:r>
+      <w:proofErr w:type="spellStart"/>
+      <w:r>
+        <w:t>làm</w:t>
+      </w:r>
+      <w:proofErr w:type="spellEnd"/>
+      <w:r>
+        <w:t xml:space="preserve"> </w:t>
+      </w:r>
+      <w:proofErr w:type="spellStart"/>
+      <w:r>
+        <w:t>thế</w:t>
+      </w:r>
+      <w:proofErr w:type="spellEnd"/>
+      <w:r>
+        <w:t xml:space="preserve"> </w:t>
+      </w:r>
+      <w:proofErr w:type="spellStart"/>
+      <w:r>
+        <w:t>nào</w:t>
+      </w:r>
+      <w:proofErr w:type="spellEnd"/>
+      <w:r>
+        <w:t xml:space="preserve"> </w:t>
+      </w:r>
+      <w:proofErr w:type="spellStart"/>
+      <w:r>
+        <w:t>để</w:t>
+      </w:r>
+      <w:proofErr w:type="spellEnd"/>
+      <w:r>
+        <w:t xml:space="preserve"> </w:t>
+      </w:r>
+      <w:proofErr w:type="spellStart"/>
+      <w:r>
+        <w:t>triển</w:t>
+      </w:r>
+      <w:proofErr w:type="spellEnd"/>
+      <w:r>
+        <w:t xml:space="preserve"> </w:t>
+      </w:r>
+      <w:proofErr w:type="spellStart"/>
+      <w:r>
+        <w:t>khai</w:t>
+      </w:r>
+      <w:proofErr w:type="spellEnd"/>
+      <w:r>
+        <w:t xml:space="preserve"> </w:t>
+      </w:r>
+      <w:proofErr w:type="spellStart"/>
+      <w:r>
+        <w:t>được</w:t>
+      </w:r>
+      <w:proofErr w:type="spellEnd"/>
+      <w:r>
+        <w:t xml:space="preserve"> </w:t>
+      </w:r>
+      <w:proofErr w:type="spellStart"/>
+      <w:r>
+        <w:t>quan</w:t>
+      </w:r>
+      <w:proofErr w:type="spellEnd"/>
+      <w:r>
+        <w:t xml:space="preserve"> </w:t>
+      </w:r>
+      <w:proofErr w:type="spellStart"/>
+      <w:r>
+        <w:t>hệ</w:t>
+      </w:r>
+      <w:proofErr w:type="spellEnd"/>
       <w:r>
         <w:t xml:space="preserve"> 1:1</w:t>
       </w:r>
       <w:r>
-        <w:t xml:space="preserve"> này </w:t>
-      </w:r>
+        <w:t xml:space="preserve"> </w:t>
+      </w:r>
+      <w:proofErr w:type="spellStart"/>
+      <w:r>
+        <w:t>này</w:t>
+      </w:r>
+      <w:proofErr w:type="spellEnd"/>
+      <w:r>
+        <w:t xml:space="preserve"> </w:t>
+      </w:r>
+      <w:proofErr w:type="spellStart"/>
       <w:r>
         <w:t>trên</w:t>
       </w:r>
+      <w:proofErr w:type="spellEnd"/>
       <w:r>
         <w:t xml:space="preserve"> Entity.</w:t>
       </w:r>
     </w:p>
     <w:p>
       <w:r>
-        <w:t>Code demo và giải thích chi tiết ở dưới.</w:t>
+        <w:t xml:space="preserve">Code demo </w:t>
+      </w:r>
+      <w:proofErr w:type="spellStart"/>
+      <w:r>
+        <w:t>và</w:t>
+      </w:r>
+      <w:proofErr w:type="spellEnd"/>
+      <w:r>
+        <w:t xml:space="preserve"> </w:t>
+      </w:r>
+      <w:proofErr w:type="spellStart"/>
+      <w:r>
+        <w:t>giải</w:t>
+      </w:r>
+      <w:proofErr w:type="spellEnd"/>
+      <w:r>
+        <w:t xml:space="preserve"> </w:t>
+      </w:r>
+      <w:proofErr w:type="spellStart"/>
+      <w:r>
+        <w:t>thích</w:t>
+      </w:r>
+      <w:proofErr w:type="spellEnd"/>
+      <w:r>
+        <w:t xml:space="preserve"> chi </w:t>
+      </w:r>
+      <w:proofErr w:type="spellStart"/>
+      <w:r>
+        <w:t>tiết</w:t>
+      </w:r>
+      <w:proofErr w:type="spellEnd"/>
+      <w:r>
+        <w:t xml:space="preserve"> ở </w:t>
+      </w:r>
+      <w:proofErr w:type="spellStart"/>
+      <w:r>
+        <w:t>dưới</w:t>
+      </w:r>
+      <w:proofErr w:type="spellEnd"/>
+      <w:r>
+        <w:t>.</w:t>
       </w:r>
     </w:p>
     <w:p>
@@ -181,13 +852,274 @@
       </w:r>
     </w:p>
     <w:p>
-      <w:r>
-        <w:t>Tạo Entity Patient với @Entity – Tất nhiên Một class được đánh dấu là entity với @Entity thì bắt buộc phải có field được được đánh dấu là @Id (như hình minh họa phía trên).</w:t>
-      </w:r>
-    </w:p>
-    <w:p>
-      <w:r>
-        <w:t>Tiếp theo. Tạo entity MedicalRecord như hình dưới:</w:t>
+      <w:proofErr w:type="spellStart"/>
+      <w:r>
+        <w:t>Tạo</w:t>
+      </w:r>
+      <w:proofErr w:type="spellEnd"/>
+      <w:r>
+        <w:t xml:space="preserve"> Entity Patient </w:t>
+      </w:r>
+      <w:proofErr w:type="spellStart"/>
+      <w:r>
+        <w:t>với</w:t>
+      </w:r>
+      <w:proofErr w:type="spellEnd"/>
+      <w:r>
+        <w:t xml:space="preserve"> annotation</w:t>
+      </w:r>
+      <w:r>
+        <w:t xml:space="preserve"> @Entity – </w:t>
+      </w:r>
+      <w:proofErr w:type="spellStart"/>
+      <w:r>
+        <w:t>Tất</w:t>
+      </w:r>
+      <w:proofErr w:type="spellEnd"/>
+      <w:r>
+        <w:t xml:space="preserve"> </w:t>
+      </w:r>
+      <w:proofErr w:type="spellStart"/>
+      <w:r>
+        <w:t>nhiên</w:t>
+      </w:r>
+      <w:proofErr w:type="spellEnd"/>
+      <w:r>
+        <w:t xml:space="preserve"> </w:t>
+      </w:r>
+      <w:proofErr w:type="spellStart"/>
+      <w:r>
+        <w:t>Một</w:t>
+      </w:r>
+      <w:proofErr w:type="spellEnd"/>
+      <w:r>
+        <w:t xml:space="preserve"> class </w:t>
+      </w:r>
+      <w:proofErr w:type="spellStart"/>
+      <w:r>
+        <w:t>được</w:t>
+      </w:r>
+      <w:proofErr w:type="spellEnd"/>
+      <w:r>
+        <w:t xml:space="preserve"> </w:t>
+      </w:r>
+      <w:proofErr w:type="spellStart"/>
+      <w:r>
+        <w:t>đánh</w:t>
+      </w:r>
+      <w:proofErr w:type="spellEnd"/>
+      <w:r>
+        <w:t xml:space="preserve"> </w:t>
+      </w:r>
+      <w:proofErr w:type="spellStart"/>
+      <w:r>
+        <w:t>dấu</w:t>
+      </w:r>
+      <w:proofErr w:type="spellEnd"/>
+      <w:r>
+        <w:t xml:space="preserve"> </w:t>
+      </w:r>
+      <w:proofErr w:type="spellStart"/>
+      <w:r>
+        <w:t>là</w:t>
+      </w:r>
+      <w:proofErr w:type="spellEnd"/>
+      <w:r>
+        <w:t xml:space="preserve"> entity </w:t>
+      </w:r>
+      <w:proofErr w:type="spellStart"/>
+      <w:r>
+        <w:t>với</w:t>
+      </w:r>
+      <w:proofErr w:type="spellEnd"/>
+      <w:r>
+        <w:t xml:space="preserve"> @Entity </w:t>
+      </w:r>
+      <w:proofErr w:type="spellStart"/>
+      <w:r>
+        <w:t>thì</w:t>
+      </w:r>
+      <w:proofErr w:type="spellEnd"/>
+      <w:r>
+        <w:t xml:space="preserve"> </w:t>
+      </w:r>
+      <w:proofErr w:type="spellStart"/>
+      <w:r>
+        <w:t>bắt</w:t>
+      </w:r>
+      <w:proofErr w:type="spellEnd"/>
+      <w:r>
+        <w:t xml:space="preserve"> </w:t>
+      </w:r>
+      <w:proofErr w:type="spellStart"/>
+      <w:r>
+        <w:t>buộc</w:t>
+      </w:r>
+      <w:proofErr w:type="spellEnd"/>
+      <w:r>
+        <w:t xml:space="preserve"> </w:t>
+      </w:r>
+      <w:proofErr w:type="spellStart"/>
+      <w:r>
+        <w:t>phải</w:t>
+      </w:r>
+      <w:proofErr w:type="spellEnd"/>
+      <w:r>
+        <w:t xml:space="preserve"> </w:t>
+      </w:r>
+      <w:proofErr w:type="spellStart"/>
+      <w:r>
+        <w:t>có</w:t>
+      </w:r>
+      <w:proofErr w:type="spellEnd"/>
+      <w:r>
+        <w:t xml:space="preserve"> field </w:t>
+      </w:r>
+      <w:proofErr w:type="spellStart"/>
+      <w:r>
+        <w:t>được</w:t>
+      </w:r>
+      <w:proofErr w:type="spellEnd"/>
+      <w:r>
+        <w:t xml:space="preserve"> </w:t>
+      </w:r>
+      <w:proofErr w:type="spellStart"/>
+      <w:r>
+        <w:t>được</w:t>
+      </w:r>
+      <w:proofErr w:type="spellEnd"/>
+      <w:r>
+        <w:t xml:space="preserve"> </w:t>
+      </w:r>
+      <w:proofErr w:type="spellStart"/>
+      <w:r>
+        <w:t>đánh</w:t>
+      </w:r>
+      <w:proofErr w:type="spellEnd"/>
+      <w:r>
+        <w:t xml:space="preserve"> </w:t>
+      </w:r>
+      <w:proofErr w:type="spellStart"/>
+      <w:r>
+        <w:t>dấu</w:t>
+      </w:r>
+      <w:proofErr w:type="spellEnd"/>
+      <w:r>
+        <w:t xml:space="preserve"> </w:t>
+      </w:r>
+      <w:proofErr w:type="spellStart"/>
+      <w:r>
+        <w:t>là</w:t>
+      </w:r>
+      <w:proofErr w:type="spellEnd"/>
+      <w:r>
+        <w:t xml:space="preserve"> @Id (</w:t>
+      </w:r>
+      <w:proofErr w:type="spellStart"/>
+      <w:r>
+        <w:t>như</w:t>
+      </w:r>
+      <w:proofErr w:type="spellEnd"/>
+      <w:r>
+        <w:t xml:space="preserve"> </w:t>
+      </w:r>
+      <w:proofErr w:type="spellStart"/>
+      <w:r>
+        <w:t>hình</w:t>
+      </w:r>
+      <w:proofErr w:type="spellEnd"/>
+      <w:r>
+        <w:t xml:space="preserve"> </w:t>
+      </w:r>
+      <w:proofErr w:type="spellStart"/>
+      <w:r>
+        <w:t>minh</w:t>
+      </w:r>
+      <w:proofErr w:type="spellEnd"/>
+      <w:r>
+        <w:t xml:space="preserve"> </w:t>
+      </w:r>
+      <w:proofErr w:type="spellStart"/>
+      <w:r>
+        <w:t>họa</w:t>
+      </w:r>
+      <w:proofErr w:type="spellEnd"/>
+      <w:r>
+        <w:t xml:space="preserve"> </w:t>
+      </w:r>
+      <w:proofErr w:type="spellStart"/>
+      <w:r>
+        <w:t>phía</w:t>
+      </w:r>
+      <w:proofErr w:type="spellEnd"/>
+      <w:r>
+        <w:t xml:space="preserve"> </w:t>
+      </w:r>
+      <w:proofErr w:type="spellStart"/>
+      <w:r>
+        <w:t>trên</w:t>
+      </w:r>
+      <w:proofErr w:type="spellEnd"/>
+      <w:r>
+        <w:t>).</w:t>
+      </w:r>
+    </w:p>
+    <w:p>
+      <w:proofErr w:type="spellStart"/>
+      <w:r>
+        <w:t>Tiếp</w:t>
+      </w:r>
+      <w:proofErr w:type="spellEnd"/>
+      <w:r>
+        <w:t xml:space="preserve"> </w:t>
+      </w:r>
+      <w:proofErr w:type="spellStart"/>
+      <w:r>
+        <w:t>theo.</w:t>
+      </w:r>
+      <w:proofErr w:type="spellEnd"/>
+      <w:r>
+        <w:t xml:space="preserve"> </w:t>
+      </w:r>
+      <w:proofErr w:type="spellStart"/>
+      <w:r>
+        <w:t>Tạo</w:t>
+      </w:r>
+      <w:proofErr w:type="spellEnd"/>
+      <w:r>
+        <w:t xml:space="preserve"> entity </w:t>
+      </w:r>
+      <w:proofErr w:type="spellStart"/>
+      <w:r>
+        <w:t>MedicalRecord</w:t>
+      </w:r>
+      <w:proofErr w:type="spellEnd"/>
+      <w:r>
+        <w:t xml:space="preserve"> </w:t>
+      </w:r>
+      <w:proofErr w:type="spellStart"/>
+      <w:r>
+        <w:t>như</w:t>
+      </w:r>
+      <w:proofErr w:type="spellEnd"/>
+      <w:r>
+        <w:t xml:space="preserve"> </w:t>
+      </w:r>
+      <w:proofErr w:type="spellStart"/>
+      <w:r>
+        <w:t>hình</w:t>
+      </w:r>
+      <w:proofErr w:type="spellEnd"/>
+      <w:r>
+        <w:t xml:space="preserve"> </w:t>
+      </w:r>
+      <w:proofErr w:type="spellStart"/>
+      <w:r>
+        <w:t>dưới</w:t>
+      </w:r>
+      <w:proofErr w:type="spellEnd"/>
+      <w:r>
+        <w:t>:</w:t>
       </w:r>
     </w:p>
     <w:p>
@@ -242,13 +1174,218 @@
       </w:r>
     </w:p>
     <w:p>
-      <w:r>
-        <w:t>Tới hiện tại thì hai entity này chưa có quan hệ gì với nhau cả :)</w:t>
-      </w:r>
-    </w:p>
-    <w:p>
-      <w:r>
-        <w:t>Để tạo một reference (khóa ngoại) của Patient bên trong MedicalRecord ta làm như sau:</w:t>
+      <w:proofErr w:type="spellStart"/>
+      <w:r>
+        <w:t>Tới</w:t>
+      </w:r>
+      <w:proofErr w:type="spellEnd"/>
+      <w:r>
+        <w:t xml:space="preserve"> </w:t>
+      </w:r>
+      <w:proofErr w:type="spellStart"/>
+      <w:r>
+        <w:t>hiện</w:t>
+      </w:r>
+      <w:proofErr w:type="spellEnd"/>
+      <w:r>
+        <w:t xml:space="preserve"> </w:t>
+      </w:r>
+      <w:proofErr w:type="spellStart"/>
+      <w:r>
+        <w:t>tại</w:t>
+      </w:r>
+      <w:proofErr w:type="spellEnd"/>
+      <w:r>
+        <w:t xml:space="preserve"> </w:t>
+      </w:r>
+      <w:proofErr w:type="spellStart"/>
+      <w:r>
+        <w:t>thì</w:t>
+      </w:r>
+      <w:proofErr w:type="spellEnd"/>
+      <w:r>
+        <w:t xml:space="preserve"> </w:t>
+      </w:r>
+      <w:proofErr w:type="spellStart"/>
+      <w:r>
+        <w:t>hai</w:t>
+      </w:r>
+      <w:proofErr w:type="spellEnd"/>
+      <w:r>
+        <w:t xml:space="preserve"> entity </w:t>
+      </w:r>
+      <w:proofErr w:type="spellStart"/>
+      <w:r>
+        <w:t>này</w:t>
+      </w:r>
+      <w:proofErr w:type="spellEnd"/>
+      <w:r>
+        <w:t xml:space="preserve"> </w:t>
+      </w:r>
+      <w:proofErr w:type="spellStart"/>
+      <w:r>
+        <w:t>chưa</w:t>
+      </w:r>
+      <w:proofErr w:type="spellEnd"/>
+      <w:r>
+        <w:t xml:space="preserve"> </w:t>
+      </w:r>
+      <w:proofErr w:type="spellStart"/>
+      <w:r>
+        <w:t>có</w:t>
+      </w:r>
+      <w:proofErr w:type="spellEnd"/>
+      <w:r>
+        <w:t xml:space="preserve"> </w:t>
+      </w:r>
+      <w:proofErr w:type="spellStart"/>
+      <w:r>
+        <w:t>quan</w:t>
+      </w:r>
+      <w:proofErr w:type="spellEnd"/>
+      <w:r>
+        <w:t xml:space="preserve"> </w:t>
+      </w:r>
+      <w:proofErr w:type="spellStart"/>
+      <w:r>
+        <w:t>hệ</w:t>
+      </w:r>
+      <w:proofErr w:type="spellEnd"/>
+      <w:r>
+        <w:t xml:space="preserve"> </w:t>
+      </w:r>
+      <w:proofErr w:type="spellStart"/>
+      <w:r>
+        <w:t>gì</w:t>
+      </w:r>
+      <w:proofErr w:type="spellEnd"/>
+      <w:r>
+        <w:t xml:space="preserve"> </w:t>
+      </w:r>
+      <w:proofErr w:type="spellStart"/>
+      <w:r>
+        <w:t>với</w:t>
+      </w:r>
+      <w:proofErr w:type="spellEnd"/>
+      <w:r>
+        <w:t xml:space="preserve"> </w:t>
+      </w:r>
+      <w:proofErr w:type="spellStart"/>
+      <w:r>
+        <w:t>nhau</w:t>
+      </w:r>
+      <w:proofErr w:type="spellEnd"/>
+      <w:r>
+        <w:t xml:space="preserve"> </w:t>
+      </w:r>
+      <w:proofErr w:type="spellStart"/>
+      <w:r>
+        <w:t>cả</w:t>
+      </w:r>
+      <w:proofErr w:type="spellEnd"/>
+      <w:r>
+        <w:t xml:space="preserve"> :)</w:t>
+      </w:r>
+    </w:p>
+    <w:p>
+      <w:proofErr w:type="spellStart"/>
+      <w:r>
+        <w:t>Để</w:t>
+      </w:r>
+      <w:proofErr w:type="spellEnd"/>
+      <w:r>
+        <w:t xml:space="preserve"> </w:t>
+      </w:r>
+      <w:proofErr w:type="spellStart"/>
+      <w:r>
+        <w:t>tạo</w:t>
+      </w:r>
+      <w:proofErr w:type="spellEnd"/>
+      <w:r>
+        <w:t xml:space="preserve"> </w:t>
+      </w:r>
+      <w:proofErr w:type="spellStart"/>
+      <w:r>
+        <w:t>một</w:t>
+      </w:r>
+      <w:proofErr w:type="spellEnd"/>
+      <w:r>
+        <w:t xml:space="preserve"> reference (</w:t>
+      </w:r>
+      <w:proofErr w:type="spellStart"/>
+      <w:r>
+        <w:t>khóa</w:t>
+      </w:r>
+      <w:proofErr w:type="spellEnd"/>
+      <w:r>
+        <w:t xml:space="preserve"> </w:t>
+      </w:r>
+      <w:proofErr w:type="spellStart"/>
+      <w:r>
+        <w:t>ngoại</w:t>
+      </w:r>
+      <w:proofErr w:type="spellEnd"/>
+      <w:r>
+        <w:t xml:space="preserve">) </w:t>
+      </w:r>
+      <w:proofErr w:type="spellStart"/>
+      <w:r>
+        <w:t>của</w:t>
+      </w:r>
+      <w:proofErr w:type="spellEnd"/>
+      <w:r>
+        <w:t xml:space="preserve"> Patient </w:t>
+      </w:r>
+      <w:proofErr w:type="spellStart"/>
+      <w:r>
+        <w:t>bên</w:t>
+      </w:r>
+      <w:proofErr w:type="spellEnd"/>
+      <w:r>
+        <w:t xml:space="preserve"> </w:t>
+      </w:r>
+      <w:proofErr w:type="spellStart"/>
+      <w:r>
+        <w:t>trong</w:t>
+      </w:r>
+      <w:proofErr w:type="spellEnd"/>
+      <w:r>
+        <w:t xml:space="preserve"> </w:t>
+      </w:r>
+      <w:proofErr w:type="spellStart"/>
+      <w:r>
+        <w:t>MedicalRecord</w:t>
+      </w:r>
+      <w:proofErr w:type="spellEnd"/>
+      <w:r>
+        <w:t xml:space="preserve"> ta</w:t>
+      </w:r>
+      <w:r>
+        <w:t xml:space="preserve"> </w:t>
+      </w:r>
+      <w:proofErr w:type="spellStart"/>
+      <w:r>
+        <w:t>dùng</w:t>
+      </w:r>
+      <w:proofErr w:type="spellEnd"/>
+      <w:r>
+        <w:t xml:space="preserve"> annotation @OneToOne </w:t>
+      </w:r>
+      <w:proofErr w:type="spellStart"/>
+      <w:r>
+        <w:t>như</w:t>
+      </w:r>
+      <w:proofErr w:type="spellEnd"/>
+      <w:r>
+        <w:t xml:space="preserve"> </w:t>
+      </w:r>
+      <w:proofErr w:type="spellStart"/>
+      <w:r>
+        <w:t>hình</w:t>
+      </w:r>
+      <w:proofErr w:type="spellEnd"/>
+      <w:r>
+        <w:t>:</w:t>
       </w:r>
     </w:p>
     <w:p>
@@ -294,8 +1431,77 @@
       </w:r>
     </w:p>
     <w:p>
-      <w:r>
-        <w:t>Tới đây cùng xem log  để thấy kết quả nhé:</w:t>
+      <w:proofErr w:type="spellStart"/>
+      <w:r>
+        <w:t>Tới</w:t>
+      </w:r>
+      <w:proofErr w:type="spellEnd"/>
+      <w:r>
+        <w:t xml:space="preserve"> </w:t>
+      </w:r>
+      <w:proofErr w:type="spellStart"/>
+      <w:r>
+        <w:t>đây</w:t>
+      </w:r>
+      <w:proofErr w:type="spellEnd"/>
+      <w:r>
+        <w:t xml:space="preserve"> </w:t>
+      </w:r>
+      <w:proofErr w:type="spellStart"/>
+      <w:r>
+        <w:t>cùng</w:t>
+      </w:r>
+      <w:proofErr w:type="spellEnd"/>
+      <w:r>
+        <w:t xml:space="preserve"> </w:t>
+      </w:r>
+      <w:proofErr w:type="spellStart"/>
+      <w:r>
+        <w:t>xem</w:t>
+      </w:r>
+      <w:proofErr w:type="spellEnd"/>
+      <w:r>
+        <w:t xml:space="preserve"> log  </w:t>
+      </w:r>
+      <w:proofErr w:type="spellStart"/>
+      <w:r>
+        <w:t>để</w:t>
+      </w:r>
+      <w:proofErr w:type="spellEnd"/>
+      <w:r>
+        <w:t xml:space="preserve"> </w:t>
+      </w:r>
+      <w:proofErr w:type="spellStart"/>
+      <w:r>
+        <w:t>thấy</w:t>
+      </w:r>
+      <w:proofErr w:type="spellEnd"/>
+      <w:r>
+        <w:t xml:space="preserve"> </w:t>
+      </w:r>
+      <w:proofErr w:type="spellStart"/>
+      <w:r>
+        <w:t>kết</w:t>
+      </w:r>
+      <w:proofErr w:type="spellEnd"/>
+      <w:r>
+        <w:t xml:space="preserve"> </w:t>
+      </w:r>
+      <w:proofErr w:type="spellStart"/>
+      <w:r>
+        <w:t>quả</w:t>
+      </w:r>
+      <w:proofErr w:type="spellEnd"/>
+      <w:r>
+        <w:t xml:space="preserve"> </w:t>
+      </w:r>
+      <w:proofErr w:type="spellStart"/>
+      <w:r>
+        <w:t>nhé</w:t>
+      </w:r>
+      <w:proofErr w:type="spellEnd"/>
+      <w:r>
+        <w:t>:</w:t>
       </w:r>
     </w:p>
     <w:p>
@@ -342,24 +1548,545 @@
       </w:r>
     </w:p>
     <w:p>
-      <w:r>
-        <w:t xml:space="preserve">Với @OneToOne thì JPA sẽ biết là khóa ngoại của Patient sẽ đặt ở MedicalRecord </w:t>
-      </w:r>
-      <w:r>
-        <w:t>– sau đó sẽ</w:t>
-      </w:r>
-      <w:r>
-        <w:t xml:space="preserve"> tiến hành sinh query để thêm khóa ngoại vào bảng MedicalRecord.</w:t>
-      </w:r>
-    </w:p>
-    <w:p>
-      <w:r>
-        <w:t>Vậy có thể tạm thời hiểu là @OneToOne (hoặc các annotation tương tự như @OneToMany…) đặt ở entity nào thì entity đó sẽ nắm reference (khóa ngoại)</w:t>
-      </w:r>
-    </w:p>
-    <w:p>
-      <w:r>
-        <w:t>Cùng xem Kết quả tạo table trong database nhé:</w:t>
+      <w:proofErr w:type="spellStart"/>
+      <w:r>
+        <w:t>Với</w:t>
+      </w:r>
+      <w:proofErr w:type="spellEnd"/>
+      <w:r>
+        <w:t xml:space="preserve"> @OneToOne </w:t>
+      </w:r>
+      <w:proofErr w:type="spellStart"/>
+      <w:r>
+        <w:t>thì</w:t>
+      </w:r>
+      <w:proofErr w:type="spellEnd"/>
+      <w:r>
+        <w:t xml:space="preserve"> JPA </w:t>
+      </w:r>
+      <w:proofErr w:type="spellStart"/>
+      <w:r>
+        <w:t>sẽ</w:t>
+      </w:r>
+      <w:proofErr w:type="spellEnd"/>
+      <w:r>
+        <w:t xml:space="preserve"> </w:t>
+      </w:r>
+      <w:proofErr w:type="spellStart"/>
+      <w:r>
+        <w:t>biết</w:t>
+      </w:r>
+      <w:proofErr w:type="spellEnd"/>
+      <w:r>
+        <w:t xml:space="preserve"> </w:t>
+      </w:r>
+      <w:proofErr w:type="spellStart"/>
+      <w:r>
+        <w:t>là</w:t>
+      </w:r>
+      <w:proofErr w:type="spellEnd"/>
+      <w:r>
+        <w:t xml:space="preserve"> </w:t>
+      </w:r>
+      <w:proofErr w:type="spellStart"/>
+      <w:r>
+        <w:t>khóa</w:t>
+      </w:r>
+      <w:proofErr w:type="spellEnd"/>
+      <w:r>
+        <w:t xml:space="preserve"> </w:t>
+      </w:r>
+      <w:proofErr w:type="spellStart"/>
+      <w:r>
+        <w:t>ngoại</w:t>
+      </w:r>
+      <w:proofErr w:type="spellEnd"/>
+      <w:r>
+        <w:t xml:space="preserve"> </w:t>
+      </w:r>
+      <w:proofErr w:type="spellStart"/>
+      <w:r>
+        <w:t>của</w:t>
+      </w:r>
+      <w:proofErr w:type="spellEnd"/>
+      <w:r>
+        <w:t xml:space="preserve"> Patient </w:t>
+      </w:r>
+      <w:proofErr w:type="spellStart"/>
+      <w:r>
+        <w:t>sẽ</w:t>
+      </w:r>
+      <w:proofErr w:type="spellEnd"/>
+      <w:r>
+        <w:t xml:space="preserve"> </w:t>
+      </w:r>
+      <w:proofErr w:type="spellStart"/>
+      <w:r>
+        <w:t>đặt</w:t>
+      </w:r>
+      <w:proofErr w:type="spellEnd"/>
+      <w:r>
+        <w:t xml:space="preserve"> ở </w:t>
+      </w:r>
+      <w:proofErr w:type="spellStart"/>
+      <w:r>
+        <w:t>MedicalRecord</w:t>
+      </w:r>
+      <w:proofErr w:type="spellEnd"/>
+      <w:r>
+        <w:t xml:space="preserve"> </w:t>
+      </w:r>
+      <w:r>
+        <w:t xml:space="preserve">– </w:t>
+      </w:r>
+      <w:proofErr w:type="spellStart"/>
+      <w:r>
+        <w:t>sau</w:t>
+      </w:r>
+      <w:proofErr w:type="spellEnd"/>
+      <w:r>
+        <w:t xml:space="preserve"> </w:t>
+      </w:r>
+      <w:proofErr w:type="spellStart"/>
+      <w:r>
+        <w:t>đó</w:t>
+      </w:r>
+      <w:proofErr w:type="spellEnd"/>
+      <w:r>
+        <w:t xml:space="preserve"> </w:t>
+      </w:r>
+      <w:proofErr w:type="spellStart"/>
+      <w:r>
+        <w:t>sẽ</w:t>
+      </w:r>
+      <w:proofErr w:type="spellEnd"/>
+      <w:r>
+        <w:t xml:space="preserve"> </w:t>
+      </w:r>
+      <w:proofErr w:type="spellStart"/>
+      <w:r>
+        <w:t>tiến</w:t>
+      </w:r>
+      <w:proofErr w:type="spellEnd"/>
+      <w:r>
+        <w:t xml:space="preserve"> </w:t>
+      </w:r>
+      <w:proofErr w:type="spellStart"/>
+      <w:r>
+        <w:t>hành</w:t>
+      </w:r>
+      <w:proofErr w:type="spellEnd"/>
+      <w:r>
+        <w:t xml:space="preserve"> </w:t>
+      </w:r>
+      <w:proofErr w:type="spellStart"/>
+      <w:r>
+        <w:t>sinh</w:t>
+      </w:r>
+      <w:proofErr w:type="spellEnd"/>
+      <w:r>
+        <w:t xml:space="preserve"> query </w:t>
+      </w:r>
+      <w:proofErr w:type="spellStart"/>
+      <w:r>
+        <w:t>để</w:t>
+      </w:r>
+      <w:proofErr w:type="spellEnd"/>
+      <w:r>
+        <w:t xml:space="preserve"> </w:t>
+      </w:r>
+      <w:proofErr w:type="spellStart"/>
+      <w:r>
+        <w:t>thêm</w:t>
+      </w:r>
+      <w:proofErr w:type="spellEnd"/>
+      <w:r>
+        <w:t xml:space="preserve"> </w:t>
+      </w:r>
+      <w:proofErr w:type="spellStart"/>
+      <w:r>
+        <w:t>khóa</w:t>
+      </w:r>
+      <w:proofErr w:type="spellEnd"/>
+      <w:r>
+        <w:t xml:space="preserve"> </w:t>
+      </w:r>
+      <w:proofErr w:type="spellStart"/>
+      <w:r>
+        <w:t>ngoại</w:t>
+      </w:r>
+      <w:proofErr w:type="spellEnd"/>
+      <w:r>
+        <w:t xml:space="preserve"> </w:t>
+      </w:r>
+      <w:proofErr w:type="spellStart"/>
+      <w:r>
+        <w:t>vào</w:t>
+      </w:r>
+      <w:proofErr w:type="spellEnd"/>
+      <w:r>
+        <w:t xml:space="preserve"> </w:t>
+      </w:r>
+      <w:proofErr w:type="spellStart"/>
+      <w:r>
+        <w:t>bảng</w:t>
+      </w:r>
+      <w:proofErr w:type="spellEnd"/>
+      <w:r>
+        <w:t xml:space="preserve"> </w:t>
+      </w:r>
+      <w:proofErr w:type="spellStart"/>
+      <w:r>
+        <w:t>MedicalRecord</w:t>
+      </w:r>
+      <w:proofErr w:type="spellEnd"/>
+      <w:r>
+        <w:t>.</w:t>
+      </w:r>
+    </w:p>
+    <w:p>
+      <w:proofErr w:type="spellStart"/>
+      <w:r>
+        <w:t>Vậy</w:t>
+      </w:r>
+      <w:proofErr w:type="spellEnd"/>
+      <w:r>
+        <w:t xml:space="preserve"> </w:t>
+      </w:r>
+      <w:proofErr w:type="spellStart"/>
+      <w:r>
+        <w:t>có</w:t>
+      </w:r>
+      <w:proofErr w:type="spellEnd"/>
+      <w:r>
+        <w:t xml:space="preserve"> </w:t>
+      </w:r>
+      <w:proofErr w:type="spellStart"/>
+      <w:r>
+        <w:t>thể</w:t>
+      </w:r>
+      <w:proofErr w:type="spellEnd"/>
+      <w:r>
+        <w:t xml:space="preserve"> </w:t>
+      </w:r>
+      <w:proofErr w:type="spellStart"/>
+      <w:r>
+        <w:t>tạm</w:t>
+      </w:r>
+      <w:proofErr w:type="spellEnd"/>
+      <w:r>
+        <w:t xml:space="preserve"> </w:t>
+      </w:r>
+      <w:proofErr w:type="spellStart"/>
+      <w:r>
+        <w:t>thời</w:t>
+      </w:r>
+      <w:proofErr w:type="spellEnd"/>
+      <w:r>
+        <w:t xml:space="preserve"> </w:t>
+      </w:r>
+      <w:proofErr w:type="spellStart"/>
+      <w:r>
+        <w:t>hiểu</w:t>
+      </w:r>
+      <w:proofErr w:type="spellEnd"/>
+      <w:r>
+        <w:t xml:space="preserve"> </w:t>
+      </w:r>
+      <w:proofErr w:type="spellStart"/>
+      <w:r>
+        <w:t>là</w:t>
+      </w:r>
+      <w:proofErr w:type="spellEnd"/>
+      <w:r>
+        <w:t xml:space="preserve"> @OneToOne (</w:t>
+      </w:r>
+      <w:proofErr w:type="spellStart"/>
+      <w:r>
+        <w:t>hoặc</w:t>
+      </w:r>
+      <w:proofErr w:type="spellEnd"/>
+      <w:r>
+        <w:t xml:space="preserve"> </w:t>
+      </w:r>
+      <w:proofErr w:type="spellStart"/>
+      <w:r>
+        <w:t>các</w:t>
+      </w:r>
+      <w:proofErr w:type="spellEnd"/>
+      <w:r>
+        <w:t xml:space="preserve"> annotation </w:t>
+      </w:r>
+      <w:proofErr w:type="spellStart"/>
+      <w:r>
+        <w:t>tương</w:t>
+      </w:r>
+      <w:proofErr w:type="spellEnd"/>
+      <w:r>
+        <w:t xml:space="preserve"> </w:t>
+      </w:r>
+      <w:proofErr w:type="spellStart"/>
+      <w:r>
+        <w:t>tự</w:t>
+      </w:r>
+      <w:proofErr w:type="spellEnd"/>
+      <w:r>
+        <w:t xml:space="preserve"> </w:t>
+      </w:r>
+      <w:proofErr w:type="spellStart"/>
+      <w:r>
+        <w:t>như</w:t>
+      </w:r>
+      <w:proofErr w:type="spellEnd"/>
+      <w:r>
+        <w:t xml:space="preserve"> @OneToMany…) </w:t>
+      </w:r>
+      <w:proofErr w:type="spellStart"/>
+      <w:r>
+        <w:t>đặt</w:t>
+      </w:r>
+      <w:proofErr w:type="spellEnd"/>
+      <w:r>
+        <w:t xml:space="preserve"> ở entity </w:t>
+      </w:r>
+      <w:proofErr w:type="spellStart"/>
+      <w:r>
+        <w:t>nào</w:t>
+      </w:r>
+      <w:proofErr w:type="spellEnd"/>
+      <w:r>
+        <w:t xml:space="preserve"> </w:t>
+      </w:r>
+      <w:proofErr w:type="spellStart"/>
+      <w:r>
+        <w:t>thì</w:t>
+      </w:r>
+      <w:proofErr w:type="spellEnd"/>
+      <w:r>
+        <w:t xml:space="preserve"> entity </w:t>
+      </w:r>
+      <w:proofErr w:type="spellStart"/>
+      <w:r>
+        <w:t>đó</w:t>
+      </w:r>
+      <w:proofErr w:type="spellEnd"/>
+      <w:r>
+        <w:t xml:space="preserve"> </w:t>
+      </w:r>
+      <w:proofErr w:type="spellStart"/>
+      <w:r>
+        <w:t>sẽ</w:t>
+      </w:r>
+      <w:proofErr w:type="spellEnd"/>
+      <w:r>
+        <w:t xml:space="preserve"> </w:t>
+      </w:r>
+      <w:proofErr w:type="spellStart"/>
+      <w:r>
+        <w:t>nắm</w:t>
+      </w:r>
+      <w:proofErr w:type="spellEnd"/>
+      <w:r>
+        <w:t xml:space="preserve"> reference (</w:t>
+      </w:r>
+      <w:proofErr w:type="spellStart"/>
+      <w:r>
+        <w:t>khóa</w:t>
+      </w:r>
+      <w:proofErr w:type="spellEnd"/>
+      <w:r>
+        <w:t xml:space="preserve"> </w:t>
+      </w:r>
+      <w:proofErr w:type="spellStart"/>
+      <w:r>
+        <w:t>ngoại</w:t>
+      </w:r>
+      <w:proofErr w:type="spellEnd"/>
+      <w:r>
+        <w:t>)</w:t>
+      </w:r>
+      <w:r>
+        <w:t>.</w:t>
+      </w:r>
+    </w:p>
+    <w:p>
+      <w:proofErr w:type="spellStart"/>
+      <w:r>
+        <w:t>Điều</w:t>
+      </w:r>
+      <w:proofErr w:type="spellEnd"/>
+      <w:r>
+        <w:t xml:space="preserve"> </w:t>
+      </w:r>
+      <w:proofErr w:type="spellStart"/>
+      <w:r>
+        <w:t>quan</w:t>
+      </w:r>
+      <w:proofErr w:type="spellEnd"/>
+      <w:r>
+        <w:t xml:space="preserve"> </w:t>
+      </w:r>
+      <w:proofErr w:type="spellStart"/>
+      <w:r>
+        <w:t>trọng</w:t>
+      </w:r>
+      <w:proofErr w:type="spellEnd"/>
+      <w:r>
+        <w:t xml:space="preserve"> </w:t>
+      </w:r>
+      <w:proofErr w:type="spellStart"/>
+      <w:r>
+        <w:t>là</w:t>
+      </w:r>
+      <w:proofErr w:type="spellEnd"/>
+      <w:r>
+        <w:t xml:space="preserve">: Entity </w:t>
+      </w:r>
+      <w:proofErr w:type="spellStart"/>
+      <w:r>
+        <w:t>nào</w:t>
+      </w:r>
+      <w:proofErr w:type="spellEnd"/>
+      <w:r>
+        <w:t xml:space="preserve"> </w:t>
+      </w:r>
+      <w:proofErr w:type="spellStart"/>
+      <w:r>
+        <w:t>nắm</w:t>
+      </w:r>
+      <w:proofErr w:type="spellEnd"/>
+      <w:r>
+        <w:t xml:space="preserve"> </w:t>
+      </w:r>
+      <w:proofErr w:type="spellStart"/>
+      <w:r>
+        <w:t>khoái</w:t>
+      </w:r>
+      <w:proofErr w:type="spellEnd"/>
+      <w:r>
+        <w:t xml:space="preserve"> </w:t>
+      </w:r>
+      <w:proofErr w:type="spellStart"/>
+      <w:r>
+        <w:t>ngoại</w:t>
+      </w:r>
+      <w:proofErr w:type="spellEnd"/>
+      <w:r>
+        <w:t xml:space="preserve">, Entity </w:t>
+      </w:r>
+      <w:proofErr w:type="spellStart"/>
+      <w:r>
+        <w:t>đó</w:t>
+      </w:r>
+      <w:proofErr w:type="spellEnd"/>
+      <w:r>
+        <w:t xml:space="preserve"> </w:t>
+      </w:r>
+      <w:proofErr w:type="spellStart"/>
+      <w:r>
+        <w:t>sẽ</w:t>
+      </w:r>
+      <w:proofErr w:type="spellEnd"/>
+      <w:r>
+        <w:t xml:space="preserve"> </w:t>
+      </w:r>
+      <w:proofErr w:type="spellStart"/>
+      <w:r>
+        <w:t>làm</w:t>
+      </w:r>
+      <w:proofErr w:type="spellEnd"/>
+      <w:r>
+        <w:t xml:space="preserve"> </w:t>
+      </w:r>
+      <w:proofErr w:type="spellStart"/>
+      <w:r>
+        <w:t>chủ</w:t>
+      </w:r>
+      <w:proofErr w:type="spellEnd"/>
+      <w:r>
+        <w:t xml:space="preserve"> </w:t>
+      </w:r>
+      <w:proofErr w:type="spellStart"/>
+      <w:r>
+        <w:t>mối</w:t>
+      </w:r>
+      <w:proofErr w:type="spellEnd"/>
+      <w:r>
+        <w:t xml:space="preserve"> </w:t>
+      </w:r>
+      <w:proofErr w:type="spellStart"/>
+      <w:r>
+        <w:t>quan</w:t>
+      </w:r>
+      <w:proofErr w:type="spellEnd"/>
+      <w:r>
+        <w:t xml:space="preserve"> </w:t>
+      </w:r>
+      <w:proofErr w:type="spellStart"/>
+      <w:r>
+        <w:t>hệ</w:t>
+      </w:r>
+      <w:proofErr w:type="spellEnd"/>
+      <w:r>
+        <w:t>.</w:t>
+      </w:r>
+    </w:p>
+    <w:p>
+      <w:proofErr w:type="spellStart"/>
+      <w:r>
+        <w:t>Cùng</w:t>
+      </w:r>
+      <w:proofErr w:type="spellEnd"/>
+      <w:r>
+        <w:t xml:space="preserve"> </w:t>
+      </w:r>
+      <w:proofErr w:type="spellStart"/>
+      <w:r>
+        <w:t>xem</w:t>
+      </w:r>
+      <w:proofErr w:type="spellEnd"/>
+      <w:r>
+        <w:t xml:space="preserve"> </w:t>
+      </w:r>
+      <w:proofErr w:type="spellStart"/>
+      <w:r>
+        <w:t>Kết</w:t>
+      </w:r>
+      <w:proofErr w:type="spellEnd"/>
+      <w:r>
+        <w:t xml:space="preserve"> </w:t>
+      </w:r>
+      <w:proofErr w:type="spellStart"/>
+      <w:r>
+        <w:t>quả</w:t>
+      </w:r>
+      <w:proofErr w:type="spellEnd"/>
+      <w:r>
+        <w:t xml:space="preserve"> </w:t>
+      </w:r>
+      <w:proofErr w:type="spellStart"/>
+      <w:r>
+        <w:t>tạo</w:t>
+      </w:r>
+      <w:proofErr w:type="spellEnd"/>
+      <w:r>
+        <w:t xml:space="preserve"> table </w:t>
+      </w:r>
+      <w:proofErr w:type="spellStart"/>
+      <w:r>
+        <w:t>trong</w:t>
+      </w:r>
+      <w:proofErr w:type="spellEnd"/>
+      <w:r>
+        <w:t xml:space="preserve"> database </w:t>
+      </w:r>
+      <w:proofErr w:type="spellStart"/>
+      <w:r>
+        <w:t>nhé</w:t>
+      </w:r>
+      <w:proofErr w:type="spellEnd"/>
+      <w:r>
+        <w:t>:</w:t>
       </w:r>
     </w:p>
     <w:p>
@@ -405,8 +2132,109 @@
       </w:r>
     </w:p>
     <w:p>
-      <w:r>
-        <w:t>Bảng MedicalRecord đã được tạo với khóa ngoại là PATIENT_ID</w:t>
+      <w:proofErr w:type="spellStart"/>
+      <w:r>
+        <w:t>Bảng</w:t>
+      </w:r>
+      <w:proofErr w:type="spellEnd"/>
+      <w:r>
+        <w:t xml:space="preserve"> </w:t>
+      </w:r>
+      <w:proofErr w:type="spellStart"/>
+      <w:r>
+        <w:t>MedicalRecord</w:t>
+      </w:r>
+      <w:proofErr w:type="spellEnd"/>
+      <w:r>
+        <w:t xml:space="preserve"> </w:t>
+      </w:r>
+      <w:proofErr w:type="spellStart"/>
+      <w:r>
+        <w:t>đã</w:t>
+      </w:r>
+      <w:proofErr w:type="spellEnd"/>
+      <w:r>
+        <w:t xml:space="preserve"> </w:t>
+      </w:r>
+      <w:proofErr w:type="spellStart"/>
+      <w:r>
+        <w:t>được</w:t>
+      </w:r>
+      <w:proofErr w:type="spellEnd"/>
+      <w:r>
+        <w:t xml:space="preserve"> </w:t>
+      </w:r>
+      <w:proofErr w:type="spellStart"/>
+      <w:r>
+        <w:t>tạo</w:t>
+      </w:r>
+      <w:proofErr w:type="spellEnd"/>
+      <w:r>
+        <w:t xml:space="preserve"> </w:t>
+      </w:r>
+      <w:proofErr w:type="spellStart"/>
+      <w:r>
+        <w:t>thêm</w:t>
+      </w:r>
+      <w:proofErr w:type="spellEnd"/>
+      <w:r>
+        <w:t xml:space="preserve"> </w:t>
+      </w:r>
+      <w:proofErr w:type="spellStart"/>
+      <w:r>
+        <w:t>một</w:t>
+      </w:r>
+      <w:proofErr w:type="spellEnd"/>
+      <w:r>
+        <w:t xml:space="preserve"> </w:t>
+      </w:r>
+      <w:proofErr w:type="spellStart"/>
+      <w:r>
+        <w:t>cột</w:t>
+      </w:r>
+      <w:proofErr w:type="spellEnd"/>
+      <w:r>
+        <w:t xml:space="preserve"> </w:t>
+      </w:r>
+      <w:proofErr w:type="spellStart"/>
+      <w:r>
+        <w:t>để</w:t>
+      </w:r>
+      <w:proofErr w:type="spellEnd"/>
+      <w:r>
+        <w:t xml:space="preserve"> </w:t>
+      </w:r>
+      <w:proofErr w:type="spellStart"/>
+      <w:r>
+        <w:t>lưu</w:t>
+      </w:r>
+      <w:proofErr w:type="spellEnd"/>
+      <w:r>
+        <w:t xml:space="preserve"> </w:t>
+      </w:r>
+      <w:proofErr w:type="spellStart"/>
+      <w:r>
+        <w:t>khóa</w:t>
+      </w:r>
+      <w:proofErr w:type="spellEnd"/>
+      <w:r>
+        <w:t xml:space="preserve"> </w:t>
+      </w:r>
+      <w:proofErr w:type="spellStart"/>
+      <w:r>
+        <w:t>ngoại</w:t>
+      </w:r>
+      <w:proofErr w:type="spellEnd"/>
+      <w:r>
+        <w:t xml:space="preserve"> </w:t>
+      </w:r>
+      <w:proofErr w:type="spellStart"/>
+      <w:r>
+        <w:t>là</w:t>
+      </w:r>
+      <w:proofErr w:type="spellEnd"/>
+      <w:r>
+        <w:t xml:space="preserve"> PATIENT_ID</w:t>
       </w:r>
     </w:p>
     <w:p>
@@ -453,13 +2281,167 @@
       </w:r>
     </w:p>
     <w:p>
-      <w:r>
-        <w:t>Còn phía trên là bảng PATIENT.</w:t>
-      </w:r>
-    </w:p>
-    <w:p>
-      <w:r>
-        <w:t>Rồi, giờ thử vài thao tác Thêm xóa sửa với 2 entity vừa tạo nào :&gt;</w:t>
+      <w:proofErr w:type="spellStart"/>
+      <w:r>
+        <w:t>Còn</w:t>
+      </w:r>
+      <w:proofErr w:type="spellEnd"/>
+      <w:r>
+        <w:t xml:space="preserve"> </w:t>
+      </w:r>
+      <w:proofErr w:type="spellStart"/>
+      <w:r>
+        <w:t>phía</w:t>
+      </w:r>
+      <w:proofErr w:type="spellEnd"/>
+      <w:r>
+        <w:t xml:space="preserve"> </w:t>
+      </w:r>
+      <w:proofErr w:type="spellStart"/>
+      <w:r>
+        <w:t>trên</w:t>
+      </w:r>
+      <w:proofErr w:type="spellEnd"/>
+      <w:r>
+        <w:t xml:space="preserve"> </w:t>
+      </w:r>
+      <w:proofErr w:type="spellStart"/>
+      <w:r>
+        <w:t>là</w:t>
+      </w:r>
+      <w:proofErr w:type="spellEnd"/>
+      <w:r>
+        <w:t xml:space="preserve"> </w:t>
+      </w:r>
+      <w:proofErr w:type="spellStart"/>
+      <w:r>
+        <w:t>bảng</w:t>
+      </w:r>
+      <w:proofErr w:type="spellEnd"/>
+      <w:r>
+        <w:t xml:space="preserve"> PATIENT.</w:t>
+      </w:r>
+    </w:p>
+    <w:p>
+      <w:proofErr w:type="spellStart"/>
+      <w:r>
+        <w:t>Rồi</w:t>
+      </w:r>
+      <w:proofErr w:type="spellEnd"/>
+      <w:r>
+        <w:t xml:space="preserve">, </w:t>
+      </w:r>
+      <w:proofErr w:type="spellStart"/>
+      <w:r>
+        <w:t>giờ</w:t>
+      </w:r>
+      <w:proofErr w:type="spellEnd"/>
+      <w:r>
+        <w:t xml:space="preserve"> </w:t>
+      </w:r>
+      <w:proofErr w:type="spellStart"/>
+      <w:r>
+        <w:t>thử</w:t>
+      </w:r>
+      <w:proofErr w:type="spellEnd"/>
+      <w:r>
+        <w:t xml:space="preserve"> </w:t>
+      </w:r>
+      <w:proofErr w:type="spellStart"/>
+      <w:r>
+        <w:t>thực</w:t>
+      </w:r>
+      <w:proofErr w:type="spellEnd"/>
+      <w:r>
+        <w:t xml:space="preserve"> </w:t>
+      </w:r>
+      <w:proofErr w:type="spellStart"/>
+      <w:r>
+        <w:t>hiện</w:t>
+      </w:r>
+      <w:proofErr w:type="spellEnd"/>
+      <w:r>
+        <w:t xml:space="preserve"> </w:t>
+      </w:r>
+      <w:proofErr w:type="spellStart"/>
+      <w:r>
+        <w:t>vài</w:t>
+      </w:r>
+      <w:proofErr w:type="spellEnd"/>
+      <w:r>
+        <w:t xml:space="preserve"> </w:t>
+      </w:r>
+      <w:proofErr w:type="spellStart"/>
+      <w:r>
+        <w:t>thao</w:t>
+      </w:r>
+      <w:proofErr w:type="spellEnd"/>
+      <w:r>
+        <w:t xml:space="preserve"> </w:t>
+      </w:r>
+      <w:proofErr w:type="spellStart"/>
+      <w:r>
+        <w:t>tác</w:t>
+      </w:r>
+      <w:proofErr w:type="spellEnd"/>
+      <w:r>
+        <w:t xml:space="preserve"> </w:t>
+      </w:r>
+      <w:proofErr w:type="spellStart"/>
+      <w:r>
+        <w:t>Thêm</w:t>
+      </w:r>
+      <w:proofErr w:type="spellEnd"/>
+      <w:r>
+        <w:t xml:space="preserve"> </w:t>
+      </w:r>
+      <w:proofErr w:type="spellStart"/>
+      <w:r>
+        <w:t>xóa</w:t>
+      </w:r>
+      <w:proofErr w:type="spellEnd"/>
+      <w:r>
+        <w:t xml:space="preserve"> </w:t>
+      </w:r>
+      <w:proofErr w:type="spellStart"/>
+      <w:r>
+        <w:t>sửa</w:t>
+      </w:r>
+      <w:proofErr w:type="spellEnd"/>
+      <w:r>
+        <w:t xml:space="preserve"> </w:t>
+      </w:r>
+      <w:proofErr w:type="spellStart"/>
+      <w:r>
+        <w:t>với</w:t>
+      </w:r>
+      <w:proofErr w:type="spellEnd"/>
+      <w:r>
+        <w:t xml:space="preserve"> 2 entity </w:t>
+      </w:r>
+      <w:proofErr w:type="spellStart"/>
+      <w:r>
+        <w:t>vừa</w:t>
+      </w:r>
+      <w:proofErr w:type="spellEnd"/>
+      <w:r>
+        <w:t xml:space="preserve"> </w:t>
+      </w:r>
+      <w:proofErr w:type="spellStart"/>
+      <w:r>
+        <w:t>tạo</w:t>
+      </w:r>
+      <w:proofErr w:type="spellEnd"/>
+      <w:r>
+        <w:t xml:space="preserve"> </w:t>
+      </w:r>
+      <w:proofErr w:type="spellStart"/>
+      <w:r>
+        <w:t>nào</w:t>
+      </w:r>
+      <w:proofErr w:type="spellEnd"/>
+      <w:r>
+        <w:t xml:space="preserve"> :&gt;</w:t>
       </w:r>
     </w:p>
     <w:p>
@@ -505,8 +2487,29 @@
       </w:r>
     </w:p>
     <w:p>
-      <w:r>
-        <w:t>Cùng xem log nào:</w:t>
+      <w:proofErr w:type="spellStart"/>
+      <w:r>
+        <w:t>Cùng</w:t>
+      </w:r>
+      <w:proofErr w:type="spellEnd"/>
+      <w:r>
+        <w:t xml:space="preserve"> </w:t>
+      </w:r>
+      <w:proofErr w:type="spellStart"/>
+      <w:r>
+        <w:t>xem</w:t>
+      </w:r>
+      <w:proofErr w:type="spellEnd"/>
+      <w:r>
+        <w:t xml:space="preserve"> log </w:t>
+      </w:r>
+      <w:proofErr w:type="spellStart"/>
+      <w:r>
+        <w:t>nào</w:t>
+      </w:r>
+      <w:proofErr w:type="spellEnd"/>
+      <w:r>
+        <w:t>:</w:t>
       </w:r>
     </w:p>
     <w:p>
@@ -553,12 +2556,174 @@
     </w:p>
     <w:p>
       <w:r>
-        <w:t>Như log trên. Có thể thấy rằng medicalRecord variable sau khi được lưu sẽ tự động có Id luôn</w:t>
-      </w:r>
-    </w:p>
-    <w:p>
-      <w:r>
-        <w:t>Cùng xem kết quả trong Database nào:</w:t>
+        <w:t xml:space="preserve">Như log </w:t>
+      </w:r>
+      <w:proofErr w:type="spellStart"/>
+      <w:r>
+        <w:t>trên</w:t>
+      </w:r>
+      <w:proofErr w:type="spellEnd"/>
+      <w:r>
+        <w:t xml:space="preserve">. </w:t>
+      </w:r>
+      <w:proofErr w:type="spellStart"/>
+      <w:r>
+        <w:t>Có</w:t>
+      </w:r>
+      <w:proofErr w:type="spellEnd"/>
+      <w:r>
+        <w:t xml:space="preserve"> </w:t>
+      </w:r>
+      <w:proofErr w:type="spellStart"/>
+      <w:r>
+        <w:t>thể</w:t>
+      </w:r>
+      <w:proofErr w:type="spellEnd"/>
+      <w:r>
+        <w:t xml:space="preserve"> </w:t>
+      </w:r>
+      <w:proofErr w:type="spellStart"/>
+      <w:r>
+        <w:t>thấy</w:t>
+      </w:r>
+      <w:proofErr w:type="spellEnd"/>
+      <w:r>
+        <w:t xml:space="preserve"> </w:t>
+      </w:r>
+      <w:proofErr w:type="spellStart"/>
+      <w:r>
+        <w:t>rằng</w:t>
+      </w:r>
+      <w:proofErr w:type="spellEnd"/>
+      <w:r>
+        <w:t xml:space="preserve"> </w:t>
+      </w:r>
+      <w:proofErr w:type="spellStart"/>
+      <w:r>
+        <w:t>medicalRecord</w:t>
+      </w:r>
+      <w:proofErr w:type="spellEnd"/>
+      <w:r>
+        <w:t xml:space="preserve"> variable </w:t>
+      </w:r>
+      <w:proofErr w:type="spellStart"/>
+      <w:r>
+        <w:t>sau</w:t>
+      </w:r>
+      <w:proofErr w:type="spellEnd"/>
+      <w:r>
+        <w:t xml:space="preserve"> </w:t>
+      </w:r>
+      <w:proofErr w:type="spellStart"/>
+      <w:r>
+        <w:t>khi</w:t>
+      </w:r>
+      <w:proofErr w:type="spellEnd"/>
+      <w:r>
+        <w:t xml:space="preserve"> </w:t>
+      </w:r>
+      <w:proofErr w:type="spellStart"/>
+      <w:r>
+        <w:t>được</w:t>
+      </w:r>
+      <w:proofErr w:type="spellEnd"/>
+      <w:r>
+        <w:t xml:space="preserve"> </w:t>
+      </w:r>
+      <w:proofErr w:type="spellStart"/>
+      <w:r>
+        <w:t>lưu</w:t>
+      </w:r>
+      <w:proofErr w:type="spellEnd"/>
+      <w:r>
+        <w:t xml:space="preserve"> </w:t>
+      </w:r>
+      <w:proofErr w:type="spellStart"/>
+      <w:r>
+        <w:t>sẽ</w:t>
+      </w:r>
+      <w:proofErr w:type="spellEnd"/>
+      <w:r>
+        <w:t xml:space="preserve"> </w:t>
+      </w:r>
+      <w:proofErr w:type="spellStart"/>
+      <w:r>
+        <w:t>tự</w:t>
+      </w:r>
+      <w:proofErr w:type="spellEnd"/>
+      <w:r>
+        <w:t xml:space="preserve"> </w:t>
+      </w:r>
+      <w:proofErr w:type="spellStart"/>
+      <w:r>
+        <w:t>động</w:t>
+      </w:r>
+      <w:proofErr w:type="spellEnd"/>
+      <w:r>
+        <w:t xml:space="preserve"> </w:t>
+      </w:r>
+      <w:proofErr w:type="spellStart"/>
+      <w:r>
+        <w:t>có</w:t>
+      </w:r>
+      <w:proofErr w:type="spellEnd"/>
+      <w:r>
+        <w:t xml:space="preserve"> Id </w:t>
+      </w:r>
+      <w:proofErr w:type="spellStart"/>
+      <w:r>
+        <w:t>luôn</w:t>
+      </w:r>
+      <w:proofErr w:type="spellEnd"/>
+    </w:p>
+    <w:p>
+      <w:proofErr w:type="spellStart"/>
+      <w:r>
+        <w:t>Cùng</w:t>
+      </w:r>
+      <w:proofErr w:type="spellEnd"/>
+      <w:r>
+        <w:t xml:space="preserve"> </w:t>
+      </w:r>
+      <w:proofErr w:type="spellStart"/>
+      <w:r>
+        <w:t>xem</w:t>
+      </w:r>
+      <w:proofErr w:type="spellEnd"/>
+      <w:r>
+        <w:t xml:space="preserve"> </w:t>
+      </w:r>
+      <w:proofErr w:type="spellStart"/>
+      <w:r>
+        <w:t>kết</w:t>
+      </w:r>
+      <w:proofErr w:type="spellEnd"/>
+      <w:r>
+        <w:t xml:space="preserve"> </w:t>
+      </w:r>
+      <w:proofErr w:type="spellStart"/>
+      <w:r>
+        <w:t>quả</w:t>
+      </w:r>
+      <w:proofErr w:type="spellEnd"/>
+      <w:r>
+        <w:t xml:space="preserve"> </w:t>
+      </w:r>
+      <w:proofErr w:type="spellStart"/>
+      <w:r>
+        <w:t>trong</w:t>
+      </w:r>
+      <w:proofErr w:type="spellEnd"/>
+      <w:r>
+        <w:t xml:space="preserve"> Database </w:t>
+      </w:r>
+      <w:proofErr w:type="spellStart"/>
+      <w:r>
+        <w:t>nào</w:t>
+      </w:r>
+      <w:proofErr w:type="spellEnd"/>
+      <w:r>
+        <w:t>:</w:t>
       </w:r>
     </w:p>
     <w:p>
@@ -605,8 +2770,45 @@
       </w:r>
     </w:p>
     <w:p>
-      <w:r>
-        <w:t>Trên là bảng PATIENT đã có data</w:t>
+      <w:proofErr w:type="spellStart"/>
+      <w:r>
+        <w:t>Trên</w:t>
+      </w:r>
+      <w:proofErr w:type="spellEnd"/>
+      <w:r>
+        <w:t xml:space="preserve"> </w:t>
+      </w:r>
+      <w:proofErr w:type="spellStart"/>
+      <w:r>
+        <w:t>là</w:t>
+      </w:r>
+      <w:proofErr w:type="spellEnd"/>
+      <w:r>
+        <w:t xml:space="preserve"> </w:t>
+      </w:r>
+      <w:proofErr w:type="spellStart"/>
+      <w:r>
+        <w:t>bảng</w:t>
+      </w:r>
+      <w:proofErr w:type="spellEnd"/>
+      <w:r>
+        <w:t xml:space="preserve"> PATIENT </w:t>
+      </w:r>
+      <w:proofErr w:type="spellStart"/>
+      <w:r>
+        <w:t>đã</w:t>
+      </w:r>
+      <w:proofErr w:type="spellEnd"/>
+      <w:r>
+        <w:t xml:space="preserve"> </w:t>
+      </w:r>
+      <w:proofErr w:type="spellStart"/>
+      <w:r>
+        <w:t>có</w:t>
+      </w:r>
+      <w:proofErr w:type="spellEnd"/>
+      <w:r>
+        <w:t xml:space="preserve"> data</w:t>
       </w:r>
     </w:p>
     <w:p>
@@ -652,13 +2854,122 @@
       </w:r>
     </w:p>
     <w:p>
-      <w:r>
-        <w:t>Trên là bảng MEDICAL_RECORD đã có data và khóa ngoại là PATIENT_ID trỏ tới Patient có Id là 1.</w:t>
-      </w:r>
-    </w:p>
-    <w:p>
-      <w:r>
-        <w:t>Thành công.</w:t>
+      <w:proofErr w:type="spellStart"/>
+      <w:r>
+        <w:t>Trên</w:t>
+      </w:r>
+      <w:proofErr w:type="spellEnd"/>
+      <w:r>
+        <w:t xml:space="preserve"> </w:t>
+      </w:r>
+      <w:proofErr w:type="spellStart"/>
+      <w:r>
+        <w:t>là</w:t>
+      </w:r>
+      <w:proofErr w:type="spellEnd"/>
+      <w:r>
+        <w:t xml:space="preserve"> </w:t>
+      </w:r>
+      <w:proofErr w:type="spellStart"/>
+      <w:r>
+        <w:t>bảng</w:t>
+      </w:r>
+      <w:proofErr w:type="spellEnd"/>
+      <w:r>
+        <w:t xml:space="preserve"> MEDICAL_RECORD </w:t>
+      </w:r>
+      <w:proofErr w:type="spellStart"/>
+      <w:r>
+        <w:t>đã</w:t>
+      </w:r>
+      <w:proofErr w:type="spellEnd"/>
+      <w:r>
+        <w:t xml:space="preserve"> </w:t>
+      </w:r>
+      <w:proofErr w:type="spellStart"/>
+      <w:r>
+        <w:t>có</w:t>
+      </w:r>
+      <w:proofErr w:type="spellEnd"/>
+      <w:r>
+        <w:t xml:space="preserve"> data </w:t>
+      </w:r>
+      <w:proofErr w:type="spellStart"/>
+      <w:r>
+        <w:t>và</w:t>
+      </w:r>
+      <w:proofErr w:type="spellEnd"/>
+      <w:r>
+        <w:t xml:space="preserve"> </w:t>
+      </w:r>
+      <w:proofErr w:type="spellStart"/>
+      <w:r>
+        <w:t>khóa</w:t>
+      </w:r>
+      <w:proofErr w:type="spellEnd"/>
+      <w:r>
+        <w:t xml:space="preserve"> </w:t>
+      </w:r>
+      <w:proofErr w:type="spellStart"/>
+      <w:r>
+        <w:t>ngoại</w:t>
+      </w:r>
+      <w:proofErr w:type="spellEnd"/>
+      <w:r>
+        <w:t xml:space="preserve"> </w:t>
+      </w:r>
+      <w:proofErr w:type="spellStart"/>
+      <w:r>
+        <w:t>là</w:t>
+      </w:r>
+      <w:proofErr w:type="spellEnd"/>
+      <w:r>
+        <w:t xml:space="preserve"> PATIENT_ID </w:t>
+      </w:r>
+      <w:proofErr w:type="spellStart"/>
+      <w:r>
+        <w:t>trỏ</w:t>
+      </w:r>
+      <w:proofErr w:type="spellEnd"/>
+      <w:r>
+        <w:t xml:space="preserve"> </w:t>
+      </w:r>
+      <w:proofErr w:type="spellStart"/>
+      <w:r>
+        <w:t>tới</w:t>
+      </w:r>
+      <w:proofErr w:type="spellEnd"/>
+      <w:r>
+        <w:t xml:space="preserve"> Patient </w:t>
+      </w:r>
+      <w:proofErr w:type="spellStart"/>
+      <w:r>
+        <w:t>có</w:t>
+      </w:r>
+      <w:proofErr w:type="spellEnd"/>
+      <w:r>
+        <w:t xml:space="preserve"> Id </w:t>
+      </w:r>
+      <w:proofErr w:type="spellStart"/>
+      <w:r>
+        <w:t>là</w:t>
+      </w:r>
+      <w:proofErr w:type="spellEnd"/>
+      <w:r>
+        <w:t xml:space="preserve"> 1.</w:t>
+      </w:r>
+    </w:p>
+    <w:p>
+      <w:r>
+        <w:t xml:space="preserve">Thành </w:t>
+      </w:r>
+      <w:proofErr w:type="spellStart"/>
+      <w:r>
+        <w:t>công</w:t>
+      </w:r>
+      <w:proofErr w:type="spellEnd"/>
+      <w:r>
+        <w:t>.</w:t>
       </w:r>
     </w:p>
     <w:p>
@@ -672,17 +2983,422 @@
     </w:p>
     <w:p>
       <w:r>
-        <w:t xml:space="preserve">@JointColumn là một annotation dùng để đặt tên cho cột chứa khóa ngoại. </w:t>
-      </w:r>
-    </w:p>
-    <w:p>
-      <w:r>
-        <w:t>Nếu ta không dùng annotation này thì Hibernate sẽ tự động đặt tên cột theo format [BảngThamChiếu_ID] như hình phía trên là ví dụ :&gt;</w:t>
-      </w:r>
-    </w:p>
-    <w:p>
-      <w:r>
-        <w:t>Giờ anh sẽ thử dùng @JointColumn để đặt lại tên cột chứa tham chiếu trong Bảng MedicalRecord như demo ở hình dưới.</w:t>
+        <w:t xml:space="preserve">@JointColumn </w:t>
+      </w:r>
+      <w:proofErr w:type="spellStart"/>
+      <w:r>
+        <w:t>là</w:t>
+      </w:r>
+      <w:proofErr w:type="spellEnd"/>
+      <w:r>
+        <w:t xml:space="preserve"> </w:t>
+      </w:r>
+      <w:proofErr w:type="spellStart"/>
+      <w:r>
+        <w:t>một</w:t>
+      </w:r>
+      <w:proofErr w:type="spellEnd"/>
+      <w:r>
+        <w:t xml:space="preserve"> annotation </w:t>
+      </w:r>
+      <w:proofErr w:type="spellStart"/>
+      <w:r>
+        <w:t>dùng</w:t>
+      </w:r>
+      <w:proofErr w:type="spellEnd"/>
+      <w:r>
+        <w:t xml:space="preserve"> </w:t>
+      </w:r>
+      <w:proofErr w:type="spellStart"/>
+      <w:r>
+        <w:t>để</w:t>
+      </w:r>
+      <w:proofErr w:type="spellEnd"/>
+      <w:r>
+        <w:t xml:space="preserve"> </w:t>
+      </w:r>
+      <w:proofErr w:type="spellStart"/>
+      <w:r>
+        <w:t>đặt</w:t>
+      </w:r>
+      <w:proofErr w:type="spellEnd"/>
+      <w:r>
+        <w:t xml:space="preserve"> </w:t>
+      </w:r>
+      <w:proofErr w:type="spellStart"/>
+      <w:r>
+        <w:t>tên</w:t>
+      </w:r>
+      <w:proofErr w:type="spellEnd"/>
+      <w:r>
+        <w:t xml:space="preserve"> </w:t>
+      </w:r>
+      <w:proofErr w:type="spellStart"/>
+      <w:r>
+        <w:t>cho</w:t>
+      </w:r>
+      <w:proofErr w:type="spellEnd"/>
+      <w:r>
+        <w:t xml:space="preserve"> </w:t>
+      </w:r>
+      <w:proofErr w:type="spellStart"/>
+      <w:r>
+        <w:t>cột</w:t>
+      </w:r>
+      <w:proofErr w:type="spellEnd"/>
+      <w:r>
+        <w:t xml:space="preserve"> </w:t>
+      </w:r>
+      <w:proofErr w:type="spellStart"/>
+      <w:r>
+        <w:t>chứa</w:t>
+      </w:r>
+      <w:proofErr w:type="spellEnd"/>
+      <w:r>
+        <w:t xml:space="preserve"> </w:t>
+      </w:r>
+      <w:proofErr w:type="spellStart"/>
+      <w:r>
+        <w:t>khóa</w:t>
+      </w:r>
+      <w:proofErr w:type="spellEnd"/>
+      <w:r>
+        <w:t xml:space="preserve"> </w:t>
+      </w:r>
+      <w:proofErr w:type="spellStart"/>
+      <w:r>
+        <w:t>ngoại</w:t>
+      </w:r>
+      <w:proofErr w:type="spellEnd"/>
+      <w:r>
+        <w:t xml:space="preserve"> </w:t>
+      </w:r>
+      <w:proofErr w:type="spellStart"/>
+      <w:r>
+        <w:t>trong</w:t>
+      </w:r>
+      <w:proofErr w:type="spellEnd"/>
+      <w:r>
+        <w:t xml:space="preserve"> database</w:t>
+      </w:r>
+      <w:r>
+        <w:t xml:space="preserve">. </w:t>
+      </w:r>
+    </w:p>
+    <w:p>
+      <w:proofErr w:type="spellStart"/>
+      <w:r>
+        <w:t>Nếu</w:t>
+      </w:r>
+      <w:proofErr w:type="spellEnd"/>
+      <w:r>
+        <w:t xml:space="preserve"> ta </w:t>
+      </w:r>
+      <w:proofErr w:type="spellStart"/>
+      <w:r>
+        <w:t>không</w:t>
+      </w:r>
+      <w:proofErr w:type="spellEnd"/>
+      <w:r>
+        <w:t xml:space="preserve"> </w:t>
+      </w:r>
+      <w:proofErr w:type="spellStart"/>
+      <w:r>
+        <w:t>dùng</w:t>
+      </w:r>
+      <w:proofErr w:type="spellEnd"/>
+      <w:r>
+        <w:t xml:space="preserve"> annotation </w:t>
+      </w:r>
+      <w:proofErr w:type="spellStart"/>
+      <w:r>
+        <w:t>này</w:t>
+      </w:r>
+      <w:proofErr w:type="spellEnd"/>
+      <w:r>
+        <w:t xml:space="preserve"> </w:t>
+      </w:r>
+      <w:proofErr w:type="spellStart"/>
+      <w:r>
+        <w:t>thì</w:t>
+      </w:r>
+      <w:proofErr w:type="spellEnd"/>
+      <w:r>
+        <w:t xml:space="preserve"> Hibernate </w:t>
+      </w:r>
+      <w:proofErr w:type="spellStart"/>
+      <w:r>
+        <w:t>sẽ</w:t>
+      </w:r>
+      <w:proofErr w:type="spellEnd"/>
+      <w:r>
+        <w:t xml:space="preserve"> </w:t>
+      </w:r>
+      <w:proofErr w:type="spellStart"/>
+      <w:r>
+        <w:t>tự</w:t>
+      </w:r>
+      <w:proofErr w:type="spellEnd"/>
+      <w:r>
+        <w:t xml:space="preserve"> </w:t>
+      </w:r>
+      <w:proofErr w:type="spellStart"/>
+      <w:r>
+        <w:t>động</w:t>
+      </w:r>
+      <w:proofErr w:type="spellEnd"/>
+      <w:r>
+        <w:t xml:space="preserve"> </w:t>
+      </w:r>
+      <w:proofErr w:type="spellStart"/>
+      <w:r>
+        <w:t>đặt</w:t>
+      </w:r>
+      <w:proofErr w:type="spellEnd"/>
+      <w:r>
+        <w:t xml:space="preserve"> </w:t>
+      </w:r>
+      <w:proofErr w:type="spellStart"/>
+      <w:r>
+        <w:t>tên</w:t>
+      </w:r>
+      <w:proofErr w:type="spellEnd"/>
+      <w:r>
+        <w:t xml:space="preserve"> </w:t>
+      </w:r>
+      <w:proofErr w:type="spellStart"/>
+      <w:r>
+        <w:t>cột</w:t>
+      </w:r>
+      <w:proofErr w:type="spellEnd"/>
+      <w:r>
+        <w:t xml:space="preserve"> </w:t>
+      </w:r>
+      <w:proofErr w:type="spellStart"/>
+      <w:r>
+        <w:t>theo</w:t>
+      </w:r>
+      <w:proofErr w:type="spellEnd"/>
+      <w:r>
+        <w:t xml:space="preserve"> format [</w:t>
+      </w:r>
+      <w:proofErr w:type="spellStart"/>
+      <w:r>
+        <w:t>BảngThamChiếu_ID</w:t>
+      </w:r>
+      <w:proofErr w:type="spellEnd"/>
+      <w:r>
+        <w:t xml:space="preserve">] </w:t>
+      </w:r>
+      <w:proofErr w:type="spellStart"/>
+      <w:r>
+        <w:t>như</w:t>
+      </w:r>
+      <w:proofErr w:type="spellEnd"/>
+      <w:r>
+        <w:t xml:space="preserve"> </w:t>
+      </w:r>
+      <w:proofErr w:type="spellStart"/>
+      <w:r>
+        <w:t>hình</w:t>
+      </w:r>
+      <w:proofErr w:type="spellEnd"/>
+      <w:r>
+        <w:t xml:space="preserve"> </w:t>
+      </w:r>
+      <w:proofErr w:type="spellStart"/>
+      <w:r>
+        <w:t>phía</w:t>
+      </w:r>
+      <w:proofErr w:type="spellEnd"/>
+      <w:r>
+        <w:t xml:space="preserve"> </w:t>
+      </w:r>
+      <w:proofErr w:type="spellStart"/>
+      <w:r>
+        <w:t>trên</w:t>
+      </w:r>
+      <w:proofErr w:type="spellEnd"/>
+      <w:r>
+        <w:t xml:space="preserve"> </w:t>
+      </w:r>
+      <w:proofErr w:type="spellStart"/>
+      <w:r>
+        <w:t>là</w:t>
+      </w:r>
+      <w:proofErr w:type="spellEnd"/>
+      <w:r>
+        <w:t xml:space="preserve"> </w:t>
+      </w:r>
+      <w:proofErr w:type="spellStart"/>
+      <w:r>
+        <w:t>ví</w:t>
+      </w:r>
+      <w:proofErr w:type="spellEnd"/>
+      <w:r>
+        <w:t xml:space="preserve"> </w:t>
+      </w:r>
+      <w:proofErr w:type="spellStart"/>
+      <w:r>
+        <w:t>dụ</w:t>
+      </w:r>
+      <w:proofErr w:type="spellEnd"/>
+      <w:r>
+        <w:t xml:space="preserve"> :&gt;</w:t>
+      </w:r>
+    </w:p>
+    <w:p>
+      <w:proofErr w:type="spellStart"/>
+      <w:r>
+        <w:t>Giờ</w:t>
+      </w:r>
+      <w:proofErr w:type="spellEnd"/>
+      <w:r>
+        <w:t xml:space="preserve"> </w:t>
+      </w:r>
+      <w:proofErr w:type="spellStart"/>
+      <w:r>
+        <w:t>anh</w:t>
+      </w:r>
+      <w:proofErr w:type="spellEnd"/>
+      <w:r>
+        <w:t xml:space="preserve"> </w:t>
+      </w:r>
+      <w:proofErr w:type="spellStart"/>
+      <w:r>
+        <w:t>sẽ</w:t>
+      </w:r>
+      <w:proofErr w:type="spellEnd"/>
+      <w:r>
+        <w:t xml:space="preserve"> </w:t>
+      </w:r>
+      <w:proofErr w:type="spellStart"/>
+      <w:r>
+        <w:t>thử</w:t>
+      </w:r>
+      <w:proofErr w:type="spellEnd"/>
+      <w:r>
+        <w:t xml:space="preserve"> </w:t>
+      </w:r>
+      <w:proofErr w:type="spellStart"/>
+      <w:r>
+        <w:t>dùng</w:t>
+      </w:r>
+      <w:proofErr w:type="spellEnd"/>
+      <w:r>
+        <w:t xml:space="preserve"> @JointColumn </w:t>
+      </w:r>
+      <w:proofErr w:type="spellStart"/>
+      <w:r>
+        <w:t>để</w:t>
+      </w:r>
+      <w:proofErr w:type="spellEnd"/>
+      <w:r>
+        <w:t xml:space="preserve"> </w:t>
+      </w:r>
+      <w:proofErr w:type="spellStart"/>
+      <w:r>
+        <w:t>đặt</w:t>
+      </w:r>
+      <w:proofErr w:type="spellEnd"/>
+      <w:r>
+        <w:t xml:space="preserve"> </w:t>
+      </w:r>
+      <w:proofErr w:type="spellStart"/>
+      <w:r>
+        <w:t>lại</w:t>
+      </w:r>
+      <w:proofErr w:type="spellEnd"/>
+      <w:r>
+        <w:t xml:space="preserve"> </w:t>
+      </w:r>
+      <w:proofErr w:type="spellStart"/>
+      <w:r>
+        <w:t>tên</w:t>
+      </w:r>
+      <w:proofErr w:type="spellEnd"/>
+      <w:r>
+        <w:t xml:space="preserve"> </w:t>
+      </w:r>
+      <w:proofErr w:type="spellStart"/>
+      <w:r>
+        <w:t>cột</w:t>
+      </w:r>
+      <w:proofErr w:type="spellEnd"/>
+      <w:r>
+        <w:t xml:space="preserve"> </w:t>
+      </w:r>
+      <w:proofErr w:type="spellStart"/>
+      <w:r>
+        <w:t>chứa</w:t>
+      </w:r>
+      <w:proofErr w:type="spellEnd"/>
+      <w:r>
+        <w:t xml:space="preserve"> </w:t>
+      </w:r>
+      <w:proofErr w:type="spellStart"/>
+      <w:r>
+        <w:t>tham</w:t>
+      </w:r>
+      <w:proofErr w:type="spellEnd"/>
+      <w:r>
+        <w:t xml:space="preserve"> </w:t>
+      </w:r>
+      <w:proofErr w:type="spellStart"/>
+      <w:r>
+        <w:t>chiếu</w:t>
+      </w:r>
+      <w:proofErr w:type="spellEnd"/>
+      <w:r>
+        <w:t xml:space="preserve"> </w:t>
+      </w:r>
+      <w:proofErr w:type="spellStart"/>
+      <w:r>
+        <w:t>trong</w:t>
+      </w:r>
+      <w:proofErr w:type="spellEnd"/>
+      <w:r>
+        <w:t xml:space="preserve"> </w:t>
+      </w:r>
+      <w:proofErr w:type="spellStart"/>
+      <w:r>
+        <w:t>Bảng</w:t>
+      </w:r>
+      <w:proofErr w:type="spellEnd"/>
+      <w:r>
+        <w:t xml:space="preserve"> </w:t>
+      </w:r>
+      <w:proofErr w:type="spellStart"/>
+      <w:r>
+        <w:t>MedicalRecord</w:t>
+      </w:r>
+      <w:proofErr w:type="spellEnd"/>
+      <w:r>
+        <w:t xml:space="preserve"> </w:t>
+      </w:r>
+      <w:proofErr w:type="spellStart"/>
+      <w:r>
+        <w:t>như</w:t>
+      </w:r>
+      <w:proofErr w:type="spellEnd"/>
+      <w:r>
+        <w:t xml:space="preserve"> demo ở </w:t>
+      </w:r>
+      <w:proofErr w:type="spellStart"/>
+      <w:r>
+        <w:t>hình</w:t>
+      </w:r>
+      <w:proofErr w:type="spellEnd"/>
+      <w:r>
+        <w:t xml:space="preserve"> </w:t>
+      </w:r>
+      <w:proofErr w:type="spellStart"/>
+      <w:r>
+        <w:t>dưới</w:t>
+      </w:r>
+      <w:proofErr w:type="spellEnd"/>
+      <w:r>
+        <w:t>.</w:t>
       </w:r>
     </w:p>
     <w:p>
@@ -729,7 +3445,39 @@
     </w:p>
     <w:p>
       <w:r>
-        <w:t>Xem kết quả trong Database nhé:</w:t>
+        <w:t xml:space="preserve">Xem </w:t>
+      </w:r>
+      <w:proofErr w:type="spellStart"/>
+      <w:r>
+        <w:t>kết</w:t>
+      </w:r>
+      <w:proofErr w:type="spellEnd"/>
+      <w:r>
+        <w:t xml:space="preserve"> </w:t>
+      </w:r>
+      <w:proofErr w:type="spellStart"/>
+      <w:r>
+        <w:t>quả</w:t>
+      </w:r>
+      <w:proofErr w:type="spellEnd"/>
+      <w:r>
+        <w:t xml:space="preserve"> </w:t>
+      </w:r>
+      <w:proofErr w:type="spellStart"/>
+      <w:r>
+        <w:t>trong</w:t>
+      </w:r>
+      <w:proofErr w:type="spellEnd"/>
+      <w:r>
+        <w:t xml:space="preserve"> Database </w:t>
+      </w:r>
+      <w:proofErr w:type="spellStart"/>
+      <w:r>
+        <w:t>nhé</w:t>
+      </w:r>
+      <w:proofErr w:type="spellEnd"/>
+      <w:r>
+        <w:t>:</w:t>
       </w:r>
     </w:p>
     <w:p>
@@ -785,17 +3533,478 @@
     </w:p>
     <w:p>
       <w:r>
-        <w:t>Bidirectional là khả năng truy cập lẫn nhau nhờ tham chiếu của các entities có quan hệ với nhau.</w:t>
-      </w:r>
-    </w:p>
-    <w:p>
-      <w:r>
-        <w:t>Ví dụ: Từ Patient có thể truy cập đến MedicalRecord liên quan và ngược lại Từ medicalRecord cũng có thể truy cập đến Patient liên quan.</w:t>
-      </w:r>
-    </w:p>
-    <w:p>
-      <w:r>
-        <w:t>Ok vì MedicalRecord có reference tới Patient nên là sẽ thử Query MedicalRecord rồi truy cập vào Patient liên quan xem sao:</w:t>
+        <w:t xml:space="preserve">Bidirectional </w:t>
+      </w:r>
+      <w:proofErr w:type="spellStart"/>
+      <w:r>
+        <w:t>là</w:t>
+      </w:r>
+      <w:proofErr w:type="spellEnd"/>
+      <w:r>
+        <w:t xml:space="preserve"> </w:t>
+      </w:r>
+      <w:proofErr w:type="spellStart"/>
+      <w:r>
+        <w:t>khả</w:t>
+      </w:r>
+      <w:proofErr w:type="spellEnd"/>
+      <w:r>
+        <w:t xml:space="preserve"> </w:t>
+      </w:r>
+      <w:proofErr w:type="spellStart"/>
+      <w:r>
+        <w:t>năng</w:t>
+      </w:r>
+      <w:proofErr w:type="spellEnd"/>
+      <w:r>
+        <w:t xml:space="preserve"> </w:t>
+      </w:r>
+      <w:proofErr w:type="spellStart"/>
+      <w:r>
+        <w:t>truy</w:t>
+      </w:r>
+      <w:proofErr w:type="spellEnd"/>
+      <w:r>
+        <w:t xml:space="preserve"> </w:t>
+      </w:r>
+      <w:proofErr w:type="spellStart"/>
+      <w:r>
+        <w:t>cập</w:t>
+      </w:r>
+      <w:proofErr w:type="spellEnd"/>
+      <w:r>
+        <w:t xml:space="preserve"> </w:t>
+      </w:r>
+      <w:proofErr w:type="spellStart"/>
+      <w:r>
+        <w:t>lẫn</w:t>
+      </w:r>
+      <w:proofErr w:type="spellEnd"/>
+      <w:r>
+        <w:t xml:space="preserve"> </w:t>
+      </w:r>
+      <w:proofErr w:type="spellStart"/>
+      <w:r>
+        <w:t>nhau</w:t>
+      </w:r>
+      <w:proofErr w:type="spellEnd"/>
+      <w:r>
+        <w:t xml:space="preserve"> </w:t>
+      </w:r>
+      <w:proofErr w:type="spellStart"/>
+      <w:r>
+        <w:t>nhờ</w:t>
+      </w:r>
+      <w:proofErr w:type="spellEnd"/>
+      <w:r>
+        <w:t xml:space="preserve"> </w:t>
+      </w:r>
+      <w:proofErr w:type="spellStart"/>
+      <w:r>
+        <w:t>tham</w:t>
+      </w:r>
+      <w:proofErr w:type="spellEnd"/>
+      <w:r>
+        <w:t xml:space="preserve"> </w:t>
+      </w:r>
+      <w:proofErr w:type="spellStart"/>
+      <w:r>
+        <w:t>chiếu</w:t>
+      </w:r>
+      <w:proofErr w:type="spellEnd"/>
+      <w:r>
+        <w:t xml:space="preserve"> </w:t>
+      </w:r>
+      <w:proofErr w:type="spellStart"/>
+      <w:r>
+        <w:t>của</w:t>
+      </w:r>
+      <w:proofErr w:type="spellEnd"/>
+      <w:r>
+        <w:t xml:space="preserve"> </w:t>
+      </w:r>
+      <w:proofErr w:type="spellStart"/>
+      <w:r>
+        <w:t>các</w:t>
+      </w:r>
+      <w:proofErr w:type="spellEnd"/>
+      <w:r>
+        <w:t xml:space="preserve"> entities </w:t>
+      </w:r>
+      <w:proofErr w:type="spellStart"/>
+      <w:r>
+        <w:t>có</w:t>
+      </w:r>
+      <w:proofErr w:type="spellEnd"/>
+      <w:r>
+        <w:t xml:space="preserve"> </w:t>
+      </w:r>
+      <w:proofErr w:type="spellStart"/>
+      <w:r>
+        <w:t>quan</w:t>
+      </w:r>
+      <w:proofErr w:type="spellEnd"/>
+      <w:r>
+        <w:t xml:space="preserve"> </w:t>
+      </w:r>
+      <w:proofErr w:type="spellStart"/>
+      <w:r>
+        <w:t>hệ</w:t>
+      </w:r>
+      <w:proofErr w:type="spellEnd"/>
+      <w:r>
+        <w:t xml:space="preserve"> </w:t>
+      </w:r>
+      <w:proofErr w:type="spellStart"/>
+      <w:r>
+        <w:t>với</w:t>
+      </w:r>
+      <w:proofErr w:type="spellEnd"/>
+      <w:r>
+        <w:t xml:space="preserve"> </w:t>
+      </w:r>
+      <w:proofErr w:type="spellStart"/>
+      <w:r>
+        <w:t>nhau</w:t>
+      </w:r>
+      <w:proofErr w:type="spellEnd"/>
+      <w:r>
+        <w:t>.</w:t>
+      </w:r>
+    </w:p>
+    <w:p>
+      <w:proofErr w:type="spellStart"/>
+      <w:r>
+        <w:t>Ví</w:t>
+      </w:r>
+      <w:proofErr w:type="spellEnd"/>
+      <w:r>
+        <w:t xml:space="preserve"> </w:t>
+      </w:r>
+      <w:proofErr w:type="spellStart"/>
+      <w:r>
+        <w:t>dụ</w:t>
+      </w:r>
+      <w:proofErr w:type="spellEnd"/>
+      <w:r>
+        <w:t xml:space="preserve">: </w:t>
+      </w:r>
+      <w:proofErr w:type="spellStart"/>
+      <w:r>
+        <w:t>Từ</w:t>
+      </w:r>
+      <w:proofErr w:type="spellEnd"/>
+      <w:r>
+        <w:t xml:space="preserve"> Patient </w:t>
+      </w:r>
+      <w:proofErr w:type="spellStart"/>
+      <w:r>
+        <w:t>có</w:t>
+      </w:r>
+      <w:proofErr w:type="spellEnd"/>
+      <w:r>
+        <w:t xml:space="preserve"> </w:t>
+      </w:r>
+      <w:proofErr w:type="spellStart"/>
+      <w:r>
+        <w:t>thể</w:t>
+      </w:r>
+      <w:proofErr w:type="spellEnd"/>
+      <w:r>
+        <w:t xml:space="preserve"> </w:t>
+      </w:r>
+      <w:proofErr w:type="spellStart"/>
+      <w:r>
+        <w:t>truy</w:t>
+      </w:r>
+      <w:proofErr w:type="spellEnd"/>
+      <w:r>
+        <w:t xml:space="preserve"> </w:t>
+      </w:r>
+      <w:proofErr w:type="spellStart"/>
+      <w:r>
+        <w:t>cập</w:t>
+      </w:r>
+      <w:proofErr w:type="spellEnd"/>
+      <w:r>
+        <w:t xml:space="preserve"> </w:t>
+      </w:r>
+      <w:proofErr w:type="spellStart"/>
+      <w:r>
+        <w:t>đến</w:t>
+      </w:r>
+      <w:proofErr w:type="spellEnd"/>
+      <w:r>
+        <w:t xml:space="preserve"> </w:t>
+      </w:r>
+      <w:proofErr w:type="spellStart"/>
+      <w:r>
+        <w:t>MedicalRecord</w:t>
+      </w:r>
+      <w:proofErr w:type="spellEnd"/>
+      <w:r>
+        <w:t xml:space="preserve"> </w:t>
+      </w:r>
+      <w:proofErr w:type="spellStart"/>
+      <w:r>
+        <w:t>liên</w:t>
+      </w:r>
+      <w:proofErr w:type="spellEnd"/>
+      <w:r>
+        <w:t xml:space="preserve"> </w:t>
+      </w:r>
+      <w:proofErr w:type="spellStart"/>
+      <w:r>
+        <w:t>quan</w:t>
+      </w:r>
+      <w:proofErr w:type="spellEnd"/>
+      <w:r>
+        <w:t xml:space="preserve"> </w:t>
+      </w:r>
+      <w:proofErr w:type="spellStart"/>
+      <w:r>
+        <w:t>và</w:t>
+      </w:r>
+      <w:proofErr w:type="spellEnd"/>
+      <w:r>
+        <w:t xml:space="preserve"> </w:t>
+      </w:r>
+      <w:proofErr w:type="spellStart"/>
+      <w:r>
+        <w:t>ngược</w:t>
+      </w:r>
+      <w:proofErr w:type="spellEnd"/>
+      <w:r>
+        <w:t xml:space="preserve"> </w:t>
+      </w:r>
+      <w:proofErr w:type="spellStart"/>
+      <w:r>
+        <w:t>lại</w:t>
+      </w:r>
+      <w:proofErr w:type="spellEnd"/>
+      <w:r>
+        <w:t xml:space="preserve"> </w:t>
+      </w:r>
+      <w:proofErr w:type="spellStart"/>
+      <w:r>
+        <w:t>Từ</w:t>
+      </w:r>
+      <w:proofErr w:type="spellEnd"/>
+      <w:r>
+        <w:t xml:space="preserve"> </w:t>
+      </w:r>
+      <w:proofErr w:type="spellStart"/>
+      <w:r>
+        <w:t>medicalRecord</w:t>
+      </w:r>
+      <w:proofErr w:type="spellEnd"/>
+      <w:r>
+        <w:t xml:space="preserve"> </w:t>
+      </w:r>
+      <w:proofErr w:type="spellStart"/>
+      <w:r>
+        <w:t>cũng</w:t>
+      </w:r>
+      <w:proofErr w:type="spellEnd"/>
+      <w:r>
+        <w:t xml:space="preserve"> </w:t>
+      </w:r>
+      <w:proofErr w:type="spellStart"/>
+      <w:r>
+        <w:t>có</w:t>
+      </w:r>
+      <w:proofErr w:type="spellEnd"/>
+      <w:r>
+        <w:t xml:space="preserve"> </w:t>
+      </w:r>
+      <w:proofErr w:type="spellStart"/>
+      <w:r>
+        <w:t>thể</w:t>
+      </w:r>
+      <w:proofErr w:type="spellEnd"/>
+      <w:r>
+        <w:t xml:space="preserve"> </w:t>
+      </w:r>
+      <w:proofErr w:type="spellStart"/>
+      <w:r>
+        <w:t>truy</w:t>
+      </w:r>
+      <w:proofErr w:type="spellEnd"/>
+      <w:r>
+        <w:t xml:space="preserve"> </w:t>
+      </w:r>
+      <w:proofErr w:type="spellStart"/>
+      <w:r>
+        <w:t>cập</w:t>
+      </w:r>
+      <w:proofErr w:type="spellEnd"/>
+      <w:r>
+        <w:t xml:space="preserve"> </w:t>
+      </w:r>
+      <w:proofErr w:type="spellStart"/>
+      <w:r>
+        <w:t>đến</w:t>
+      </w:r>
+      <w:proofErr w:type="spellEnd"/>
+      <w:r>
+        <w:t xml:space="preserve"> Patient </w:t>
+      </w:r>
+      <w:proofErr w:type="spellStart"/>
+      <w:r>
+        <w:t>liên</w:t>
+      </w:r>
+      <w:proofErr w:type="spellEnd"/>
+      <w:r>
+        <w:t xml:space="preserve"> </w:t>
+      </w:r>
+      <w:proofErr w:type="spellStart"/>
+      <w:r>
+        <w:t>quan</w:t>
+      </w:r>
+      <w:proofErr w:type="spellEnd"/>
+      <w:r>
+        <w:t>.</w:t>
+      </w:r>
+    </w:p>
+    <w:p>
+      <w:r>
+        <w:t xml:space="preserve">Ok </w:t>
+      </w:r>
+      <w:proofErr w:type="spellStart"/>
+      <w:r>
+        <w:t>vì</w:t>
+      </w:r>
+      <w:proofErr w:type="spellEnd"/>
+      <w:r>
+        <w:t xml:space="preserve"> </w:t>
+      </w:r>
+      <w:proofErr w:type="spellStart"/>
+      <w:r>
+        <w:t>MedicalRecord</w:t>
+      </w:r>
+      <w:proofErr w:type="spellEnd"/>
+      <w:r>
+        <w:t xml:space="preserve"> </w:t>
+      </w:r>
+      <w:proofErr w:type="spellStart"/>
+      <w:r>
+        <w:t>có</w:t>
+      </w:r>
+      <w:proofErr w:type="spellEnd"/>
+      <w:r>
+        <w:t xml:space="preserve"> reference </w:t>
+      </w:r>
+      <w:proofErr w:type="spellStart"/>
+      <w:r>
+        <w:t>tới</w:t>
+      </w:r>
+      <w:proofErr w:type="spellEnd"/>
+      <w:r>
+        <w:t xml:space="preserve"> Patient </w:t>
+      </w:r>
+      <w:proofErr w:type="spellStart"/>
+      <w:r>
+        <w:t>nên</w:t>
+      </w:r>
+      <w:proofErr w:type="spellEnd"/>
+      <w:r>
+        <w:t xml:space="preserve"> </w:t>
+      </w:r>
+      <w:proofErr w:type="spellStart"/>
+      <w:r>
+        <w:t>là</w:t>
+      </w:r>
+      <w:proofErr w:type="spellEnd"/>
+      <w:r>
+        <w:t xml:space="preserve"> </w:t>
+      </w:r>
+      <w:proofErr w:type="spellStart"/>
+      <w:r>
+        <w:t>sẽ</w:t>
+      </w:r>
+      <w:proofErr w:type="spellEnd"/>
+      <w:r>
+        <w:t xml:space="preserve"> </w:t>
+      </w:r>
+      <w:proofErr w:type="spellStart"/>
+      <w:r>
+        <w:t>thử</w:t>
+      </w:r>
+      <w:proofErr w:type="spellEnd"/>
+      <w:r>
+        <w:t xml:space="preserve"> Query </w:t>
+      </w:r>
+      <w:proofErr w:type="spellStart"/>
+      <w:r>
+        <w:t>MedicalRecord</w:t>
+      </w:r>
+      <w:proofErr w:type="spellEnd"/>
+      <w:r>
+        <w:t xml:space="preserve"> </w:t>
+      </w:r>
+      <w:proofErr w:type="spellStart"/>
+      <w:r>
+        <w:t>rồi</w:t>
+      </w:r>
+      <w:proofErr w:type="spellEnd"/>
+      <w:r>
+        <w:t xml:space="preserve"> </w:t>
+      </w:r>
+      <w:proofErr w:type="spellStart"/>
+      <w:r>
+        <w:t>truy</w:t>
+      </w:r>
+      <w:proofErr w:type="spellEnd"/>
+      <w:r>
+        <w:t xml:space="preserve"> </w:t>
+      </w:r>
+      <w:proofErr w:type="spellStart"/>
+      <w:r>
+        <w:t>cập</w:t>
+      </w:r>
+      <w:proofErr w:type="spellEnd"/>
+      <w:r>
+        <w:t xml:space="preserve"> </w:t>
+      </w:r>
+      <w:proofErr w:type="spellStart"/>
+      <w:r>
+        <w:t>vào</w:t>
+      </w:r>
+      <w:proofErr w:type="spellEnd"/>
+      <w:r>
+        <w:t xml:space="preserve"> Patient </w:t>
+      </w:r>
+      <w:proofErr w:type="spellStart"/>
+      <w:r>
+        <w:t>liên</w:t>
+      </w:r>
+      <w:proofErr w:type="spellEnd"/>
+      <w:r>
+        <w:t xml:space="preserve"> </w:t>
+      </w:r>
+      <w:proofErr w:type="spellStart"/>
+      <w:r>
+        <w:t>quan</w:t>
+      </w:r>
+      <w:proofErr w:type="spellEnd"/>
+      <w:r>
+        <w:t xml:space="preserve"> </w:t>
+      </w:r>
+      <w:proofErr w:type="spellStart"/>
+      <w:r>
+        <w:t>xem</w:t>
+      </w:r>
+      <w:proofErr w:type="spellEnd"/>
+      <w:r>
+        <w:t xml:space="preserve"> </w:t>
+      </w:r>
+      <w:proofErr w:type="spellStart"/>
+      <w:r>
+        <w:t>sao</w:t>
+      </w:r>
+      <w:proofErr w:type="spellEnd"/>
+      <w:r>
+        <w:t>:</w:t>
       </w:r>
     </w:p>
     <w:p>
@@ -841,9 +4050,22 @@
       </w:r>
     </w:p>
     <w:p>
+      <w:proofErr w:type="spellStart"/>
       <w:r>
         <w:lastRenderedPageBreak/>
-        <w:t>Kết quả:</w:t>
+        <w:t>Kết</w:t>
+      </w:r>
+      <w:proofErr w:type="spellEnd"/>
+      <w:r>
+        <w:t xml:space="preserve"> </w:t>
+      </w:r>
+      <w:proofErr w:type="spellStart"/>
+      <w:r>
+        <w:t>quả</w:t>
+      </w:r>
+      <w:proofErr w:type="spellEnd"/>
+      <w:r>
+        <w:t>:</w:t>
       </w:r>
     </w:p>
     <w:p>
@@ -890,24 +4112,303 @@
     </w:p>
     <w:p>
       <w:r>
-        <w:t>Ok đã truy cập được. Nhưng giờ lại phát sinh nhu cầu muốn truy cập MedicalRecord từ ph</w:t>
+        <w:t xml:space="preserve">Ok </w:t>
+      </w:r>
+      <w:proofErr w:type="spellStart"/>
+      <w:r>
+        <w:t>đã</w:t>
+      </w:r>
+      <w:proofErr w:type="spellEnd"/>
+      <w:r>
+        <w:t xml:space="preserve"> </w:t>
+      </w:r>
+      <w:proofErr w:type="spellStart"/>
+      <w:r>
+        <w:t>truy</w:t>
+      </w:r>
+      <w:proofErr w:type="spellEnd"/>
+      <w:r>
+        <w:t xml:space="preserve"> </w:t>
+      </w:r>
+      <w:proofErr w:type="spellStart"/>
+      <w:r>
+        <w:t>cập</w:t>
+      </w:r>
+      <w:proofErr w:type="spellEnd"/>
+      <w:r>
+        <w:t xml:space="preserve"> </w:t>
+      </w:r>
+      <w:proofErr w:type="spellStart"/>
+      <w:r>
+        <w:t>được</w:t>
+      </w:r>
+      <w:proofErr w:type="spellEnd"/>
+      <w:r>
+        <w:t xml:space="preserve">. </w:t>
+      </w:r>
+      <w:proofErr w:type="spellStart"/>
+      <w:r>
+        <w:t>Nhưng</w:t>
+      </w:r>
+      <w:proofErr w:type="spellEnd"/>
+      <w:r>
+        <w:t xml:space="preserve"> </w:t>
+      </w:r>
+      <w:proofErr w:type="spellStart"/>
+      <w:r>
+        <w:t>giờ</w:t>
+      </w:r>
+      <w:proofErr w:type="spellEnd"/>
+      <w:r>
+        <w:t xml:space="preserve"> </w:t>
+      </w:r>
+      <w:proofErr w:type="spellStart"/>
+      <w:r>
+        <w:t>lại</w:t>
+      </w:r>
+      <w:proofErr w:type="spellEnd"/>
+      <w:r>
+        <w:t xml:space="preserve"> </w:t>
+      </w:r>
+      <w:proofErr w:type="spellStart"/>
+      <w:r>
+        <w:t>phát</w:t>
+      </w:r>
+      <w:proofErr w:type="spellEnd"/>
+      <w:r>
+        <w:t xml:space="preserve"> </w:t>
+      </w:r>
+      <w:proofErr w:type="spellStart"/>
+      <w:r>
+        <w:t>sinh</w:t>
+      </w:r>
+      <w:proofErr w:type="spellEnd"/>
+      <w:r>
+        <w:t xml:space="preserve"> </w:t>
+      </w:r>
+      <w:proofErr w:type="spellStart"/>
+      <w:r>
+        <w:t>nhu</w:t>
+      </w:r>
+      <w:proofErr w:type="spellEnd"/>
+      <w:r>
+        <w:t xml:space="preserve"> </w:t>
+      </w:r>
+      <w:proofErr w:type="spellStart"/>
+      <w:r>
+        <w:t>cầu</w:t>
+      </w:r>
+      <w:proofErr w:type="spellEnd"/>
+      <w:r>
+        <w:t xml:space="preserve"> </w:t>
+      </w:r>
+      <w:proofErr w:type="spellStart"/>
+      <w:r>
+        <w:t>muốn</w:t>
+      </w:r>
+      <w:proofErr w:type="spellEnd"/>
+      <w:r>
+        <w:t xml:space="preserve"> </w:t>
+      </w:r>
+      <w:proofErr w:type="spellStart"/>
+      <w:r>
+        <w:t>truy</w:t>
+      </w:r>
+      <w:proofErr w:type="spellEnd"/>
+      <w:r>
+        <w:t xml:space="preserve"> </w:t>
+      </w:r>
+      <w:proofErr w:type="spellStart"/>
+      <w:r>
+        <w:t>cập</w:t>
+      </w:r>
+      <w:proofErr w:type="spellEnd"/>
+      <w:r>
+        <w:t xml:space="preserve"> </w:t>
+      </w:r>
+      <w:proofErr w:type="spellStart"/>
+      <w:r>
+        <w:t>MedicalRecord</w:t>
+      </w:r>
+      <w:proofErr w:type="spellEnd"/>
+      <w:r>
+        <w:t xml:space="preserve"> </w:t>
+      </w:r>
+      <w:proofErr w:type="spellStart"/>
+      <w:r>
+        <w:t>từ</w:t>
+      </w:r>
+      <w:proofErr w:type="spellEnd"/>
+      <w:r>
+        <w:t xml:space="preserve"> </w:t>
+      </w:r>
+      <w:proofErr w:type="spellStart"/>
+      <w:r>
+        <w:t>ph</w:t>
       </w:r>
       <w:r>
         <w:t>ía</w:t>
       </w:r>
-      <w:r>
-        <w:t xml:space="preserve"> Patient thì sao? Bên Patient Entity đâu có tham chiếu tới MedicalRecord liên quan!</w:t>
-      </w:r>
-    </w:p>
-    <w:p>
-      <w:r>
-        <w:t>Solution là</w:t>
-      </w:r>
-      <w:r>
-        <w:t xml:space="preserve"> thêm</w:t>
-      </w:r>
-      <w:r>
-        <w:t xml:space="preserve"> reference tới MedicalRecord trong Patient Entity như hình dưới:</w:t>
+      <w:proofErr w:type="spellEnd"/>
+      <w:r>
+        <w:t xml:space="preserve"> Patient </w:t>
+      </w:r>
+      <w:proofErr w:type="spellStart"/>
+      <w:r>
+        <w:t>thì</w:t>
+      </w:r>
+      <w:proofErr w:type="spellEnd"/>
+      <w:r>
+        <w:t xml:space="preserve"> </w:t>
+      </w:r>
+      <w:proofErr w:type="spellStart"/>
+      <w:r>
+        <w:t>sao</w:t>
+      </w:r>
+      <w:proofErr w:type="spellEnd"/>
+      <w:r>
+        <w:t xml:space="preserve">? </w:t>
+      </w:r>
+      <w:proofErr w:type="spellStart"/>
+      <w:r>
+        <w:t>Bên</w:t>
+      </w:r>
+      <w:proofErr w:type="spellEnd"/>
+      <w:r>
+        <w:t xml:space="preserve"> Patient Entity </w:t>
+      </w:r>
+      <w:proofErr w:type="spellStart"/>
+      <w:r>
+        <w:t>đâu</w:t>
+      </w:r>
+      <w:proofErr w:type="spellEnd"/>
+      <w:r>
+        <w:t xml:space="preserve"> </w:t>
+      </w:r>
+      <w:proofErr w:type="spellStart"/>
+      <w:r>
+        <w:t>có</w:t>
+      </w:r>
+      <w:proofErr w:type="spellEnd"/>
+      <w:r>
+        <w:t xml:space="preserve"> </w:t>
+      </w:r>
+      <w:proofErr w:type="spellStart"/>
+      <w:r>
+        <w:t>tham</w:t>
+      </w:r>
+      <w:proofErr w:type="spellEnd"/>
+      <w:r>
+        <w:t xml:space="preserve"> </w:t>
+      </w:r>
+      <w:proofErr w:type="spellStart"/>
+      <w:r>
+        <w:t>chiếu</w:t>
+      </w:r>
+      <w:proofErr w:type="spellEnd"/>
+      <w:r>
+        <w:t xml:space="preserve"> </w:t>
+      </w:r>
+      <w:proofErr w:type="spellStart"/>
+      <w:r>
+        <w:t>tới</w:t>
+      </w:r>
+      <w:proofErr w:type="spellEnd"/>
+      <w:r>
+        <w:t xml:space="preserve"> </w:t>
+      </w:r>
+      <w:proofErr w:type="spellStart"/>
+      <w:r>
+        <w:t>MedicalRecord</w:t>
+      </w:r>
+      <w:proofErr w:type="spellEnd"/>
+      <w:r>
+        <w:t xml:space="preserve"> </w:t>
+      </w:r>
+      <w:proofErr w:type="spellStart"/>
+      <w:r>
+        <w:t>liên</w:t>
+      </w:r>
+      <w:proofErr w:type="spellEnd"/>
+      <w:r>
+        <w:t xml:space="preserve"> </w:t>
+      </w:r>
+      <w:proofErr w:type="spellStart"/>
+      <w:r>
+        <w:t>quan</w:t>
+      </w:r>
+      <w:proofErr w:type="spellEnd"/>
+      <w:r>
+        <w:t>!</w:t>
+      </w:r>
+    </w:p>
+    <w:p>
+      <w:r>
+        <w:t xml:space="preserve">Solution </w:t>
+      </w:r>
+      <w:proofErr w:type="spellStart"/>
+      <w:r>
+        <w:t>là</w:t>
+      </w:r>
+      <w:proofErr w:type="spellEnd"/>
+      <w:r>
+        <w:t xml:space="preserve"> </w:t>
+      </w:r>
+      <w:proofErr w:type="spellStart"/>
+      <w:r>
+        <w:t>thêm</w:t>
+      </w:r>
+      <w:proofErr w:type="spellEnd"/>
+      <w:r>
+        <w:t xml:space="preserve"> reference </w:t>
+      </w:r>
+      <w:proofErr w:type="spellStart"/>
+      <w:r>
+        <w:t>tới</w:t>
+      </w:r>
+      <w:proofErr w:type="spellEnd"/>
+      <w:r>
+        <w:t xml:space="preserve"> </w:t>
+      </w:r>
+      <w:proofErr w:type="spellStart"/>
+      <w:r>
+        <w:t>MedicalRecord</w:t>
+      </w:r>
+      <w:proofErr w:type="spellEnd"/>
+      <w:r>
+        <w:t xml:space="preserve"> </w:t>
+      </w:r>
+      <w:proofErr w:type="spellStart"/>
+      <w:r>
+        <w:t>trong</w:t>
+      </w:r>
+      <w:proofErr w:type="spellEnd"/>
+      <w:r>
+        <w:t xml:space="preserve"> Patient Entity </w:t>
+      </w:r>
+      <w:proofErr w:type="spellStart"/>
+      <w:r>
+        <w:t>như</w:t>
+      </w:r>
+      <w:proofErr w:type="spellEnd"/>
+      <w:r>
+        <w:t xml:space="preserve"> </w:t>
+      </w:r>
+      <w:proofErr w:type="spellStart"/>
+      <w:r>
+        <w:t>hình</w:t>
+      </w:r>
+      <w:proofErr w:type="spellEnd"/>
+      <w:r>
+        <w:t xml:space="preserve"> </w:t>
+      </w:r>
+      <w:proofErr w:type="spellStart"/>
+      <w:r>
+        <w:t>dưới</w:t>
+      </w:r>
+      <w:proofErr w:type="spellEnd"/>
+      <w:r>
+        <w:t>:</w:t>
       </w:r>
     </w:p>
     <w:p>
@@ -953,18 +4454,308 @@
       </w:r>
     </w:p>
     <w:p>
-      <w:r>
-        <w:t>Cũng tương tự như bên MedicalRecord. Ta sẽ dùng @OneToOne để tạo ref</w:t>
-      </w:r>
-    </w:p>
-    <w:p>
-      <w:r>
-        <w:t>Nhưng vấn đề sảy ra là: Vì @OneToOne được dùng ở cả Patient và MedicalRecord nên cả hai đều lưu khóa ngoại (Duplicate khóa ngoại).</w:t>
-      </w:r>
-    </w:p>
-    <w:p>
-      <w:r>
-        <w:t>Xem kết quả trong database như hình dưới.</w:t>
+      <w:proofErr w:type="spellStart"/>
+      <w:r>
+        <w:t>Cũng</w:t>
+      </w:r>
+      <w:proofErr w:type="spellEnd"/>
+      <w:r>
+        <w:t xml:space="preserve"> </w:t>
+      </w:r>
+      <w:proofErr w:type="spellStart"/>
+      <w:r>
+        <w:t>tương</w:t>
+      </w:r>
+      <w:proofErr w:type="spellEnd"/>
+      <w:r>
+        <w:t xml:space="preserve"> </w:t>
+      </w:r>
+      <w:proofErr w:type="spellStart"/>
+      <w:r>
+        <w:t>tự</w:t>
+      </w:r>
+      <w:proofErr w:type="spellEnd"/>
+      <w:r>
+        <w:t xml:space="preserve"> </w:t>
+      </w:r>
+      <w:proofErr w:type="spellStart"/>
+      <w:r>
+        <w:t>như</w:t>
+      </w:r>
+      <w:proofErr w:type="spellEnd"/>
+      <w:r>
+        <w:t xml:space="preserve"> </w:t>
+      </w:r>
+      <w:proofErr w:type="spellStart"/>
+      <w:r>
+        <w:t>bên</w:t>
+      </w:r>
+      <w:proofErr w:type="spellEnd"/>
+      <w:r>
+        <w:t xml:space="preserve"> </w:t>
+      </w:r>
+      <w:proofErr w:type="spellStart"/>
+      <w:r>
+        <w:t>MedicalRecord</w:t>
+      </w:r>
+      <w:proofErr w:type="spellEnd"/>
+      <w:r>
+        <w:t xml:space="preserve">. Ta </w:t>
+      </w:r>
+      <w:proofErr w:type="spellStart"/>
+      <w:r>
+        <w:t>sẽ</w:t>
+      </w:r>
+      <w:proofErr w:type="spellEnd"/>
+      <w:r>
+        <w:t xml:space="preserve"> </w:t>
+      </w:r>
+      <w:proofErr w:type="spellStart"/>
+      <w:r>
+        <w:t>dùng</w:t>
+      </w:r>
+      <w:proofErr w:type="spellEnd"/>
+      <w:r>
+        <w:t xml:space="preserve"> @OneToOne </w:t>
+      </w:r>
+      <w:proofErr w:type="spellStart"/>
+      <w:r>
+        <w:t>để</w:t>
+      </w:r>
+      <w:proofErr w:type="spellEnd"/>
+      <w:r>
+        <w:t xml:space="preserve"> </w:t>
+      </w:r>
+      <w:proofErr w:type="spellStart"/>
+      <w:r>
+        <w:t>tạo</w:t>
+      </w:r>
+      <w:proofErr w:type="spellEnd"/>
+      <w:r>
+        <w:t xml:space="preserve"> ref</w:t>
+      </w:r>
+    </w:p>
+    <w:p>
+      <w:proofErr w:type="spellStart"/>
+      <w:r>
+        <w:t>Nhưng</w:t>
+      </w:r>
+      <w:proofErr w:type="spellEnd"/>
+      <w:r>
+        <w:t xml:space="preserve"> </w:t>
+      </w:r>
+      <w:proofErr w:type="spellStart"/>
+      <w:r>
+        <w:t>vấn</w:t>
+      </w:r>
+      <w:proofErr w:type="spellEnd"/>
+      <w:r>
+        <w:t xml:space="preserve"> </w:t>
+      </w:r>
+      <w:proofErr w:type="spellStart"/>
+      <w:r>
+        <w:t>đề</w:t>
+      </w:r>
+      <w:proofErr w:type="spellEnd"/>
+      <w:r>
+        <w:t xml:space="preserve"> </w:t>
+      </w:r>
+      <w:proofErr w:type="spellStart"/>
+      <w:r>
+        <w:t>sảy</w:t>
+      </w:r>
+      <w:proofErr w:type="spellEnd"/>
+      <w:r>
+        <w:t xml:space="preserve"> </w:t>
+      </w:r>
+      <w:proofErr w:type="spellStart"/>
+      <w:r>
+        <w:t>ra</w:t>
+      </w:r>
+      <w:proofErr w:type="spellEnd"/>
+      <w:r>
+        <w:t xml:space="preserve"> </w:t>
+      </w:r>
+      <w:proofErr w:type="spellStart"/>
+      <w:r>
+        <w:t>là</w:t>
+      </w:r>
+      <w:proofErr w:type="spellEnd"/>
+      <w:r>
+        <w:t xml:space="preserve">: </w:t>
+      </w:r>
+      <w:proofErr w:type="spellStart"/>
+      <w:r>
+        <w:t>Vì</w:t>
+      </w:r>
+      <w:proofErr w:type="spellEnd"/>
+      <w:r>
+        <w:t xml:space="preserve"> @OneToOne </w:t>
+      </w:r>
+      <w:proofErr w:type="spellStart"/>
+      <w:r>
+        <w:t>được</w:t>
+      </w:r>
+      <w:proofErr w:type="spellEnd"/>
+      <w:r>
+        <w:t xml:space="preserve"> </w:t>
+      </w:r>
+      <w:proofErr w:type="spellStart"/>
+      <w:r>
+        <w:t>dùng</w:t>
+      </w:r>
+      <w:proofErr w:type="spellEnd"/>
+      <w:r>
+        <w:t xml:space="preserve"> ở </w:t>
+      </w:r>
+      <w:proofErr w:type="spellStart"/>
+      <w:r>
+        <w:t>cả</w:t>
+      </w:r>
+      <w:proofErr w:type="spellEnd"/>
+      <w:r>
+        <w:t xml:space="preserve"> Patient </w:t>
+      </w:r>
+      <w:proofErr w:type="spellStart"/>
+      <w:r>
+        <w:t>và</w:t>
+      </w:r>
+      <w:proofErr w:type="spellEnd"/>
+      <w:r>
+        <w:t xml:space="preserve"> </w:t>
+      </w:r>
+      <w:proofErr w:type="spellStart"/>
+      <w:r>
+        <w:t>MedicalRecord</w:t>
+      </w:r>
+      <w:proofErr w:type="spellEnd"/>
+      <w:r>
+        <w:t xml:space="preserve"> </w:t>
+      </w:r>
+      <w:proofErr w:type="spellStart"/>
+      <w:r>
+        <w:t>nên</w:t>
+      </w:r>
+      <w:proofErr w:type="spellEnd"/>
+      <w:r>
+        <w:t xml:space="preserve"> </w:t>
+      </w:r>
+      <w:proofErr w:type="spellStart"/>
+      <w:r>
+        <w:t>cả</w:t>
+      </w:r>
+      <w:proofErr w:type="spellEnd"/>
+      <w:r>
+        <w:t xml:space="preserve"> </w:t>
+      </w:r>
+      <w:proofErr w:type="spellStart"/>
+      <w:r>
+        <w:t>hai</w:t>
+      </w:r>
+      <w:proofErr w:type="spellEnd"/>
+      <w:r>
+        <w:t xml:space="preserve"> </w:t>
+      </w:r>
+      <w:proofErr w:type="spellStart"/>
+      <w:r>
+        <w:t>đều</w:t>
+      </w:r>
+      <w:proofErr w:type="spellEnd"/>
+      <w:r>
+        <w:t xml:space="preserve"> </w:t>
+      </w:r>
+      <w:proofErr w:type="spellStart"/>
+      <w:r>
+        <w:t>lưu</w:t>
+      </w:r>
+      <w:proofErr w:type="spellEnd"/>
+      <w:r>
+        <w:t xml:space="preserve"> </w:t>
+      </w:r>
+      <w:proofErr w:type="spellStart"/>
+      <w:r>
+        <w:t>khóa</w:t>
+      </w:r>
+      <w:proofErr w:type="spellEnd"/>
+      <w:r>
+        <w:t xml:space="preserve"> </w:t>
+      </w:r>
+      <w:proofErr w:type="spellStart"/>
+      <w:r>
+        <w:t>ngoại</w:t>
+      </w:r>
+      <w:proofErr w:type="spellEnd"/>
+      <w:r>
+        <w:t xml:space="preserve"> (Duplicate </w:t>
+      </w:r>
+      <w:proofErr w:type="spellStart"/>
+      <w:r>
+        <w:t>khóa</w:t>
+      </w:r>
+      <w:proofErr w:type="spellEnd"/>
+      <w:r>
+        <w:t xml:space="preserve"> </w:t>
+      </w:r>
+      <w:proofErr w:type="spellStart"/>
+      <w:r>
+        <w:t>ngoại</w:t>
+      </w:r>
+      <w:proofErr w:type="spellEnd"/>
+      <w:r>
+        <w:t>).</w:t>
+      </w:r>
+    </w:p>
+    <w:p>
+      <w:r>
+        <w:t xml:space="preserve">Xem </w:t>
+      </w:r>
+      <w:proofErr w:type="spellStart"/>
+      <w:r>
+        <w:t>kết</w:t>
+      </w:r>
+      <w:proofErr w:type="spellEnd"/>
+      <w:r>
+        <w:t xml:space="preserve"> </w:t>
+      </w:r>
+      <w:proofErr w:type="spellStart"/>
+      <w:r>
+        <w:t>quả</w:t>
+      </w:r>
+      <w:proofErr w:type="spellEnd"/>
+      <w:r>
+        <w:t xml:space="preserve"> </w:t>
+      </w:r>
+      <w:proofErr w:type="spellStart"/>
+      <w:r>
+        <w:t>trong</w:t>
+      </w:r>
+      <w:proofErr w:type="spellEnd"/>
+      <w:r>
+        <w:t xml:space="preserve"> database </w:t>
+      </w:r>
+      <w:proofErr w:type="spellStart"/>
+      <w:r>
+        <w:t>như</w:t>
+      </w:r>
+      <w:proofErr w:type="spellEnd"/>
+      <w:r>
+        <w:t xml:space="preserve"> </w:t>
+      </w:r>
+      <w:proofErr w:type="spellStart"/>
+      <w:r>
+        <w:t>hình</w:t>
+      </w:r>
+      <w:proofErr w:type="spellEnd"/>
+      <w:r>
+        <w:t xml:space="preserve"> </w:t>
+      </w:r>
+      <w:proofErr w:type="spellStart"/>
+      <w:r>
+        <w:t>dưới</w:t>
+      </w:r>
+      <w:proofErr w:type="spellEnd"/>
+      <w:r>
+        <w:t>.</w:t>
       </w:r>
     </w:p>
     <w:p>
@@ -1053,13 +4844,114 @@
       </w:r>
     </w:p>
     <w:p>
-      <w:r>
-        <w:t>Vậy làm sao để giải quyết vấn đề này.</w:t>
-      </w:r>
-    </w:p>
-    <w:p>
-      <w:r>
-        <w:t>Mong muốn của chúng ta là:</w:t>
+      <w:proofErr w:type="spellStart"/>
+      <w:r>
+        <w:t>Vậy</w:t>
+      </w:r>
+      <w:proofErr w:type="spellEnd"/>
+      <w:r>
+        <w:t xml:space="preserve"> </w:t>
+      </w:r>
+      <w:proofErr w:type="spellStart"/>
+      <w:r>
+        <w:t>làm</w:t>
+      </w:r>
+      <w:proofErr w:type="spellEnd"/>
+      <w:r>
+        <w:t xml:space="preserve"> </w:t>
+      </w:r>
+      <w:proofErr w:type="spellStart"/>
+      <w:r>
+        <w:t>sao</w:t>
+      </w:r>
+      <w:proofErr w:type="spellEnd"/>
+      <w:r>
+        <w:t xml:space="preserve"> </w:t>
+      </w:r>
+      <w:proofErr w:type="spellStart"/>
+      <w:r>
+        <w:t>để</w:t>
+      </w:r>
+      <w:proofErr w:type="spellEnd"/>
+      <w:r>
+        <w:t xml:space="preserve"> </w:t>
+      </w:r>
+      <w:proofErr w:type="spellStart"/>
+      <w:r>
+        <w:t>giải</w:t>
+      </w:r>
+      <w:proofErr w:type="spellEnd"/>
+      <w:r>
+        <w:t xml:space="preserve"> </w:t>
+      </w:r>
+      <w:proofErr w:type="spellStart"/>
+      <w:r>
+        <w:t>quyết</w:t>
+      </w:r>
+      <w:proofErr w:type="spellEnd"/>
+      <w:r>
+        <w:t xml:space="preserve"> </w:t>
+      </w:r>
+      <w:proofErr w:type="spellStart"/>
+      <w:r>
+        <w:t>vấn</w:t>
+      </w:r>
+      <w:proofErr w:type="spellEnd"/>
+      <w:r>
+        <w:t xml:space="preserve"> </w:t>
+      </w:r>
+      <w:proofErr w:type="spellStart"/>
+      <w:r>
+        <w:t>đề</w:t>
+      </w:r>
+      <w:proofErr w:type="spellEnd"/>
+      <w:r>
+        <w:t xml:space="preserve"> </w:t>
+      </w:r>
+      <w:proofErr w:type="spellStart"/>
+      <w:r>
+        <w:t>này</w:t>
+      </w:r>
+      <w:proofErr w:type="spellEnd"/>
+      <w:r>
+        <w:t>.</w:t>
+      </w:r>
+    </w:p>
+    <w:p>
+      <w:r>
+        <w:t xml:space="preserve">Mong </w:t>
+      </w:r>
+      <w:proofErr w:type="spellStart"/>
+      <w:r>
+        <w:t>muốn</w:t>
+      </w:r>
+      <w:proofErr w:type="spellEnd"/>
+      <w:r>
+        <w:t xml:space="preserve"> </w:t>
+      </w:r>
+      <w:proofErr w:type="spellStart"/>
+      <w:r>
+        <w:t>của</w:t>
+      </w:r>
+      <w:proofErr w:type="spellEnd"/>
+      <w:r>
+        <w:t xml:space="preserve"> </w:t>
+      </w:r>
+      <w:proofErr w:type="spellStart"/>
+      <w:r>
+        <w:t>chúng</w:t>
+      </w:r>
+      <w:proofErr w:type="spellEnd"/>
+      <w:r>
+        <w:t xml:space="preserve"> ta </w:t>
+      </w:r>
+      <w:proofErr w:type="spellStart"/>
+      <w:r>
+        <w:t>là</w:t>
+      </w:r>
+      <w:proofErr w:type="spellEnd"/>
+      <w:r>
+        <w:t>:</w:t>
       </w:r>
     </w:p>
     <w:p>
@@ -1077,13 +4969,127 @@
         <w:t>table</w:t>
       </w:r>
       <w:r>
-        <w:t xml:space="preserve"> Patient và MedicalRecord có quan hệ OneToOne</w:t>
-      </w:r>
-      <w:r>
-        <w:t xml:space="preserve"> với nhau</w:t>
-      </w:r>
-      <w:r>
-        <w:t xml:space="preserve"> và chỉ có MedicalRecord giữ khóa ngoại.</w:t>
+        <w:t xml:space="preserve"> Patient </w:t>
+      </w:r>
+      <w:proofErr w:type="spellStart"/>
+      <w:r>
+        <w:t>và</w:t>
+      </w:r>
+      <w:proofErr w:type="spellEnd"/>
+      <w:r>
+        <w:t xml:space="preserve"> </w:t>
+      </w:r>
+      <w:proofErr w:type="spellStart"/>
+      <w:r>
+        <w:t>MedicalRecord</w:t>
+      </w:r>
+      <w:proofErr w:type="spellEnd"/>
+      <w:r>
+        <w:t xml:space="preserve"> </w:t>
+      </w:r>
+      <w:proofErr w:type="spellStart"/>
+      <w:r>
+        <w:t>có</w:t>
+      </w:r>
+      <w:proofErr w:type="spellEnd"/>
+      <w:r>
+        <w:t xml:space="preserve"> </w:t>
+      </w:r>
+      <w:proofErr w:type="spellStart"/>
+      <w:r>
+        <w:t>quan</w:t>
+      </w:r>
+      <w:proofErr w:type="spellEnd"/>
+      <w:r>
+        <w:t xml:space="preserve"> </w:t>
+      </w:r>
+      <w:proofErr w:type="spellStart"/>
+      <w:r>
+        <w:t>hệ</w:t>
+      </w:r>
+      <w:proofErr w:type="spellEnd"/>
+      <w:r>
+        <w:t xml:space="preserve"> </w:t>
+      </w:r>
+      <w:proofErr w:type="spellStart"/>
+      <w:r>
+        <w:t>OneToOne</w:t>
+      </w:r>
+      <w:proofErr w:type="spellEnd"/>
+      <w:r>
+        <w:t xml:space="preserve"> </w:t>
+      </w:r>
+      <w:proofErr w:type="spellStart"/>
+      <w:r>
+        <w:t>với</w:t>
+      </w:r>
+      <w:proofErr w:type="spellEnd"/>
+      <w:r>
+        <w:t xml:space="preserve"> </w:t>
+      </w:r>
+      <w:proofErr w:type="spellStart"/>
+      <w:r>
+        <w:t>nhau</w:t>
+      </w:r>
+      <w:proofErr w:type="spellEnd"/>
+      <w:r>
+        <w:t xml:space="preserve"> </w:t>
+      </w:r>
+      <w:proofErr w:type="spellStart"/>
+      <w:r>
+        <w:t>và</w:t>
+      </w:r>
+      <w:proofErr w:type="spellEnd"/>
+      <w:r>
+        <w:t xml:space="preserve"> </w:t>
+      </w:r>
+      <w:proofErr w:type="spellStart"/>
+      <w:r>
+        <w:t>chỉ</w:t>
+      </w:r>
+      <w:proofErr w:type="spellEnd"/>
+      <w:r>
+        <w:t xml:space="preserve"> </w:t>
+      </w:r>
+      <w:proofErr w:type="spellStart"/>
+      <w:r>
+        <w:t>có</w:t>
+      </w:r>
+      <w:proofErr w:type="spellEnd"/>
+      <w:r>
+        <w:t xml:space="preserve"> </w:t>
+      </w:r>
+      <w:proofErr w:type="spellStart"/>
+      <w:r>
+        <w:t>MedicalRecord</w:t>
+      </w:r>
+      <w:proofErr w:type="spellEnd"/>
+      <w:r>
+        <w:t xml:space="preserve"> </w:t>
+      </w:r>
+      <w:proofErr w:type="spellStart"/>
+      <w:r>
+        <w:t>giữ</w:t>
+      </w:r>
+      <w:proofErr w:type="spellEnd"/>
+      <w:r>
+        <w:t xml:space="preserve"> </w:t>
+      </w:r>
+      <w:proofErr w:type="spellStart"/>
+      <w:r>
+        <w:t>khóa</w:t>
+      </w:r>
+      <w:proofErr w:type="spellEnd"/>
+      <w:r>
+        <w:t xml:space="preserve"> </w:t>
+      </w:r>
+      <w:proofErr w:type="spellStart"/>
+      <w:r>
+        <w:t>ngoại</w:t>
+      </w:r>
+      <w:proofErr w:type="spellEnd"/>
+      <w:r>
+        <w:t>.</w:t>
       </w:r>
     </w:p>
     <w:p>
@@ -1094,20 +5100,308 @@
           <w:numId w:val="1"/>
         </w:numPr>
       </w:pPr>
-      <w:r>
-        <w:t>Từ Patient Entity phải truy cập được MedicalRecord Entity tương ứng.</w:t>
-      </w:r>
-    </w:p>
-    <w:p>
-      <w:r>
-        <w:t>Cách xử lý như sau:</w:t>
-      </w:r>
-    </w:p>
-    <w:p>
+      <w:proofErr w:type="spellStart"/>
+      <w:r>
+        <w:t>Từ</w:t>
+      </w:r>
+      <w:proofErr w:type="spellEnd"/>
+      <w:r>
+        <w:t xml:space="preserve"> Patient Entity </w:t>
+      </w:r>
+      <w:proofErr w:type="spellStart"/>
+      <w:r>
+        <w:t>phải</w:t>
+      </w:r>
+      <w:proofErr w:type="spellEnd"/>
+      <w:r>
+        <w:t xml:space="preserve"> </w:t>
+      </w:r>
+      <w:proofErr w:type="spellStart"/>
+      <w:r>
+        <w:t>truy</w:t>
+      </w:r>
+      <w:proofErr w:type="spellEnd"/>
+      <w:r>
+        <w:t xml:space="preserve"> </w:t>
+      </w:r>
+      <w:proofErr w:type="spellStart"/>
+      <w:r>
+        <w:t>cập</w:t>
+      </w:r>
+      <w:proofErr w:type="spellEnd"/>
+      <w:r>
+        <w:t xml:space="preserve"> </w:t>
+      </w:r>
+      <w:proofErr w:type="spellStart"/>
+      <w:r>
+        <w:t>được</w:t>
+      </w:r>
+      <w:proofErr w:type="spellEnd"/>
+      <w:r>
+        <w:t xml:space="preserve"> </w:t>
+      </w:r>
+      <w:proofErr w:type="spellStart"/>
+      <w:r>
+        <w:t>MedicalRecord</w:t>
+      </w:r>
+      <w:proofErr w:type="spellEnd"/>
+      <w:r>
+        <w:t xml:space="preserve"> Entity </w:t>
+      </w:r>
+      <w:proofErr w:type="spellStart"/>
+      <w:r>
+        <w:t>tương</w:t>
+      </w:r>
+      <w:proofErr w:type="spellEnd"/>
+      <w:r>
+        <w:t xml:space="preserve"> </w:t>
+      </w:r>
+      <w:proofErr w:type="spellStart"/>
+      <w:r>
+        <w:t>ứng</w:t>
+      </w:r>
+      <w:proofErr w:type="spellEnd"/>
+      <w:r>
+        <w:t>.</w:t>
+      </w:r>
+    </w:p>
+    <w:p>
+      <w:proofErr w:type="spellStart"/>
+      <w:r>
+        <w:t>Cách</w:t>
+      </w:r>
+      <w:proofErr w:type="spellEnd"/>
+      <w:r>
+        <w:t xml:space="preserve"> </w:t>
+      </w:r>
+      <w:proofErr w:type="spellStart"/>
+      <w:r>
+        <w:t>xử</w:t>
+      </w:r>
+      <w:proofErr w:type="spellEnd"/>
+      <w:r>
+        <w:t xml:space="preserve"> </w:t>
+      </w:r>
+      <w:proofErr w:type="spellStart"/>
+      <w:r>
+        <w:t>lý</w:t>
+      </w:r>
+      <w:proofErr w:type="spellEnd"/>
+      <w:r>
+        <w:t xml:space="preserve"> </w:t>
+      </w:r>
+      <w:proofErr w:type="spellStart"/>
+      <w:r>
+        <w:t>như</w:t>
+      </w:r>
+      <w:proofErr w:type="spellEnd"/>
+      <w:r>
+        <w:t xml:space="preserve"> </w:t>
+      </w:r>
+      <w:proofErr w:type="spellStart"/>
+      <w:r>
+        <w:t>sau</w:t>
+      </w:r>
+      <w:proofErr w:type="spellEnd"/>
+      <w:r>
+        <w:t>:</w:t>
+      </w:r>
+    </w:p>
+    <w:p>
+      <w:proofErr w:type="spellStart"/>
       <w:r>
         <w:lastRenderedPageBreak/>
-        <w:t xml:space="preserve">Với Entity mà ta không muốn nó giữ khóa ngoại (Ví dụ trong trường hợp này là Patient) thì ở field tham chiếu (MedicalRecord) trong phần config của @OneToOne(&lt;config part&gt;). Ta sẽ truyền </w:t>
-      </w:r>
+        <w:t>Với</w:t>
+      </w:r>
+      <w:proofErr w:type="spellEnd"/>
+      <w:r>
+        <w:t xml:space="preserve"> Entity </w:t>
+      </w:r>
+      <w:proofErr w:type="spellStart"/>
+      <w:r>
+        <w:t>mà</w:t>
+      </w:r>
+      <w:proofErr w:type="spellEnd"/>
+      <w:r>
+        <w:t xml:space="preserve"> ta </w:t>
+      </w:r>
+      <w:proofErr w:type="spellStart"/>
+      <w:r>
+        <w:t>không</w:t>
+      </w:r>
+      <w:proofErr w:type="spellEnd"/>
+      <w:r>
+        <w:t xml:space="preserve"> </w:t>
+      </w:r>
+      <w:proofErr w:type="spellStart"/>
+      <w:r>
+        <w:t>muốn</w:t>
+      </w:r>
+      <w:proofErr w:type="spellEnd"/>
+      <w:r>
+        <w:t xml:space="preserve"> </w:t>
+      </w:r>
+      <w:proofErr w:type="spellStart"/>
+      <w:r>
+        <w:t>nó</w:t>
+      </w:r>
+      <w:proofErr w:type="spellEnd"/>
+      <w:r>
+        <w:t xml:space="preserve"> </w:t>
+      </w:r>
+      <w:proofErr w:type="spellStart"/>
+      <w:r>
+        <w:t>giữ</w:t>
+      </w:r>
+      <w:proofErr w:type="spellEnd"/>
+      <w:r>
+        <w:t xml:space="preserve"> </w:t>
+      </w:r>
+      <w:proofErr w:type="spellStart"/>
+      <w:r>
+        <w:t>khóa</w:t>
+      </w:r>
+      <w:proofErr w:type="spellEnd"/>
+      <w:r>
+        <w:t xml:space="preserve"> </w:t>
+      </w:r>
+      <w:proofErr w:type="spellStart"/>
+      <w:r>
+        <w:t>ngoại</w:t>
+      </w:r>
+      <w:proofErr w:type="spellEnd"/>
+      <w:r>
+        <w:t xml:space="preserve"> (</w:t>
+      </w:r>
+      <w:proofErr w:type="spellStart"/>
+      <w:r>
+        <w:t>Ví</w:t>
+      </w:r>
+      <w:proofErr w:type="spellEnd"/>
+      <w:r>
+        <w:t xml:space="preserve"> </w:t>
+      </w:r>
+      <w:proofErr w:type="spellStart"/>
+      <w:r>
+        <w:t>dụ</w:t>
+      </w:r>
+      <w:proofErr w:type="spellEnd"/>
+      <w:r>
+        <w:t xml:space="preserve"> </w:t>
+      </w:r>
+      <w:proofErr w:type="spellStart"/>
+      <w:r>
+        <w:t>trong</w:t>
+      </w:r>
+      <w:proofErr w:type="spellEnd"/>
+      <w:r>
+        <w:t xml:space="preserve"> </w:t>
+      </w:r>
+      <w:proofErr w:type="spellStart"/>
+      <w:r>
+        <w:t>trường</w:t>
+      </w:r>
+      <w:proofErr w:type="spellEnd"/>
+      <w:r>
+        <w:t xml:space="preserve"> </w:t>
+      </w:r>
+      <w:proofErr w:type="spellStart"/>
+      <w:r>
+        <w:t>hợp</w:t>
+      </w:r>
+      <w:proofErr w:type="spellEnd"/>
+      <w:r>
+        <w:t xml:space="preserve"> </w:t>
+      </w:r>
+      <w:proofErr w:type="spellStart"/>
+      <w:r>
+        <w:t>này</w:t>
+      </w:r>
+      <w:proofErr w:type="spellEnd"/>
+      <w:r>
+        <w:t xml:space="preserve"> </w:t>
+      </w:r>
+      <w:proofErr w:type="spellStart"/>
+      <w:r>
+        <w:t>là</w:t>
+      </w:r>
+      <w:proofErr w:type="spellEnd"/>
+      <w:r>
+        <w:t xml:space="preserve"> Patient) </w:t>
+      </w:r>
+      <w:proofErr w:type="spellStart"/>
+      <w:r>
+        <w:t>thì</w:t>
+      </w:r>
+      <w:proofErr w:type="spellEnd"/>
+      <w:r>
+        <w:t xml:space="preserve"> ở field </w:t>
+      </w:r>
+      <w:proofErr w:type="spellStart"/>
+      <w:r>
+        <w:t>tham</w:t>
+      </w:r>
+      <w:proofErr w:type="spellEnd"/>
+      <w:r>
+        <w:t xml:space="preserve"> </w:t>
+      </w:r>
+      <w:proofErr w:type="spellStart"/>
+      <w:r>
+        <w:t>chiếu</w:t>
+      </w:r>
+      <w:proofErr w:type="spellEnd"/>
+      <w:r>
+        <w:t xml:space="preserve"> (</w:t>
+      </w:r>
+      <w:proofErr w:type="spellStart"/>
+      <w:r>
+        <w:t>MedicalRecord</w:t>
+      </w:r>
+      <w:proofErr w:type="spellEnd"/>
+      <w:r>
+        <w:t xml:space="preserve">) </w:t>
+      </w:r>
+      <w:proofErr w:type="spellStart"/>
+      <w:r>
+        <w:t>trong</w:t>
+      </w:r>
+      <w:proofErr w:type="spellEnd"/>
+      <w:r>
+        <w:t xml:space="preserve"> </w:t>
+      </w:r>
+      <w:proofErr w:type="spellStart"/>
+      <w:r>
+        <w:t>phần</w:t>
+      </w:r>
+      <w:proofErr w:type="spellEnd"/>
+      <w:r>
+        <w:t xml:space="preserve"> config </w:t>
+      </w:r>
+      <w:proofErr w:type="spellStart"/>
+      <w:r>
+        <w:t>của</w:t>
+      </w:r>
+      <w:proofErr w:type="spellEnd"/>
+      <w:r>
+        <w:t xml:space="preserve"> @OneToOne(&lt;config part&gt;). Ta </w:t>
+      </w:r>
+      <w:proofErr w:type="spellStart"/>
+      <w:r>
+        <w:t>sẽ</w:t>
+      </w:r>
+      <w:proofErr w:type="spellEnd"/>
+      <w:r>
+        <w:t xml:space="preserve"> </w:t>
+      </w:r>
+      <w:proofErr w:type="spellStart"/>
+      <w:r>
+        <w:t>truyền</w:t>
+      </w:r>
+      <w:proofErr w:type="spellEnd"/>
+      <w:r>
+        <w:t xml:space="preserve"> </w:t>
+      </w:r>
+      <w:proofErr w:type="spellStart"/>
       <w:r>
         <w:rPr>
           <w:b/>
@@ -1116,33 +5410,142 @@
         </w:rPr>
         <w:t>mappedBy</w:t>
       </w:r>
-      <w:r>
-        <w:t xml:space="preserve"> vào: </w:t>
+      <w:proofErr w:type="spellEnd"/>
+      <w:r>
+        <w:t xml:space="preserve"> </w:t>
+      </w:r>
+      <w:proofErr w:type="spellStart"/>
+      <w:r>
+        <w:t>vào</w:t>
+      </w:r>
+      <w:proofErr w:type="spellEnd"/>
+      <w:r>
+        <w:t xml:space="preserve">: </w:t>
       </w:r>
       <w:r>
         <w:t>@OneToOne(mappedBy = "</w:t>
       </w:r>
-      <w:r>
-        <w:t>tên field</w:t>
+      <w:proofErr w:type="spellStart"/>
+      <w:r>
+        <w:t>tên</w:t>
+      </w:r>
+      <w:proofErr w:type="spellEnd"/>
+      <w:r>
+        <w:t xml:space="preserve"> field</w:t>
       </w:r>
       <w:r>
         <w:t>")</w:t>
       </w:r>
       <w:r>
-        <w:t xml:space="preserve"> ở đây </w:t>
-      </w:r>
-      <w:r>
-        <w:t>&lt;tên field</w:t>
-      </w:r>
-      <w:r>
-        <w:t>&gt; chính là tên Field giữ tham chiếu</w:t>
-      </w:r>
-      <w:r>
-        <w:t xml:space="preserve"> tới Patient Entity tương ứng</w:t>
-      </w:r>
-      <w:r>
-        <w:t xml:space="preserve"> của MedicalRecord</w:t>
-      </w:r>
+        <w:t xml:space="preserve"> ở </w:t>
+      </w:r>
+      <w:proofErr w:type="spellStart"/>
+      <w:r>
+        <w:t>đây</w:t>
+      </w:r>
+      <w:proofErr w:type="spellEnd"/>
+      <w:r>
+        <w:t xml:space="preserve"> </w:t>
+      </w:r>
+      <w:r>
+        <w:t>&lt;</w:t>
+      </w:r>
+      <w:proofErr w:type="spellStart"/>
+      <w:r>
+        <w:t>tên</w:t>
+      </w:r>
+      <w:proofErr w:type="spellEnd"/>
+      <w:r>
+        <w:t xml:space="preserve"> field</w:t>
+      </w:r>
+      <w:r>
+        <w:t xml:space="preserve">&gt; </w:t>
+      </w:r>
+      <w:proofErr w:type="spellStart"/>
+      <w:r>
+        <w:t>chính</w:t>
+      </w:r>
+      <w:proofErr w:type="spellEnd"/>
+      <w:r>
+        <w:t xml:space="preserve"> </w:t>
+      </w:r>
+      <w:proofErr w:type="spellStart"/>
+      <w:r>
+        <w:t>là</w:t>
+      </w:r>
+      <w:proofErr w:type="spellEnd"/>
+      <w:r>
+        <w:t xml:space="preserve"> </w:t>
+      </w:r>
+      <w:proofErr w:type="spellStart"/>
+      <w:r>
+        <w:t>tên</w:t>
+      </w:r>
+      <w:proofErr w:type="spellEnd"/>
+      <w:r>
+        <w:t xml:space="preserve"> Field </w:t>
+      </w:r>
+      <w:proofErr w:type="spellStart"/>
+      <w:r>
+        <w:t>giữ</w:t>
+      </w:r>
+      <w:proofErr w:type="spellEnd"/>
+      <w:r>
+        <w:t xml:space="preserve"> </w:t>
+      </w:r>
+      <w:proofErr w:type="spellStart"/>
+      <w:r>
+        <w:t>tham</w:t>
+      </w:r>
+      <w:proofErr w:type="spellEnd"/>
+      <w:r>
+        <w:t xml:space="preserve"> </w:t>
+      </w:r>
+      <w:proofErr w:type="spellStart"/>
+      <w:r>
+        <w:t>chiếu</w:t>
+      </w:r>
+      <w:proofErr w:type="spellEnd"/>
+      <w:r>
+        <w:t xml:space="preserve"> </w:t>
+      </w:r>
+      <w:proofErr w:type="spellStart"/>
+      <w:r>
+        <w:t>tới</w:t>
+      </w:r>
+      <w:proofErr w:type="spellEnd"/>
+      <w:r>
+        <w:t xml:space="preserve"> Patient Entity </w:t>
+      </w:r>
+      <w:proofErr w:type="spellStart"/>
+      <w:r>
+        <w:t>tương</w:t>
+      </w:r>
+      <w:proofErr w:type="spellEnd"/>
+      <w:r>
+        <w:t xml:space="preserve"> </w:t>
+      </w:r>
+      <w:proofErr w:type="spellStart"/>
+      <w:r>
+        <w:t>ứng</w:t>
+      </w:r>
+      <w:proofErr w:type="spellEnd"/>
+      <w:r>
+        <w:t xml:space="preserve"> </w:t>
+      </w:r>
+      <w:proofErr w:type="spellStart"/>
+      <w:r>
+        <w:t>của</w:t>
+      </w:r>
+      <w:proofErr w:type="spellEnd"/>
+      <w:r>
+        <w:t xml:space="preserve"> </w:t>
+      </w:r>
+      <w:proofErr w:type="spellStart"/>
+      <w:r>
+        <w:t>MedicalRecord</w:t>
+      </w:r>
+      <w:proofErr w:type="spellEnd"/>
       <w:r>
         <w:t xml:space="preserve"> Entity</w:t>
       </w:r>
@@ -1161,7 +5564,31 @@
     </w:p>
     <w:p>
       <w:r>
-        <w:t>Minh họa ở hình dưới:</w:t>
+        <w:t xml:space="preserve">Minh </w:t>
+      </w:r>
+      <w:proofErr w:type="spellStart"/>
+      <w:r>
+        <w:t>họa</w:t>
+      </w:r>
+      <w:proofErr w:type="spellEnd"/>
+      <w:r>
+        <w:t xml:space="preserve"> ở </w:t>
+      </w:r>
+      <w:proofErr w:type="spellStart"/>
+      <w:r>
+        <w:t>hình</w:t>
+      </w:r>
+      <w:proofErr w:type="spellEnd"/>
+      <w:r>
+        <w:t xml:space="preserve"> </w:t>
+      </w:r>
+      <w:proofErr w:type="spellStart"/>
+      <w:r>
+        <w:t>dưới</w:t>
+      </w:r>
+      <w:proofErr w:type="spellEnd"/>
+      <w:r>
+        <w:t>:</w:t>
       </w:r>
     </w:p>
     <w:p>
@@ -1207,13 +5634,199 @@
       </w:r>
     </w:p>
     <w:p>
-      <w:r>
-        <w:t>Kết quả là trong Database chỉ có MEDICAL_RECORD giữ khóa ngoại. Nhưng đồng thời Patient entity vẫn truy cập được MedicalRecord liên quan.</w:t>
-      </w:r>
-    </w:p>
-    <w:p>
-      <w:r>
-        <w:t>Kết quả trong database ở hình dưới:</w:t>
+      <w:proofErr w:type="spellStart"/>
+      <w:r>
+        <w:t>Kết</w:t>
+      </w:r>
+      <w:proofErr w:type="spellEnd"/>
+      <w:r>
+        <w:t xml:space="preserve"> </w:t>
+      </w:r>
+      <w:proofErr w:type="spellStart"/>
+      <w:r>
+        <w:t>quả</w:t>
+      </w:r>
+      <w:proofErr w:type="spellEnd"/>
+      <w:r>
+        <w:t xml:space="preserve"> </w:t>
+      </w:r>
+      <w:proofErr w:type="spellStart"/>
+      <w:r>
+        <w:t>là</w:t>
+      </w:r>
+      <w:proofErr w:type="spellEnd"/>
+      <w:r>
+        <w:t xml:space="preserve"> </w:t>
+      </w:r>
+      <w:proofErr w:type="spellStart"/>
+      <w:r>
+        <w:t>trong</w:t>
+      </w:r>
+      <w:proofErr w:type="spellEnd"/>
+      <w:r>
+        <w:t xml:space="preserve"> Database </w:t>
+      </w:r>
+      <w:proofErr w:type="spellStart"/>
+      <w:r>
+        <w:t>chỉ</w:t>
+      </w:r>
+      <w:proofErr w:type="spellEnd"/>
+      <w:r>
+        <w:t xml:space="preserve"> </w:t>
+      </w:r>
+      <w:proofErr w:type="spellStart"/>
+      <w:r>
+        <w:t>có</w:t>
+      </w:r>
+      <w:proofErr w:type="spellEnd"/>
+      <w:r>
+        <w:t xml:space="preserve"> MEDICAL_RECORD </w:t>
+      </w:r>
+      <w:proofErr w:type="spellStart"/>
+      <w:r>
+        <w:t>giữ</w:t>
+      </w:r>
+      <w:proofErr w:type="spellEnd"/>
+      <w:r>
+        <w:t xml:space="preserve"> </w:t>
+      </w:r>
+      <w:proofErr w:type="spellStart"/>
+      <w:r>
+        <w:t>khóa</w:t>
+      </w:r>
+      <w:proofErr w:type="spellEnd"/>
+      <w:r>
+        <w:t xml:space="preserve"> </w:t>
+      </w:r>
+      <w:proofErr w:type="spellStart"/>
+      <w:r>
+        <w:t>ngoại</w:t>
+      </w:r>
+      <w:proofErr w:type="spellEnd"/>
+      <w:r>
+        <w:t xml:space="preserve">. </w:t>
+      </w:r>
+      <w:proofErr w:type="spellStart"/>
+      <w:r>
+        <w:t>Nhưng</w:t>
+      </w:r>
+      <w:proofErr w:type="spellEnd"/>
+      <w:r>
+        <w:t xml:space="preserve"> </w:t>
+      </w:r>
+      <w:proofErr w:type="spellStart"/>
+      <w:r>
+        <w:t>đồng</w:t>
+      </w:r>
+      <w:proofErr w:type="spellEnd"/>
+      <w:r>
+        <w:t xml:space="preserve"> </w:t>
+      </w:r>
+      <w:proofErr w:type="spellStart"/>
+      <w:r>
+        <w:t>thời</w:t>
+      </w:r>
+      <w:proofErr w:type="spellEnd"/>
+      <w:r>
+        <w:t xml:space="preserve"> Patient entity </w:t>
+      </w:r>
+      <w:proofErr w:type="spellStart"/>
+      <w:r>
+        <w:t>vẫn</w:t>
+      </w:r>
+      <w:proofErr w:type="spellEnd"/>
+      <w:r>
+        <w:t xml:space="preserve"> </w:t>
+      </w:r>
+      <w:proofErr w:type="spellStart"/>
+      <w:r>
+        <w:t>truy</w:t>
+      </w:r>
+      <w:proofErr w:type="spellEnd"/>
+      <w:r>
+        <w:t xml:space="preserve"> </w:t>
+      </w:r>
+      <w:proofErr w:type="spellStart"/>
+      <w:r>
+        <w:t>cập</w:t>
+      </w:r>
+      <w:proofErr w:type="spellEnd"/>
+      <w:r>
+        <w:t xml:space="preserve"> </w:t>
+      </w:r>
+      <w:proofErr w:type="spellStart"/>
+      <w:r>
+        <w:t>được</w:t>
+      </w:r>
+      <w:proofErr w:type="spellEnd"/>
+      <w:r>
+        <w:t xml:space="preserve"> </w:t>
+      </w:r>
+      <w:proofErr w:type="spellStart"/>
+      <w:r>
+        <w:t>MedicalRecord</w:t>
+      </w:r>
+      <w:proofErr w:type="spellEnd"/>
+      <w:r>
+        <w:t xml:space="preserve"> </w:t>
+      </w:r>
+      <w:proofErr w:type="spellStart"/>
+      <w:r>
+        <w:t>liên</w:t>
+      </w:r>
+      <w:proofErr w:type="spellEnd"/>
+      <w:r>
+        <w:t xml:space="preserve"> </w:t>
+      </w:r>
+      <w:proofErr w:type="spellStart"/>
+      <w:r>
+        <w:t>quan</w:t>
+      </w:r>
+      <w:proofErr w:type="spellEnd"/>
+      <w:r>
+        <w:t>.</w:t>
+      </w:r>
+    </w:p>
+    <w:p>
+      <w:proofErr w:type="spellStart"/>
+      <w:r>
+        <w:t>Kết</w:t>
+      </w:r>
+      <w:proofErr w:type="spellEnd"/>
+      <w:r>
+        <w:t xml:space="preserve"> </w:t>
+      </w:r>
+      <w:proofErr w:type="spellStart"/>
+      <w:r>
+        <w:t>quả</w:t>
+      </w:r>
+      <w:proofErr w:type="spellEnd"/>
+      <w:r>
+        <w:t xml:space="preserve"> </w:t>
+      </w:r>
+      <w:proofErr w:type="spellStart"/>
+      <w:r>
+        <w:t>trong</w:t>
+      </w:r>
+      <w:proofErr w:type="spellEnd"/>
+      <w:r>
+        <w:t xml:space="preserve"> database ở </w:t>
+      </w:r>
+      <w:proofErr w:type="spellStart"/>
+      <w:r>
+        <w:t>hình</w:t>
+      </w:r>
+      <w:proofErr w:type="spellEnd"/>
+      <w:r>
+        <w:t xml:space="preserve"> </w:t>
+      </w:r>
+      <w:proofErr w:type="spellStart"/>
+      <w:r>
+        <w:t>dưới</w:t>
+      </w:r>
+      <w:proofErr w:type="spellEnd"/>
+      <w:r>
+        <w:t>:</w:t>
       </w:r>
     </w:p>
     <w:p>
@@ -1302,8 +5915,61 @@
       </w:r>
     </w:p>
     <w:p>
-      <w:r>
-        <w:t>Kết quả truy cập Hai chiều hình dưới:</w:t>
+      <w:proofErr w:type="spellStart"/>
+      <w:r>
+        <w:t>Kết</w:t>
+      </w:r>
+      <w:proofErr w:type="spellEnd"/>
+      <w:r>
+        <w:t xml:space="preserve"> </w:t>
+      </w:r>
+      <w:proofErr w:type="spellStart"/>
+      <w:r>
+        <w:t>quả</w:t>
+      </w:r>
+      <w:proofErr w:type="spellEnd"/>
+      <w:r>
+        <w:t xml:space="preserve"> </w:t>
+      </w:r>
+      <w:proofErr w:type="spellStart"/>
+      <w:r>
+        <w:t>truy</w:t>
+      </w:r>
+      <w:proofErr w:type="spellEnd"/>
+      <w:r>
+        <w:t xml:space="preserve"> </w:t>
+      </w:r>
+      <w:proofErr w:type="spellStart"/>
+      <w:r>
+        <w:t>cập</w:t>
+      </w:r>
+      <w:proofErr w:type="spellEnd"/>
+      <w:r>
+        <w:t xml:space="preserve"> Hai </w:t>
+      </w:r>
+      <w:proofErr w:type="spellStart"/>
+      <w:r>
+        <w:t>chiều</w:t>
+      </w:r>
+      <w:proofErr w:type="spellEnd"/>
+      <w:r>
+        <w:t xml:space="preserve"> </w:t>
+      </w:r>
+      <w:proofErr w:type="spellStart"/>
+      <w:r>
+        <w:t>hình</w:t>
+      </w:r>
+      <w:proofErr w:type="spellEnd"/>
+      <w:r>
+        <w:t xml:space="preserve"> </w:t>
+      </w:r>
+      <w:proofErr w:type="spellStart"/>
+      <w:r>
+        <w:t>dưới</w:t>
+      </w:r>
+      <w:proofErr w:type="spellEnd"/>
+      <w:r>
+        <w:t>:</w:t>
       </w:r>
     </w:p>
     <w:p>
@@ -1393,14 +6059,31 @@
     </w:p>
     <w:p>
       <w:pPr>
+        <w:rPr>
+          <w:rFonts w:asciiTheme="majorHAnsi" w:eastAsiaTheme="majorEastAsia" w:hAnsiTheme="majorHAnsi" w:cstheme="majorBidi"/>
+          <w:color w:val="0F4761" w:themeColor="accent1" w:themeShade="BF"/>
+          <w:sz w:val="32"/>
+          <w:szCs w:val="32"/>
+        </w:rPr>
+      </w:pPr>
+      <w:r>
+        <w:br w:type="page"/>
+      </w:r>
+    </w:p>
+    <w:p>
+      <w:pPr>
         <w:pStyle w:val="Heading2"/>
       </w:pPr>
       <w:r>
+        <w:lastRenderedPageBreak/>
         <w:t>One to Many Relationships - Conceptual Overview</w:t>
       </w:r>
     </w:p>
     <w:p>
       <w:r>
+        <w:rPr>
+          <w:noProof/>
+        </w:rPr>
         <w:drawing>
           <wp:inline distT="0" distB="0" distL="0" distR="0" wp14:anchorId="545841B9" wp14:editId="3B7B9253">
             <wp:extent cx="5943600" cy="1210945"/>
@@ -1440,33 +6123,634 @@
     </w:p>
     <w:p>
       <w:r>
-        <w:t>Quan hệ một - nhiều là quan hệ mà một entity sẽ có liên quan đến Nhiều (một list) của những entities cùng loại khác.</w:t>
-      </w:r>
-    </w:p>
-    <w:p>
-      <w:r>
-        <w:t>Ví dụ như hình trên:</w:t>
-      </w:r>
-    </w:p>
-    <w:p>
-      <w:r>
-        <w:t xml:space="preserve">Một Doctor sẽ có liên quan tới nhiều Patient. </w:t>
-      </w:r>
-    </w:p>
-    <w:p>
-      <w:r>
-        <w:t>Trong trường hợp này, khóa ngoại (DoctorID) sẽ được lưu trong Table Patient.</w:t>
-      </w:r>
-    </w:p>
-    <w:p>
-      <w:r>
-        <w:t>Từ góc nhìn của Doctor thì đây là quan hệ 1 – nhiều.</w:t>
-      </w:r>
-    </w:p>
-    <w:p>
-      <w:r>
-        <w:lastRenderedPageBreak/>
-        <w:t>Từ góc nhìn của Patient thì đây là quan hệ: Nhiều - 1</w:t>
+        <w:t xml:space="preserve">Quan </w:t>
+      </w:r>
+      <w:proofErr w:type="spellStart"/>
+      <w:r>
+        <w:t>hệ</w:t>
+      </w:r>
+      <w:proofErr w:type="spellEnd"/>
+      <w:r>
+        <w:t xml:space="preserve"> </w:t>
+      </w:r>
+      <w:proofErr w:type="spellStart"/>
+      <w:r>
+        <w:t>một</w:t>
+      </w:r>
+      <w:proofErr w:type="spellEnd"/>
+      <w:r>
+        <w:t xml:space="preserve"> - </w:t>
+      </w:r>
+      <w:proofErr w:type="spellStart"/>
+      <w:r>
+        <w:t>nhiều</w:t>
+      </w:r>
+      <w:proofErr w:type="spellEnd"/>
+      <w:r>
+        <w:t xml:space="preserve"> </w:t>
+      </w:r>
+      <w:proofErr w:type="spellStart"/>
+      <w:r>
+        <w:t>là</w:t>
+      </w:r>
+      <w:proofErr w:type="spellEnd"/>
+      <w:r>
+        <w:t xml:space="preserve"> </w:t>
+      </w:r>
+      <w:proofErr w:type="spellStart"/>
+      <w:r>
+        <w:t>quan</w:t>
+      </w:r>
+      <w:proofErr w:type="spellEnd"/>
+      <w:r>
+        <w:t xml:space="preserve"> </w:t>
+      </w:r>
+      <w:proofErr w:type="spellStart"/>
+      <w:r>
+        <w:t>hệ</w:t>
+      </w:r>
+      <w:proofErr w:type="spellEnd"/>
+      <w:r>
+        <w:t xml:space="preserve"> </w:t>
+      </w:r>
+      <w:proofErr w:type="spellStart"/>
+      <w:r>
+        <w:t>mà</w:t>
+      </w:r>
+      <w:proofErr w:type="spellEnd"/>
+      <w:r>
+        <w:t xml:space="preserve"> </w:t>
+      </w:r>
+      <w:proofErr w:type="spellStart"/>
+      <w:r>
+        <w:t>một</w:t>
+      </w:r>
+      <w:proofErr w:type="spellEnd"/>
+      <w:r>
+        <w:t xml:space="preserve"> entity </w:t>
+      </w:r>
+      <w:proofErr w:type="spellStart"/>
+      <w:r>
+        <w:t>sẽ</w:t>
+      </w:r>
+      <w:proofErr w:type="spellEnd"/>
+      <w:r>
+        <w:t xml:space="preserve"> </w:t>
+      </w:r>
+      <w:proofErr w:type="spellStart"/>
+      <w:r>
+        <w:t>có</w:t>
+      </w:r>
+      <w:proofErr w:type="spellEnd"/>
+      <w:r>
+        <w:t xml:space="preserve"> </w:t>
+      </w:r>
+      <w:proofErr w:type="spellStart"/>
+      <w:r>
+        <w:t>liên</w:t>
+      </w:r>
+      <w:proofErr w:type="spellEnd"/>
+      <w:r>
+        <w:t xml:space="preserve"> </w:t>
+      </w:r>
+      <w:proofErr w:type="spellStart"/>
+      <w:r>
+        <w:t>quan</w:t>
+      </w:r>
+      <w:proofErr w:type="spellEnd"/>
+      <w:r>
+        <w:t xml:space="preserve"> </w:t>
+      </w:r>
+      <w:proofErr w:type="spellStart"/>
+      <w:r>
+        <w:t>đến</w:t>
+      </w:r>
+      <w:proofErr w:type="spellEnd"/>
+      <w:r>
+        <w:t xml:space="preserve"> </w:t>
+      </w:r>
+      <w:proofErr w:type="spellStart"/>
+      <w:r>
+        <w:t>Nhiều</w:t>
+      </w:r>
+      <w:proofErr w:type="spellEnd"/>
+      <w:r>
+        <w:t xml:space="preserve"> (</w:t>
+      </w:r>
+      <w:proofErr w:type="spellStart"/>
+      <w:r>
+        <w:t>một</w:t>
+      </w:r>
+      <w:proofErr w:type="spellEnd"/>
+      <w:r>
+        <w:t xml:space="preserve"> list) </w:t>
+      </w:r>
+      <w:proofErr w:type="spellStart"/>
+      <w:r>
+        <w:t>của</w:t>
+      </w:r>
+      <w:proofErr w:type="spellEnd"/>
+      <w:r>
+        <w:t xml:space="preserve"> </w:t>
+      </w:r>
+      <w:proofErr w:type="spellStart"/>
+      <w:r>
+        <w:t>những</w:t>
+      </w:r>
+      <w:proofErr w:type="spellEnd"/>
+      <w:r>
+        <w:t xml:space="preserve"> entities </w:t>
+      </w:r>
+      <w:proofErr w:type="spellStart"/>
+      <w:r>
+        <w:t>cùng</w:t>
+      </w:r>
+      <w:proofErr w:type="spellEnd"/>
+      <w:r>
+        <w:t xml:space="preserve"> </w:t>
+      </w:r>
+      <w:proofErr w:type="spellStart"/>
+      <w:r>
+        <w:t>loại</w:t>
+      </w:r>
+      <w:proofErr w:type="spellEnd"/>
+      <w:r>
+        <w:t xml:space="preserve"> </w:t>
+      </w:r>
+      <w:proofErr w:type="spellStart"/>
+      <w:r>
+        <w:t>khác</w:t>
+      </w:r>
+      <w:proofErr w:type="spellEnd"/>
+      <w:r>
+        <w:t>.</w:t>
+      </w:r>
+    </w:p>
+    <w:p>
+      <w:proofErr w:type="spellStart"/>
+      <w:r>
+        <w:t>Ví</w:t>
+      </w:r>
+      <w:proofErr w:type="spellEnd"/>
+      <w:r>
+        <w:t xml:space="preserve"> </w:t>
+      </w:r>
+      <w:proofErr w:type="spellStart"/>
+      <w:r>
+        <w:t>dụ</w:t>
+      </w:r>
+      <w:proofErr w:type="spellEnd"/>
+      <w:r>
+        <w:t xml:space="preserve"> </w:t>
+      </w:r>
+      <w:proofErr w:type="spellStart"/>
+      <w:r>
+        <w:t>như</w:t>
+      </w:r>
+      <w:proofErr w:type="spellEnd"/>
+      <w:r>
+        <w:t xml:space="preserve"> </w:t>
+      </w:r>
+      <w:proofErr w:type="spellStart"/>
+      <w:r>
+        <w:t>hình</w:t>
+      </w:r>
+      <w:proofErr w:type="spellEnd"/>
+      <w:r>
+        <w:t xml:space="preserve"> </w:t>
+      </w:r>
+      <w:proofErr w:type="spellStart"/>
+      <w:r>
+        <w:t>trên</w:t>
+      </w:r>
+      <w:proofErr w:type="spellEnd"/>
+      <w:r>
+        <w:t>:</w:t>
+      </w:r>
+    </w:p>
+    <w:p>
+      <w:proofErr w:type="spellStart"/>
+      <w:r>
+        <w:t>Một</w:t>
+      </w:r>
+      <w:proofErr w:type="spellEnd"/>
+      <w:r>
+        <w:t xml:space="preserve"> Doctor </w:t>
+      </w:r>
+      <w:proofErr w:type="spellStart"/>
+      <w:r>
+        <w:t>sẽ</w:t>
+      </w:r>
+      <w:proofErr w:type="spellEnd"/>
+      <w:r>
+        <w:t xml:space="preserve"> </w:t>
+      </w:r>
+      <w:proofErr w:type="spellStart"/>
+      <w:r>
+        <w:t>có</w:t>
+      </w:r>
+      <w:proofErr w:type="spellEnd"/>
+      <w:r>
+        <w:t xml:space="preserve"> </w:t>
+      </w:r>
+      <w:proofErr w:type="spellStart"/>
+      <w:r>
+        <w:t>liên</w:t>
+      </w:r>
+      <w:proofErr w:type="spellEnd"/>
+      <w:r>
+        <w:t xml:space="preserve"> </w:t>
+      </w:r>
+      <w:proofErr w:type="spellStart"/>
+      <w:r>
+        <w:t>quan</w:t>
+      </w:r>
+      <w:proofErr w:type="spellEnd"/>
+      <w:r>
+        <w:t xml:space="preserve"> </w:t>
+      </w:r>
+      <w:proofErr w:type="spellStart"/>
+      <w:r>
+        <w:t>tới</w:t>
+      </w:r>
+      <w:proofErr w:type="spellEnd"/>
+      <w:r>
+        <w:t xml:space="preserve"> </w:t>
+      </w:r>
+      <w:proofErr w:type="spellStart"/>
+      <w:r>
+        <w:t>nhiều</w:t>
+      </w:r>
+      <w:proofErr w:type="spellEnd"/>
+      <w:r>
+        <w:t xml:space="preserve"> Patient. </w:t>
+      </w:r>
+    </w:p>
+    <w:p>
+      <w:r>
+        <w:t xml:space="preserve">Trong </w:t>
+      </w:r>
+      <w:proofErr w:type="spellStart"/>
+      <w:r>
+        <w:t>trường</w:t>
+      </w:r>
+      <w:proofErr w:type="spellEnd"/>
+      <w:r>
+        <w:t xml:space="preserve"> </w:t>
+      </w:r>
+      <w:proofErr w:type="spellStart"/>
+      <w:r>
+        <w:t>hợp</w:t>
+      </w:r>
+      <w:proofErr w:type="spellEnd"/>
+      <w:r>
+        <w:t xml:space="preserve"> </w:t>
+      </w:r>
+      <w:proofErr w:type="spellStart"/>
+      <w:r>
+        <w:t>này</w:t>
+      </w:r>
+      <w:proofErr w:type="spellEnd"/>
+      <w:r>
+        <w:t xml:space="preserve">, </w:t>
+      </w:r>
+      <w:proofErr w:type="spellStart"/>
+      <w:r>
+        <w:t>khóa</w:t>
+      </w:r>
+      <w:proofErr w:type="spellEnd"/>
+      <w:r>
+        <w:t xml:space="preserve"> </w:t>
+      </w:r>
+      <w:proofErr w:type="spellStart"/>
+      <w:r>
+        <w:t>ngoại</w:t>
+      </w:r>
+      <w:proofErr w:type="spellEnd"/>
+      <w:r>
+        <w:t xml:space="preserve"> (</w:t>
+      </w:r>
+      <w:proofErr w:type="spellStart"/>
+      <w:r>
+        <w:t>DoctorID</w:t>
+      </w:r>
+      <w:proofErr w:type="spellEnd"/>
+      <w:r>
+        <w:t xml:space="preserve">) </w:t>
+      </w:r>
+      <w:proofErr w:type="spellStart"/>
+      <w:r>
+        <w:t>sẽ</w:t>
+      </w:r>
+      <w:proofErr w:type="spellEnd"/>
+      <w:r>
+        <w:t xml:space="preserve"> </w:t>
+      </w:r>
+      <w:proofErr w:type="spellStart"/>
+      <w:r>
+        <w:t>được</w:t>
+      </w:r>
+      <w:proofErr w:type="spellEnd"/>
+      <w:r>
+        <w:t xml:space="preserve"> </w:t>
+      </w:r>
+      <w:proofErr w:type="spellStart"/>
+      <w:r>
+        <w:t>lưu</w:t>
+      </w:r>
+      <w:proofErr w:type="spellEnd"/>
+      <w:r>
+        <w:t xml:space="preserve"> </w:t>
+      </w:r>
+      <w:proofErr w:type="spellStart"/>
+      <w:r>
+        <w:t>trong</w:t>
+      </w:r>
+      <w:proofErr w:type="spellEnd"/>
+      <w:r>
+        <w:t xml:space="preserve"> Table Patient.</w:t>
+      </w:r>
+    </w:p>
+    <w:p>
+      <w:proofErr w:type="spellStart"/>
+      <w:r>
+        <w:t>Từ</w:t>
+      </w:r>
+      <w:proofErr w:type="spellEnd"/>
+      <w:r>
+        <w:t xml:space="preserve"> </w:t>
+      </w:r>
+      <w:proofErr w:type="spellStart"/>
+      <w:r>
+        <w:t>góc</w:t>
+      </w:r>
+      <w:proofErr w:type="spellEnd"/>
+      <w:r>
+        <w:t xml:space="preserve"> </w:t>
+      </w:r>
+      <w:proofErr w:type="spellStart"/>
+      <w:r>
+        <w:t>nhìn</w:t>
+      </w:r>
+      <w:proofErr w:type="spellEnd"/>
+      <w:r>
+        <w:t xml:space="preserve"> </w:t>
+      </w:r>
+      <w:proofErr w:type="spellStart"/>
+      <w:r>
+        <w:t>của</w:t>
+      </w:r>
+      <w:proofErr w:type="spellEnd"/>
+      <w:r>
+        <w:t xml:space="preserve"> Doctor </w:t>
+      </w:r>
+      <w:proofErr w:type="spellStart"/>
+      <w:r>
+        <w:t>thì</w:t>
+      </w:r>
+      <w:proofErr w:type="spellEnd"/>
+      <w:r>
+        <w:t xml:space="preserve"> </w:t>
+      </w:r>
+      <w:proofErr w:type="spellStart"/>
+      <w:r>
+        <w:t>đây</w:t>
+      </w:r>
+      <w:proofErr w:type="spellEnd"/>
+      <w:r>
+        <w:t xml:space="preserve"> </w:t>
+      </w:r>
+      <w:proofErr w:type="spellStart"/>
+      <w:r>
+        <w:t>là</w:t>
+      </w:r>
+      <w:proofErr w:type="spellEnd"/>
+      <w:r>
+        <w:t xml:space="preserve"> </w:t>
+      </w:r>
+      <w:proofErr w:type="spellStart"/>
+      <w:r>
+        <w:t>quan</w:t>
+      </w:r>
+      <w:proofErr w:type="spellEnd"/>
+      <w:r>
+        <w:t xml:space="preserve"> </w:t>
+      </w:r>
+      <w:proofErr w:type="spellStart"/>
+      <w:r>
+        <w:t>hệ</w:t>
+      </w:r>
+      <w:proofErr w:type="spellEnd"/>
+      <w:r>
+        <w:t xml:space="preserve"> </w:t>
+      </w:r>
+      <w:proofErr w:type="spellStart"/>
+      <w:r>
+        <w:t>một</w:t>
+      </w:r>
+      <w:proofErr w:type="spellEnd"/>
+      <w:r>
+        <w:t xml:space="preserve"> – </w:t>
+      </w:r>
+      <w:proofErr w:type="spellStart"/>
+      <w:r>
+        <w:t>nhiều</w:t>
+      </w:r>
+      <w:proofErr w:type="spellEnd"/>
+      <w:r>
+        <w:t>.</w:t>
+      </w:r>
+      <w:r>
+        <w:t xml:space="preserve"> </w:t>
+      </w:r>
+      <w:proofErr w:type="spellStart"/>
+      <w:r>
+        <w:t>Tức</w:t>
+      </w:r>
+      <w:proofErr w:type="spellEnd"/>
+      <w:r>
+        <w:t xml:space="preserve"> </w:t>
+      </w:r>
+      <w:proofErr w:type="spellStart"/>
+      <w:r>
+        <w:t>là</w:t>
+      </w:r>
+      <w:proofErr w:type="spellEnd"/>
+      <w:r>
+        <w:t xml:space="preserve"> Doctor </w:t>
+      </w:r>
+      <w:proofErr w:type="spellStart"/>
+      <w:r>
+        <w:t>đứng</w:t>
+      </w:r>
+      <w:proofErr w:type="spellEnd"/>
+      <w:r>
+        <w:t xml:space="preserve"> ở </w:t>
+      </w:r>
+      <w:proofErr w:type="spellStart"/>
+      <w:r>
+        <w:t>phía</w:t>
+      </w:r>
+      <w:proofErr w:type="spellEnd"/>
+      <w:r>
+        <w:t xml:space="preserve"> </w:t>
+      </w:r>
+      <w:proofErr w:type="spellStart"/>
+      <w:r>
+        <w:t>Một</w:t>
+      </w:r>
+      <w:proofErr w:type="spellEnd"/>
+      <w:r>
+        <w:t>.</w:t>
+      </w:r>
+    </w:p>
+    <w:p>
+      <w:proofErr w:type="spellStart"/>
+      <w:r>
+        <w:t>Từ</w:t>
+      </w:r>
+      <w:proofErr w:type="spellEnd"/>
+      <w:r>
+        <w:t xml:space="preserve"> </w:t>
+      </w:r>
+      <w:proofErr w:type="spellStart"/>
+      <w:r>
+        <w:t>góc</w:t>
+      </w:r>
+      <w:proofErr w:type="spellEnd"/>
+      <w:r>
+        <w:t xml:space="preserve"> </w:t>
+      </w:r>
+      <w:proofErr w:type="spellStart"/>
+      <w:r>
+        <w:t>nhìn</w:t>
+      </w:r>
+      <w:proofErr w:type="spellEnd"/>
+      <w:r>
+        <w:t xml:space="preserve"> </w:t>
+      </w:r>
+      <w:proofErr w:type="spellStart"/>
+      <w:r>
+        <w:t>của</w:t>
+      </w:r>
+      <w:proofErr w:type="spellEnd"/>
+      <w:r>
+        <w:t xml:space="preserve"> Patient </w:t>
+      </w:r>
+      <w:proofErr w:type="spellStart"/>
+      <w:r>
+        <w:t>thì</w:t>
+      </w:r>
+      <w:proofErr w:type="spellEnd"/>
+      <w:r>
+        <w:t xml:space="preserve"> </w:t>
+      </w:r>
+      <w:proofErr w:type="spellStart"/>
+      <w:r>
+        <w:t>đây</w:t>
+      </w:r>
+      <w:proofErr w:type="spellEnd"/>
+      <w:r>
+        <w:t xml:space="preserve"> </w:t>
+      </w:r>
+      <w:proofErr w:type="spellStart"/>
+      <w:r>
+        <w:t>là</w:t>
+      </w:r>
+      <w:proofErr w:type="spellEnd"/>
+      <w:r>
+        <w:t xml:space="preserve"> </w:t>
+      </w:r>
+      <w:proofErr w:type="spellStart"/>
+      <w:r>
+        <w:t>quan</w:t>
+      </w:r>
+      <w:proofErr w:type="spellEnd"/>
+      <w:r>
+        <w:t xml:space="preserve"> </w:t>
+      </w:r>
+      <w:proofErr w:type="spellStart"/>
+      <w:r>
+        <w:t>hệ</w:t>
+      </w:r>
+      <w:proofErr w:type="spellEnd"/>
+      <w:r>
+        <w:t xml:space="preserve">: </w:t>
+      </w:r>
+      <w:proofErr w:type="spellStart"/>
+      <w:r>
+        <w:t>Nhiều</w:t>
+      </w:r>
+      <w:proofErr w:type="spellEnd"/>
+      <w:r>
+        <w:t xml:space="preserve"> </w:t>
+      </w:r>
+      <w:r>
+        <w:t>–</w:t>
+      </w:r>
+      <w:r>
+        <w:t xml:space="preserve"> </w:t>
+      </w:r>
+      <w:proofErr w:type="spellStart"/>
+      <w:r>
+        <w:t>một</w:t>
+      </w:r>
+      <w:proofErr w:type="spellEnd"/>
+      <w:r>
+        <w:t xml:space="preserve"> . </w:t>
+      </w:r>
+      <w:proofErr w:type="spellStart"/>
+      <w:r>
+        <w:t>Tức</w:t>
+      </w:r>
+      <w:proofErr w:type="spellEnd"/>
+      <w:r>
+        <w:t xml:space="preserve"> </w:t>
+      </w:r>
+      <w:proofErr w:type="spellStart"/>
+      <w:r>
+        <w:t>là</w:t>
+      </w:r>
+      <w:proofErr w:type="spellEnd"/>
+      <w:r>
+        <w:t xml:space="preserve"> Patient </w:t>
+      </w:r>
+      <w:proofErr w:type="spellStart"/>
+      <w:r>
+        <w:t>đứng</w:t>
+      </w:r>
+      <w:proofErr w:type="spellEnd"/>
+      <w:r>
+        <w:t xml:space="preserve"> ở </w:t>
+      </w:r>
+      <w:proofErr w:type="spellStart"/>
+      <w:r>
+        <w:t>phía</w:t>
+      </w:r>
+      <w:proofErr w:type="spellEnd"/>
+      <w:r>
+        <w:t xml:space="preserve"> </w:t>
+      </w:r>
+      <w:proofErr w:type="spellStart"/>
+      <w:r>
+        <w:t>nhiều</w:t>
+      </w:r>
+      <w:proofErr w:type="spellEnd"/>
+      <w:r>
+        <w:t>.</w:t>
+      </w:r>
+    </w:p>
+    <w:p>
+      <w:pPr>
+        <w:rPr>
+          <w:rFonts w:asciiTheme="majorHAnsi" w:eastAsiaTheme="majorEastAsia" w:hAnsiTheme="majorHAnsi" w:cstheme="majorBidi"/>
+          <w:color w:val="0F4761" w:themeColor="accent1" w:themeShade="BF"/>
+          <w:sz w:val="32"/>
+          <w:szCs w:val="32"/>
+        </w:rPr>
+      </w:pPr>
+      <w:r>
+        <w:br w:type="page"/>
       </w:r>
     </w:p>
     <w:p>
@@ -1474,7 +6758,2178 @@
         <w:pStyle w:val="Heading2"/>
       </w:pPr>
       <w:r>
+        <w:lastRenderedPageBreak/>
         <w:t>Many to One Relationship Implementation</w:t>
+      </w:r>
+    </w:p>
+    <w:p>
+      <w:proofErr w:type="spellStart"/>
+      <w:r>
+        <w:t>Giờ</w:t>
+      </w:r>
+      <w:proofErr w:type="spellEnd"/>
+      <w:r>
+        <w:t xml:space="preserve"> ta </w:t>
+      </w:r>
+      <w:proofErr w:type="spellStart"/>
+      <w:r>
+        <w:t>sẽ</w:t>
+      </w:r>
+      <w:proofErr w:type="spellEnd"/>
+      <w:r>
+        <w:t xml:space="preserve"> implement </w:t>
+      </w:r>
+      <w:proofErr w:type="spellStart"/>
+      <w:r>
+        <w:t>quan</w:t>
+      </w:r>
+      <w:proofErr w:type="spellEnd"/>
+      <w:r>
+        <w:t xml:space="preserve"> </w:t>
+      </w:r>
+      <w:proofErr w:type="spellStart"/>
+      <w:r>
+        <w:t>hệ</w:t>
+      </w:r>
+      <w:proofErr w:type="spellEnd"/>
+      <w:r>
+        <w:t xml:space="preserve"> </w:t>
+      </w:r>
+      <w:proofErr w:type="spellStart"/>
+      <w:r>
+        <w:t>OneToMany</w:t>
+      </w:r>
+      <w:proofErr w:type="spellEnd"/>
+      <w:r>
+        <w:t xml:space="preserve"> </w:t>
+      </w:r>
+      <w:proofErr w:type="spellStart"/>
+      <w:r>
+        <w:t>cho</w:t>
+      </w:r>
+      <w:proofErr w:type="spellEnd"/>
+      <w:r>
+        <w:t xml:space="preserve"> </w:t>
+      </w:r>
+      <w:proofErr w:type="spellStart"/>
+      <w:r>
+        <w:t>hai</w:t>
+      </w:r>
+      <w:proofErr w:type="spellEnd"/>
+      <w:r>
+        <w:t xml:space="preserve"> Entity </w:t>
+      </w:r>
+      <w:proofErr w:type="spellStart"/>
+      <w:r>
+        <w:t>trên</w:t>
+      </w:r>
+      <w:proofErr w:type="spellEnd"/>
+    </w:p>
+    <w:p>
+      <w:proofErr w:type="spellStart"/>
+      <w:r>
+        <w:t>Sẽ</w:t>
+      </w:r>
+      <w:proofErr w:type="spellEnd"/>
+      <w:r>
+        <w:t xml:space="preserve"> </w:t>
+      </w:r>
+      <w:proofErr w:type="spellStart"/>
+      <w:r>
+        <w:t>có</w:t>
+      </w:r>
+      <w:proofErr w:type="spellEnd"/>
+      <w:r>
+        <w:t xml:space="preserve"> </w:t>
+      </w:r>
+      <w:proofErr w:type="spellStart"/>
+      <w:r>
+        <w:t>các</w:t>
+      </w:r>
+      <w:proofErr w:type="spellEnd"/>
+      <w:r>
+        <w:t xml:space="preserve"> </w:t>
+      </w:r>
+      <w:proofErr w:type="spellStart"/>
+      <w:r>
+        <w:t>trường</w:t>
+      </w:r>
+      <w:proofErr w:type="spellEnd"/>
+      <w:r>
+        <w:t xml:space="preserve"> </w:t>
+      </w:r>
+      <w:proofErr w:type="spellStart"/>
+      <w:r>
+        <w:t>hợp</w:t>
+      </w:r>
+      <w:proofErr w:type="spellEnd"/>
+      <w:r>
+        <w:t xml:space="preserve"> </w:t>
+      </w:r>
+      <w:proofErr w:type="spellStart"/>
+      <w:r>
+        <w:t>triển</w:t>
+      </w:r>
+      <w:proofErr w:type="spellEnd"/>
+      <w:r>
+        <w:t xml:space="preserve"> </w:t>
+      </w:r>
+      <w:proofErr w:type="spellStart"/>
+      <w:r>
+        <w:t>khai</w:t>
+      </w:r>
+      <w:proofErr w:type="spellEnd"/>
+      <w:r>
+        <w:t xml:space="preserve"> </w:t>
+      </w:r>
+      <w:proofErr w:type="spellStart"/>
+      <w:r>
+        <w:t>sau</w:t>
+      </w:r>
+      <w:proofErr w:type="spellEnd"/>
+      <w:r>
+        <w:t>:</w:t>
+      </w:r>
+    </w:p>
+    <w:p>
+      <w:pPr>
+        <w:pStyle w:val="ListParagraph"/>
+        <w:numPr>
+          <w:ilvl w:val="0"/>
+          <w:numId w:val="2"/>
+        </w:numPr>
+      </w:pPr>
+      <w:r>
+        <w:rPr>
+          <w:color w:val="FF0000"/>
+        </w:rPr>
+        <w:t xml:space="preserve">Trường </w:t>
+      </w:r>
+      <w:proofErr w:type="spellStart"/>
+      <w:r>
+        <w:rPr>
+          <w:color w:val="FF0000"/>
+        </w:rPr>
+        <w:t>hợp</w:t>
+      </w:r>
+      <w:proofErr w:type="spellEnd"/>
+      <w:r>
+        <w:rPr>
+          <w:color w:val="FF0000"/>
+        </w:rPr>
+        <w:t xml:space="preserve"> 1: </w:t>
+      </w:r>
+      <w:proofErr w:type="spellStart"/>
+      <w:r>
+        <w:t>Đặt</w:t>
+      </w:r>
+      <w:proofErr w:type="spellEnd"/>
+      <w:r>
+        <w:t xml:space="preserve"> @OneToMany ở Doctor </w:t>
+      </w:r>
+      <w:proofErr w:type="spellStart"/>
+      <w:r>
+        <w:t>để</w:t>
+      </w:r>
+      <w:proofErr w:type="spellEnd"/>
+      <w:r>
+        <w:t xml:space="preserve"> </w:t>
+      </w:r>
+      <w:proofErr w:type="spellStart"/>
+      <w:r>
+        <w:t>tham</w:t>
+      </w:r>
+      <w:proofErr w:type="spellEnd"/>
+      <w:r>
+        <w:t xml:space="preserve"> </w:t>
+      </w:r>
+      <w:proofErr w:type="spellStart"/>
+      <w:r>
+        <w:t>chiếu</w:t>
+      </w:r>
+      <w:proofErr w:type="spellEnd"/>
+      <w:r>
+        <w:t xml:space="preserve"> qua Patient. Patient </w:t>
+      </w:r>
+      <w:proofErr w:type="spellStart"/>
+      <w:r>
+        <w:t>thì</w:t>
+      </w:r>
+      <w:proofErr w:type="spellEnd"/>
+      <w:r>
+        <w:t xml:space="preserve"> </w:t>
+      </w:r>
+      <w:proofErr w:type="spellStart"/>
+      <w:r>
+        <w:t>không</w:t>
+      </w:r>
+      <w:proofErr w:type="spellEnd"/>
+      <w:r>
+        <w:t xml:space="preserve"> </w:t>
+      </w:r>
+      <w:proofErr w:type="spellStart"/>
+      <w:r>
+        <w:t>đặt</w:t>
+      </w:r>
+      <w:proofErr w:type="spellEnd"/>
+      <w:r>
+        <w:t xml:space="preserve"> </w:t>
+      </w:r>
+      <w:proofErr w:type="spellStart"/>
+      <w:r>
+        <w:t>tham</w:t>
+      </w:r>
+      <w:proofErr w:type="spellEnd"/>
+      <w:r>
+        <w:t xml:space="preserve"> </w:t>
+      </w:r>
+      <w:proofErr w:type="spellStart"/>
+      <w:r>
+        <w:t>chiếu</w:t>
+      </w:r>
+      <w:proofErr w:type="spellEnd"/>
+      <w:r>
+        <w:t xml:space="preserve"> </w:t>
+      </w:r>
+      <w:proofErr w:type="spellStart"/>
+      <w:r>
+        <w:t>gì</w:t>
+      </w:r>
+      <w:proofErr w:type="spellEnd"/>
+      <w:r>
+        <w:t xml:space="preserve"> </w:t>
+      </w:r>
+      <w:proofErr w:type="spellStart"/>
+      <w:r>
+        <w:t>tới</w:t>
+      </w:r>
+      <w:proofErr w:type="spellEnd"/>
+      <w:r>
+        <w:t xml:space="preserve"> Doctor </w:t>
+      </w:r>
+      <w:proofErr w:type="spellStart"/>
+      <w:r>
+        <w:t>cả</w:t>
+      </w:r>
+      <w:proofErr w:type="spellEnd"/>
+      <w:r>
+        <w:t>.</w:t>
+      </w:r>
+    </w:p>
+    <w:p>
+      <w:r>
+        <w:drawing>
+          <wp:inline distT="0" distB="0" distL="0" distR="0" wp14:anchorId="6B68A41A" wp14:editId="286C7BF9">
+            <wp:extent cx="4538136" cy="3241525"/>
+            <wp:effectExtent l="0" t="0" r="0" b="0"/>
+            <wp:docPr id="836931491" name="Picture 1"/>
+            <wp:cNvGraphicFramePr>
+              <a:graphicFrameLocks xmlns:a="http://schemas.openxmlformats.org/drawingml/2006/main" noChangeAspect="1"/>
+            </wp:cNvGraphicFramePr>
+            <a:graphic xmlns:a="http://schemas.openxmlformats.org/drawingml/2006/main">
+              <a:graphicData uri="http://schemas.openxmlformats.org/drawingml/2006/picture">
+                <pic:pic xmlns:pic="http://schemas.openxmlformats.org/drawingml/2006/picture">
+                  <pic:nvPicPr>
+                    <pic:cNvPr id="836931491" name=""/>
+                    <pic:cNvPicPr/>
+                  </pic:nvPicPr>
+                  <pic:blipFill>
+                    <a:blip r:embed="rId29"/>
+                    <a:stretch>
+                      <a:fillRect/>
+                    </a:stretch>
+                  </pic:blipFill>
+                  <pic:spPr>
+                    <a:xfrm>
+                      <a:off x="0" y="0"/>
+                      <a:ext cx="4538136" cy="3241525"/>
+                    </a:xfrm>
+                    <a:prstGeom prst="rect">
+                      <a:avLst/>
+                    </a:prstGeom>
+                  </pic:spPr>
+                </pic:pic>
+              </a:graphicData>
+            </a:graphic>
+          </wp:inline>
+        </w:drawing>
+      </w:r>
+    </w:p>
+    <w:p>
+      <w:r>
+        <w:lastRenderedPageBreak/>
+        <w:drawing>
+          <wp:inline distT="0" distB="0" distL="0" distR="0" wp14:anchorId="64DCC31E" wp14:editId="04363091">
+            <wp:extent cx="4775218" cy="3888801"/>
+            <wp:effectExtent l="0" t="0" r="6350" b="0"/>
+            <wp:docPr id="1204258236" name="Picture 1"/>
+            <wp:cNvGraphicFramePr>
+              <a:graphicFrameLocks xmlns:a="http://schemas.openxmlformats.org/drawingml/2006/main" noChangeAspect="1"/>
+            </wp:cNvGraphicFramePr>
+            <a:graphic xmlns:a="http://schemas.openxmlformats.org/drawingml/2006/main">
+              <a:graphicData uri="http://schemas.openxmlformats.org/drawingml/2006/picture">
+                <pic:pic xmlns:pic="http://schemas.openxmlformats.org/drawingml/2006/picture">
+                  <pic:nvPicPr>
+                    <pic:cNvPr id="1204258236" name=""/>
+                    <pic:cNvPicPr/>
+                  </pic:nvPicPr>
+                  <pic:blipFill>
+                    <a:blip r:embed="rId30"/>
+                    <a:stretch>
+                      <a:fillRect/>
+                    </a:stretch>
+                  </pic:blipFill>
+                  <pic:spPr>
+                    <a:xfrm>
+                      <a:off x="0" y="0"/>
+                      <a:ext cx="4775218" cy="3888801"/>
+                    </a:xfrm>
+                    <a:prstGeom prst="rect">
+                      <a:avLst/>
+                    </a:prstGeom>
+                  </pic:spPr>
+                </pic:pic>
+              </a:graphicData>
+            </a:graphic>
+          </wp:inline>
+        </w:drawing>
+      </w:r>
+    </w:p>
+    <w:p>
+      <w:proofErr w:type="spellStart"/>
+      <w:r>
+        <w:t>Lúc</w:t>
+      </w:r>
+      <w:proofErr w:type="spellEnd"/>
+      <w:r>
+        <w:t xml:space="preserve"> </w:t>
+      </w:r>
+      <w:proofErr w:type="spellStart"/>
+      <w:r>
+        <w:t>này</w:t>
+      </w:r>
+      <w:proofErr w:type="spellEnd"/>
+      <w:r>
+        <w:t xml:space="preserve"> </w:t>
+      </w:r>
+      <w:proofErr w:type="spellStart"/>
+      <w:r>
+        <w:t>kết</w:t>
+      </w:r>
+      <w:proofErr w:type="spellEnd"/>
+      <w:r>
+        <w:t xml:space="preserve"> </w:t>
+      </w:r>
+      <w:proofErr w:type="spellStart"/>
+      <w:r>
+        <w:t>quả</w:t>
+      </w:r>
+      <w:proofErr w:type="spellEnd"/>
+      <w:r>
+        <w:t xml:space="preserve"> </w:t>
+      </w:r>
+      <w:proofErr w:type="spellStart"/>
+      <w:r>
+        <w:t>sẽ</w:t>
+      </w:r>
+      <w:proofErr w:type="spellEnd"/>
+      <w:r>
+        <w:t xml:space="preserve"> </w:t>
+      </w:r>
+      <w:proofErr w:type="spellStart"/>
+      <w:r>
+        <w:t>là</w:t>
+      </w:r>
+      <w:proofErr w:type="spellEnd"/>
+      <w:r>
+        <w:t>:</w:t>
+      </w:r>
+    </w:p>
+    <w:p>
+      <w:r>
+        <w:drawing>
+          <wp:inline distT="0" distB="0" distL="0" distR="0" wp14:anchorId="2DF1D5E9" wp14:editId="31A81E11">
+            <wp:extent cx="1868149" cy="1906275"/>
+            <wp:effectExtent l="0" t="0" r="0" b="0"/>
+            <wp:docPr id="663666523" name="Picture 1"/>
+            <wp:cNvGraphicFramePr>
+              <a:graphicFrameLocks xmlns:a="http://schemas.openxmlformats.org/drawingml/2006/main" noChangeAspect="1"/>
+            </wp:cNvGraphicFramePr>
+            <a:graphic xmlns:a="http://schemas.openxmlformats.org/drawingml/2006/main">
+              <a:graphicData uri="http://schemas.openxmlformats.org/drawingml/2006/picture">
+                <pic:pic xmlns:pic="http://schemas.openxmlformats.org/drawingml/2006/picture">
+                  <pic:nvPicPr>
+                    <pic:cNvPr id="663666523" name=""/>
+                    <pic:cNvPicPr/>
+                  </pic:nvPicPr>
+                  <pic:blipFill>
+                    <a:blip r:embed="rId31"/>
+                    <a:stretch>
+                      <a:fillRect/>
+                    </a:stretch>
+                  </pic:blipFill>
+                  <pic:spPr>
+                    <a:xfrm>
+                      <a:off x="0" y="0"/>
+                      <a:ext cx="1868149" cy="1906275"/>
+                    </a:xfrm>
+                    <a:prstGeom prst="rect">
+                      <a:avLst/>
+                    </a:prstGeom>
+                  </pic:spPr>
+                </pic:pic>
+              </a:graphicData>
+            </a:graphic>
+          </wp:inline>
+        </w:drawing>
+      </w:r>
+    </w:p>
+    <w:p>
+      <w:proofErr w:type="spellStart"/>
+      <w:r>
+        <w:t>Thêm</w:t>
+      </w:r>
+      <w:proofErr w:type="spellEnd"/>
+      <w:r>
+        <w:t xml:space="preserve"> data </w:t>
+      </w:r>
+      <w:proofErr w:type="spellStart"/>
+      <w:r>
+        <w:t>như</w:t>
+      </w:r>
+      <w:proofErr w:type="spellEnd"/>
+      <w:r>
+        <w:t xml:space="preserve"> code </w:t>
+      </w:r>
+      <w:proofErr w:type="spellStart"/>
+      <w:r>
+        <w:t>dưới</w:t>
+      </w:r>
+      <w:proofErr w:type="spellEnd"/>
+      <w:r>
+        <w:t xml:space="preserve"> </w:t>
+      </w:r>
+      <w:proofErr w:type="spellStart"/>
+      <w:r>
+        <w:t>đây</w:t>
+      </w:r>
+      <w:proofErr w:type="spellEnd"/>
+      <w:r>
+        <w:t>:</w:t>
+      </w:r>
+    </w:p>
+    <w:p>
+      <w:r>
+        <w:lastRenderedPageBreak/>
+        <w:drawing>
+          <wp:inline distT="0" distB="0" distL="0" distR="0" wp14:anchorId="19964486" wp14:editId="34CF940F">
+            <wp:extent cx="4470215" cy="4698968"/>
+            <wp:effectExtent l="0" t="0" r="6985" b="6985"/>
+            <wp:docPr id="1647996825" name="Picture 1"/>
+            <wp:cNvGraphicFramePr>
+              <a:graphicFrameLocks xmlns:a="http://schemas.openxmlformats.org/drawingml/2006/main" noChangeAspect="1"/>
+            </wp:cNvGraphicFramePr>
+            <a:graphic xmlns:a="http://schemas.openxmlformats.org/drawingml/2006/main">
+              <a:graphicData uri="http://schemas.openxmlformats.org/drawingml/2006/picture">
+                <pic:pic xmlns:pic="http://schemas.openxmlformats.org/drawingml/2006/picture">
+                  <pic:nvPicPr>
+                    <pic:cNvPr id="1647996825" name=""/>
+                    <pic:cNvPicPr/>
+                  </pic:nvPicPr>
+                  <pic:blipFill>
+                    <a:blip r:embed="rId32"/>
+                    <a:stretch>
+                      <a:fillRect/>
+                    </a:stretch>
+                  </pic:blipFill>
+                  <pic:spPr>
+                    <a:xfrm>
+                      <a:off x="0" y="0"/>
+                      <a:ext cx="4470215" cy="4698968"/>
+                    </a:xfrm>
+                    <a:prstGeom prst="rect">
+                      <a:avLst/>
+                    </a:prstGeom>
+                  </pic:spPr>
+                </pic:pic>
+              </a:graphicData>
+            </a:graphic>
+          </wp:inline>
+        </w:drawing>
+      </w:r>
+    </w:p>
+    <w:p>
+      <w:r>
+        <w:drawing>
+          <wp:inline distT="0" distB="0" distL="0" distR="0" wp14:anchorId="1A6FD2F3" wp14:editId="4EFC8367">
+            <wp:extent cx="2325655" cy="1162828"/>
+            <wp:effectExtent l="0" t="0" r="0" b="0"/>
+            <wp:docPr id="1298456559" name="Picture 1"/>
+            <wp:cNvGraphicFramePr>
+              <a:graphicFrameLocks xmlns:a="http://schemas.openxmlformats.org/drawingml/2006/main" noChangeAspect="1"/>
+            </wp:cNvGraphicFramePr>
+            <a:graphic xmlns:a="http://schemas.openxmlformats.org/drawingml/2006/main">
+              <a:graphicData uri="http://schemas.openxmlformats.org/drawingml/2006/picture">
+                <pic:pic xmlns:pic="http://schemas.openxmlformats.org/drawingml/2006/picture">
+                  <pic:nvPicPr>
+                    <pic:cNvPr id="1298456559" name=""/>
+                    <pic:cNvPicPr/>
+                  </pic:nvPicPr>
+                  <pic:blipFill>
+                    <a:blip r:embed="rId33"/>
+                    <a:stretch>
+                      <a:fillRect/>
+                    </a:stretch>
+                  </pic:blipFill>
+                  <pic:spPr>
+                    <a:xfrm>
+                      <a:off x="0" y="0"/>
+                      <a:ext cx="2325655" cy="1162828"/>
+                    </a:xfrm>
+                    <a:prstGeom prst="rect">
+                      <a:avLst/>
+                    </a:prstGeom>
+                  </pic:spPr>
+                </pic:pic>
+              </a:graphicData>
+            </a:graphic>
+          </wp:inline>
+        </w:drawing>
+      </w:r>
+    </w:p>
+    <w:p>
+      <w:r>
+        <w:t xml:space="preserve">Database </w:t>
+      </w:r>
+      <w:proofErr w:type="spellStart"/>
+      <w:r>
+        <w:t>sẽ</w:t>
+      </w:r>
+      <w:proofErr w:type="spellEnd"/>
+      <w:r>
+        <w:t xml:space="preserve"> </w:t>
+      </w:r>
+      <w:proofErr w:type="spellStart"/>
+      <w:r>
+        <w:t>tạo</w:t>
+      </w:r>
+      <w:proofErr w:type="spellEnd"/>
+      <w:r>
+        <w:t xml:space="preserve"> </w:t>
+      </w:r>
+      <w:proofErr w:type="spellStart"/>
+      <w:r>
+        <w:t>thêm</w:t>
+      </w:r>
+      <w:proofErr w:type="spellEnd"/>
+      <w:r>
+        <w:t xml:space="preserve"> </w:t>
+      </w:r>
+      <w:proofErr w:type="spellStart"/>
+      <w:r>
+        <w:t>bảng</w:t>
+      </w:r>
+      <w:proofErr w:type="spellEnd"/>
+      <w:r>
+        <w:t xml:space="preserve"> </w:t>
+      </w:r>
+      <w:proofErr w:type="spellStart"/>
+      <w:r>
+        <w:t>phụ</w:t>
+      </w:r>
+      <w:proofErr w:type="spellEnd"/>
+      <w:r>
+        <w:t xml:space="preserve"> </w:t>
+      </w:r>
+      <w:proofErr w:type="spellStart"/>
+      <w:r>
+        <w:t>là</w:t>
+      </w:r>
+      <w:proofErr w:type="spellEnd"/>
+      <w:r>
+        <w:t xml:space="preserve"> DOCTOR_PATIENTS </w:t>
+      </w:r>
+      <w:proofErr w:type="spellStart"/>
+      <w:r>
+        <w:t>để</w:t>
+      </w:r>
+      <w:proofErr w:type="spellEnd"/>
+      <w:r>
+        <w:t xml:space="preserve"> link Doctor </w:t>
+      </w:r>
+      <w:proofErr w:type="spellStart"/>
+      <w:r>
+        <w:t>và</w:t>
+      </w:r>
+      <w:proofErr w:type="spellEnd"/>
+      <w:r>
+        <w:t xml:space="preserve"> Patient </w:t>
+      </w:r>
+      <w:proofErr w:type="spellStart"/>
+      <w:r>
+        <w:t>với</w:t>
+      </w:r>
+      <w:proofErr w:type="spellEnd"/>
+      <w:r>
+        <w:t xml:space="preserve"> </w:t>
+      </w:r>
+      <w:proofErr w:type="spellStart"/>
+      <w:r>
+        <w:t>nhau</w:t>
+      </w:r>
+      <w:proofErr w:type="spellEnd"/>
+    </w:p>
+    <w:p>
+      <w:pPr>
+        <w:pStyle w:val="ListParagraph"/>
+        <w:numPr>
+          <w:ilvl w:val="0"/>
+          <w:numId w:val="2"/>
+        </w:numPr>
+      </w:pPr>
+      <w:r>
+        <w:rPr>
+          <w:color w:val="FF0000"/>
+        </w:rPr>
+        <w:t xml:space="preserve">Trường </w:t>
+      </w:r>
+      <w:proofErr w:type="spellStart"/>
+      <w:r>
+        <w:rPr>
+          <w:color w:val="FF0000"/>
+        </w:rPr>
+        <w:t>hợp</w:t>
+      </w:r>
+      <w:proofErr w:type="spellEnd"/>
+      <w:r>
+        <w:rPr>
+          <w:color w:val="FF0000"/>
+        </w:rPr>
+        <w:t xml:space="preserve"> 2: </w:t>
+      </w:r>
+      <w:proofErr w:type="spellStart"/>
+      <w:r>
+        <w:t>Đặt</w:t>
+      </w:r>
+      <w:proofErr w:type="spellEnd"/>
+      <w:r>
+        <w:t xml:space="preserve"> @OneToMany ở Doctor </w:t>
+      </w:r>
+      <w:proofErr w:type="spellStart"/>
+      <w:r>
+        <w:t>nhưng</w:t>
+      </w:r>
+      <w:proofErr w:type="spellEnd"/>
+      <w:r>
+        <w:t xml:space="preserve"> </w:t>
+      </w:r>
+      <w:proofErr w:type="spellStart"/>
+      <w:r>
+        <w:t>không</w:t>
+      </w:r>
+      <w:proofErr w:type="spellEnd"/>
+      <w:r>
+        <w:t xml:space="preserve"> </w:t>
+      </w:r>
+      <w:proofErr w:type="spellStart"/>
+      <w:r>
+        <w:t>tạo</w:t>
+      </w:r>
+      <w:proofErr w:type="spellEnd"/>
+      <w:r>
+        <w:t xml:space="preserve"> </w:t>
+      </w:r>
+      <w:proofErr w:type="spellStart"/>
+      <w:r>
+        <w:t>bảng</w:t>
+      </w:r>
+      <w:proofErr w:type="spellEnd"/>
+      <w:r>
+        <w:t xml:space="preserve"> </w:t>
+      </w:r>
+      <w:proofErr w:type="spellStart"/>
+      <w:r>
+        <w:t>phụ</w:t>
+      </w:r>
+      <w:proofErr w:type="spellEnd"/>
+      <w:r>
+        <w:t xml:space="preserve"> </w:t>
+      </w:r>
+      <w:proofErr w:type="spellStart"/>
+      <w:r>
+        <w:t>mà</w:t>
+      </w:r>
+      <w:proofErr w:type="spellEnd"/>
+      <w:r>
+        <w:t xml:space="preserve"> </w:t>
+      </w:r>
+      <w:proofErr w:type="spellStart"/>
+      <w:r>
+        <w:t>muốn</w:t>
+      </w:r>
+      <w:proofErr w:type="spellEnd"/>
+      <w:r>
+        <w:t xml:space="preserve"> </w:t>
+      </w:r>
+      <w:proofErr w:type="spellStart"/>
+      <w:r>
+        <w:t>đặt</w:t>
+      </w:r>
+      <w:proofErr w:type="spellEnd"/>
+      <w:r>
+        <w:t xml:space="preserve"> </w:t>
+      </w:r>
+      <w:proofErr w:type="spellStart"/>
+      <w:r>
+        <w:t>khóa</w:t>
+      </w:r>
+      <w:proofErr w:type="spellEnd"/>
+      <w:r>
+        <w:t xml:space="preserve"> </w:t>
+      </w:r>
+      <w:proofErr w:type="spellStart"/>
+      <w:r>
+        <w:t>ngoại</w:t>
+      </w:r>
+      <w:proofErr w:type="spellEnd"/>
+      <w:r>
+        <w:t xml:space="preserve"> ở Patient (Patient </w:t>
+      </w:r>
+      <w:proofErr w:type="spellStart"/>
+      <w:r>
+        <w:t>không</w:t>
+      </w:r>
+      <w:proofErr w:type="spellEnd"/>
+      <w:r>
+        <w:t xml:space="preserve"> </w:t>
+      </w:r>
+      <w:proofErr w:type="spellStart"/>
+      <w:r>
+        <w:t>cần</w:t>
+      </w:r>
+      <w:proofErr w:type="spellEnd"/>
+      <w:r>
+        <w:t xml:space="preserve"> config </w:t>
+      </w:r>
+      <w:proofErr w:type="spellStart"/>
+      <w:r>
+        <w:t>gì</w:t>
+      </w:r>
+      <w:proofErr w:type="spellEnd"/>
+      <w:r>
+        <w:t xml:space="preserve"> </w:t>
+      </w:r>
+      <w:proofErr w:type="spellStart"/>
+      <w:r>
+        <w:t>thêm</w:t>
+      </w:r>
+      <w:proofErr w:type="spellEnd"/>
+      <w:r>
+        <w:t>).</w:t>
+      </w:r>
+    </w:p>
+    <w:p>
+      <w:pPr>
+        <w:pStyle w:val="ListParagraph"/>
+      </w:pPr>
+      <w:r>
+        <w:lastRenderedPageBreak/>
+        <w:drawing>
+          <wp:inline distT="0" distB="0" distL="0" distR="0" wp14:anchorId="4849D910" wp14:editId="54192210">
+            <wp:extent cx="4813344" cy="3459889"/>
+            <wp:effectExtent l="0" t="0" r="6350" b="7620"/>
+            <wp:docPr id="1692549879" name="Picture 1"/>
+            <wp:cNvGraphicFramePr>
+              <a:graphicFrameLocks xmlns:a="http://schemas.openxmlformats.org/drawingml/2006/main" noChangeAspect="1"/>
+            </wp:cNvGraphicFramePr>
+            <a:graphic xmlns:a="http://schemas.openxmlformats.org/drawingml/2006/main">
+              <a:graphicData uri="http://schemas.openxmlformats.org/drawingml/2006/picture">
+                <pic:pic xmlns:pic="http://schemas.openxmlformats.org/drawingml/2006/picture">
+                  <pic:nvPicPr>
+                    <pic:cNvPr id="1692549879" name=""/>
+                    <pic:cNvPicPr/>
+                  </pic:nvPicPr>
+                  <pic:blipFill>
+                    <a:blip r:embed="rId34"/>
+                    <a:stretch>
+                      <a:fillRect/>
+                    </a:stretch>
+                  </pic:blipFill>
+                  <pic:spPr>
+                    <a:xfrm>
+                      <a:off x="0" y="0"/>
+                      <a:ext cx="4813344" cy="3459889"/>
+                    </a:xfrm>
+                    <a:prstGeom prst="rect">
+                      <a:avLst/>
+                    </a:prstGeom>
+                  </pic:spPr>
+                </pic:pic>
+              </a:graphicData>
+            </a:graphic>
+          </wp:inline>
+        </w:drawing>
+      </w:r>
+    </w:p>
+    <w:p>
+      <w:pPr>
+        <w:pStyle w:val="ListParagraph"/>
+      </w:pPr>
+      <w:r>
+        <w:drawing>
+          <wp:inline distT="0" distB="0" distL="0" distR="0" wp14:anchorId="633CA530" wp14:editId="289A196D">
+            <wp:extent cx="5204130" cy="3984114"/>
+            <wp:effectExtent l="0" t="0" r="0" b="0"/>
+            <wp:docPr id="984244299" name="Picture 1"/>
+            <wp:cNvGraphicFramePr>
+              <a:graphicFrameLocks xmlns:a="http://schemas.openxmlformats.org/drawingml/2006/main" noChangeAspect="1"/>
+            </wp:cNvGraphicFramePr>
+            <a:graphic xmlns:a="http://schemas.openxmlformats.org/drawingml/2006/main">
+              <a:graphicData uri="http://schemas.openxmlformats.org/drawingml/2006/picture">
+                <pic:pic xmlns:pic="http://schemas.openxmlformats.org/drawingml/2006/picture">
+                  <pic:nvPicPr>
+                    <pic:cNvPr id="984244299" name=""/>
+                    <pic:cNvPicPr/>
+                  </pic:nvPicPr>
+                  <pic:blipFill>
+                    <a:blip r:embed="rId35"/>
+                    <a:stretch>
+                      <a:fillRect/>
+                    </a:stretch>
+                  </pic:blipFill>
+                  <pic:spPr>
+                    <a:xfrm>
+                      <a:off x="0" y="0"/>
+                      <a:ext cx="5204130" cy="3984114"/>
+                    </a:xfrm>
+                    <a:prstGeom prst="rect">
+                      <a:avLst/>
+                    </a:prstGeom>
+                  </pic:spPr>
+                </pic:pic>
+              </a:graphicData>
+            </a:graphic>
+          </wp:inline>
+        </w:drawing>
+      </w:r>
+    </w:p>
+    <w:p>
+      <w:pPr>
+        <w:pStyle w:val="ListParagraph"/>
+      </w:pPr>
+      <w:proofErr w:type="spellStart"/>
+      <w:r>
+        <w:t>Để</w:t>
+      </w:r>
+      <w:proofErr w:type="spellEnd"/>
+      <w:r>
+        <w:t xml:space="preserve"> </w:t>
+      </w:r>
+      <w:proofErr w:type="spellStart"/>
+      <w:r>
+        <w:t>làm</w:t>
+      </w:r>
+      <w:proofErr w:type="spellEnd"/>
+      <w:r>
+        <w:t xml:space="preserve"> </w:t>
+      </w:r>
+      <w:proofErr w:type="spellStart"/>
+      <w:r>
+        <w:t>được</w:t>
+      </w:r>
+      <w:proofErr w:type="spellEnd"/>
+      <w:r>
+        <w:t xml:space="preserve"> </w:t>
+      </w:r>
+      <w:proofErr w:type="spellStart"/>
+      <w:r>
+        <w:t>điều</w:t>
+      </w:r>
+      <w:proofErr w:type="spellEnd"/>
+      <w:r>
+        <w:t xml:space="preserve"> </w:t>
+      </w:r>
+      <w:proofErr w:type="spellStart"/>
+      <w:r>
+        <w:t>này</w:t>
+      </w:r>
+      <w:proofErr w:type="spellEnd"/>
+      <w:r>
+        <w:t xml:space="preserve">, </w:t>
+      </w:r>
+      <w:proofErr w:type="spellStart"/>
+      <w:r>
+        <w:t>chỉ</w:t>
+      </w:r>
+      <w:proofErr w:type="spellEnd"/>
+      <w:r>
+        <w:t xml:space="preserve"> </w:t>
+      </w:r>
+      <w:proofErr w:type="spellStart"/>
+      <w:r>
+        <w:t>cần</w:t>
+      </w:r>
+      <w:proofErr w:type="spellEnd"/>
+      <w:r>
+        <w:t xml:space="preserve"> </w:t>
+      </w:r>
+      <w:proofErr w:type="spellStart"/>
+      <w:r>
+        <w:t>kết</w:t>
+      </w:r>
+      <w:proofErr w:type="spellEnd"/>
+      <w:r>
+        <w:t xml:space="preserve"> </w:t>
+      </w:r>
+      <w:proofErr w:type="spellStart"/>
+      <w:r>
+        <w:t>hợp</w:t>
+      </w:r>
+      <w:proofErr w:type="spellEnd"/>
+      <w:r>
+        <w:t xml:space="preserve"> @JoinColumn </w:t>
+      </w:r>
+      <w:proofErr w:type="spellStart"/>
+      <w:r>
+        <w:t>và</w:t>
+      </w:r>
+      <w:proofErr w:type="spellEnd"/>
+      <w:r>
+        <w:t xml:space="preserve"> @OneToMany.</w:t>
+      </w:r>
+    </w:p>
+    <w:p>
+      <w:pPr>
+        <w:pStyle w:val="ListParagraph"/>
+      </w:pPr>
+      <w:proofErr w:type="spellStart"/>
+      <w:r>
+        <w:t>Lúc</w:t>
+      </w:r>
+      <w:proofErr w:type="spellEnd"/>
+      <w:r>
+        <w:t xml:space="preserve"> </w:t>
+      </w:r>
+      <w:proofErr w:type="spellStart"/>
+      <w:r>
+        <w:t>này</w:t>
+      </w:r>
+      <w:proofErr w:type="spellEnd"/>
+      <w:r>
+        <w:t xml:space="preserve"> </w:t>
+      </w:r>
+      <w:proofErr w:type="spellStart"/>
+      <w:r>
+        <w:t>khóa</w:t>
+      </w:r>
+      <w:proofErr w:type="spellEnd"/>
+      <w:r>
+        <w:t xml:space="preserve"> </w:t>
+      </w:r>
+      <w:proofErr w:type="spellStart"/>
+      <w:r>
+        <w:t>ngoại</w:t>
+      </w:r>
+      <w:proofErr w:type="spellEnd"/>
+      <w:r>
+        <w:t xml:space="preserve"> </w:t>
+      </w:r>
+      <w:proofErr w:type="spellStart"/>
+      <w:r>
+        <w:t>sẽ</w:t>
+      </w:r>
+      <w:proofErr w:type="spellEnd"/>
+      <w:r>
+        <w:t xml:space="preserve"> </w:t>
+      </w:r>
+      <w:proofErr w:type="spellStart"/>
+      <w:r>
+        <w:t>được</w:t>
+      </w:r>
+      <w:proofErr w:type="spellEnd"/>
+      <w:r>
+        <w:t xml:space="preserve"> </w:t>
+      </w:r>
+      <w:proofErr w:type="spellStart"/>
+      <w:r>
+        <w:t>tạo</w:t>
+      </w:r>
+      <w:proofErr w:type="spellEnd"/>
+      <w:r>
+        <w:t xml:space="preserve"> ở Patient </w:t>
+      </w:r>
+      <w:proofErr w:type="spellStart"/>
+      <w:r>
+        <w:t>như</w:t>
+      </w:r>
+      <w:proofErr w:type="spellEnd"/>
+      <w:r>
+        <w:t xml:space="preserve"> </w:t>
+      </w:r>
+      <w:proofErr w:type="spellStart"/>
+      <w:r>
+        <w:t>hình</w:t>
+      </w:r>
+      <w:proofErr w:type="spellEnd"/>
+      <w:r>
+        <w:t xml:space="preserve"> </w:t>
+      </w:r>
+      <w:proofErr w:type="spellStart"/>
+      <w:r>
+        <w:t>dưới</w:t>
+      </w:r>
+      <w:proofErr w:type="spellEnd"/>
+      <w:r>
+        <w:t>.</w:t>
+      </w:r>
+    </w:p>
+    <w:p>
+      <w:pPr>
+        <w:pStyle w:val="ListParagraph"/>
+      </w:pPr>
+      <w:r>
+        <w:lastRenderedPageBreak/>
+        <w:drawing>
+          <wp:inline distT="0" distB="0" distL="0" distR="0" wp14:anchorId="3ACE2F28" wp14:editId="12F3F317">
+            <wp:extent cx="1925338" cy="2468626"/>
+            <wp:effectExtent l="0" t="0" r="0" b="8255"/>
+            <wp:docPr id="1742476684" name="Picture 1"/>
+            <wp:cNvGraphicFramePr>
+              <a:graphicFrameLocks xmlns:a="http://schemas.openxmlformats.org/drawingml/2006/main" noChangeAspect="1"/>
+            </wp:cNvGraphicFramePr>
+            <a:graphic xmlns:a="http://schemas.openxmlformats.org/drawingml/2006/main">
+              <a:graphicData uri="http://schemas.openxmlformats.org/drawingml/2006/picture">
+                <pic:pic xmlns:pic="http://schemas.openxmlformats.org/drawingml/2006/picture">
+                  <pic:nvPicPr>
+                    <pic:cNvPr id="1742476684" name=""/>
+                    <pic:cNvPicPr/>
+                  </pic:nvPicPr>
+                  <pic:blipFill>
+                    <a:blip r:embed="rId36"/>
+                    <a:stretch>
+                      <a:fillRect/>
+                    </a:stretch>
+                  </pic:blipFill>
+                  <pic:spPr>
+                    <a:xfrm>
+                      <a:off x="0" y="0"/>
+                      <a:ext cx="1925338" cy="2468626"/>
+                    </a:xfrm>
+                    <a:prstGeom prst="rect">
+                      <a:avLst/>
+                    </a:prstGeom>
+                  </pic:spPr>
+                </pic:pic>
+              </a:graphicData>
+            </a:graphic>
+          </wp:inline>
+        </w:drawing>
+      </w:r>
+    </w:p>
+    <w:p>
+      <w:pPr>
+        <w:pStyle w:val="ListParagraph"/>
+      </w:pPr>
+      <w:proofErr w:type="spellStart"/>
+      <w:r>
+        <w:t>Lúc</w:t>
+      </w:r>
+      <w:proofErr w:type="spellEnd"/>
+      <w:r>
+        <w:t xml:space="preserve"> </w:t>
+      </w:r>
+      <w:proofErr w:type="spellStart"/>
+      <w:r>
+        <w:t>này</w:t>
+      </w:r>
+      <w:proofErr w:type="spellEnd"/>
+      <w:r>
+        <w:t xml:space="preserve"> </w:t>
+      </w:r>
+      <w:proofErr w:type="spellStart"/>
+      <w:r>
+        <w:t>chỉ</w:t>
+      </w:r>
+      <w:proofErr w:type="spellEnd"/>
+      <w:r>
+        <w:t xml:space="preserve"> </w:t>
+      </w:r>
+      <w:proofErr w:type="spellStart"/>
+      <w:r>
+        <w:t>có</w:t>
+      </w:r>
+      <w:proofErr w:type="spellEnd"/>
+      <w:r>
+        <w:t xml:space="preserve"> </w:t>
+      </w:r>
+      <w:proofErr w:type="spellStart"/>
+      <w:r>
+        <w:t>hai</w:t>
+      </w:r>
+      <w:proofErr w:type="spellEnd"/>
+      <w:r>
+        <w:t xml:space="preserve"> </w:t>
+      </w:r>
+      <w:proofErr w:type="spellStart"/>
+      <w:r>
+        <w:t>bảng</w:t>
+      </w:r>
+      <w:proofErr w:type="spellEnd"/>
+      <w:r>
+        <w:t xml:space="preserve"> </w:t>
+      </w:r>
+      <w:proofErr w:type="spellStart"/>
+      <w:r>
+        <w:t>là</w:t>
+      </w:r>
+      <w:proofErr w:type="spellEnd"/>
+      <w:r>
+        <w:t xml:space="preserve"> Doctor </w:t>
+      </w:r>
+      <w:proofErr w:type="spellStart"/>
+      <w:r>
+        <w:t>và</w:t>
+      </w:r>
+      <w:proofErr w:type="spellEnd"/>
+      <w:r>
+        <w:t xml:space="preserve"> Patient </w:t>
+      </w:r>
+      <w:proofErr w:type="spellStart"/>
+      <w:r>
+        <w:t>liên</w:t>
+      </w:r>
+      <w:proofErr w:type="spellEnd"/>
+      <w:r>
+        <w:t xml:space="preserve"> </w:t>
+      </w:r>
+      <w:proofErr w:type="spellStart"/>
+      <w:r>
+        <w:t>kết</w:t>
+      </w:r>
+      <w:proofErr w:type="spellEnd"/>
+      <w:r>
+        <w:t xml:space="preserve"> </w:t>
+      </w:r>
+      <w:proofErr w:type="spellStart"/>
+      <w:r>
+        <w:t>với</w:t>
+      </w:r>
+      <w:proofErr w:type="spellEnd"/>
+      <w:r>
+        <w:t xml:space="preserve"> </w:t>
+      </w:r>
+      <w:proofErr w:type="spellStart"/>
+      <w:r>
+        <w:t>nhau</w:t>
+      </w:r>
+      <w:proofErr w:type="spellEnd"/>
+      <w:r>
+        <w:t xml:space="preserve"> </w:t>
+      </w:r>
+      <w:proofErr w:type="spellStart"/>
+      <w:r>
+        <w:t>bằng</w:t>
+      </w:r>
+      <w:proofErr w:type="spellEnd"/>
+      <w:r>
+        <w:t xml:space="preserve"> </w:t>
+      </w:r>
+      <w:proofErr w:type="spellStart"/>
+      <w:r>
+        <w:t>khóa</w:t>
+      </w:r>
+      <w:proofErr w:type="spellEnd"/>
+      <w:r>
+        <w:t xml:space="preserve"> </w:t>
+      </w:r>
+      <w:proofErr w:type="spellStart"/>
+      <w:r>
+        <w:t>ngoại</w:t>
+      </w:r>
+      <w:proofErr w:type="spellEnd"/>
+      <w:r>
+        <w:t xml:space="preserve"> </w:t>
+      </w:r>
+      <w:proofErr w:type="spellStart"/>
+      <w:r>
+        <w:t>chứ</w:t>
+      </w:r>
+      <w:proofErr w:type="spellEnd"/>
+      <w:r>
+        <w:t xml:space="preserve"> </w:t>
+      </w:r>
+      <w:proofErr w:type="spellStart"/>
+      <w:r>
+        <w:t>không</w:t>
+      </w:r>
+      <w:proofErr w:type="spellEnd"/>
+      <w:r>
+        <w:t xml:space="preserve"> </w:t>
+      </w:r>
+      <w:proofErr w:type="spellStart"/>
+      <w:r>
+        <w:t>có</w:t>
+      </w:r>
+      <w:proofErr w:type="spellEnd"/>
+      <w:r>
+        <w:t xml:space="preserve"> </w:t>
+      </w:r>
+      <w:proofErr w:type="spellStart"/>
+      <w:r>
+        <w:t>bảng</w:t>
+      </w:r>
+      <w:proofErr w:type="spellEnd"/>
+      <w:r>
+        <w:t xml:space="preserve"> </w:t>
+      </w:r>
+      <w:proofErr w:type="spellStart"/>
+      <w:r>
+        <w:t>phụ</w:t>
+      </w:r>
+      <w:proofErr w:type="spellEnd"/>
+      <w:r>
+        <w:t xml:space="preserve"> </w:t>
+      </w:r>
+      <w:proofErr w:type="spellStart"/>
+      <w:r>
+        <w:t>nữa</w:t>
+      </w:r>
+      <w:proofErr w:type="spellEnd"/>
+      <w:r>
+        <w:t>.</w:t>
+      </w:r>
+    </w:p>
+    <w:p>
+      <w:pPr>
+        <w:pStyle w:val="ListParagraph"/>
+      </w:pPr>
+      <w:proofErr w:type="spellStart"/>
+      <w:r>
+        <w:t>Thêm</w:t>
+      </w:r>
+      <w:proofErr w:type="spellEnd"/>
+      <w:r>
+        <w:t xml:space="preserve"> data </w:t>
+      </w:r>
+      <w:proofErr w:type="spellStart"/>
+      <w:r>
+        <w:t>như</w:t>
+      </w:r>
+      <w:proofErr w:type="spellEnd"/>
+      <w:r>
+        <w:t xml:space="preserve"> code </w:t>
+      </w:r>
+      <w:proofErr w:type="spellStart"/>
+      <w:r>
+        <w:t>dưới</w:t>
+      </w:r>
+      <w:proofErr w:type="spellEnd"/>
+      <w:r>
+        <w:t>:</w:t>
+      </w:r>
+    </w:p>
+    <w:p>
+      <w:pPr>
+        <w:pStyle w:val="ListParagraph"/>
+      </w:pPr>
+      <w:r>
+        <w:drawing>
+          <wp:inline distT="0" distB="0" distL="0" distR="0" wp14:anchorId="33C17FDD" wp14:editId="21531834">
+            <wp:extent cx="4470215" cy="4698968"/>
+            <wp:effectExtent l="0" t="0" r="6985" b="6985"/>
+            <wp:docPr id="1623886699" name="Picture 1"/>
+            <wp:cNvGraphicFramePr>
+              <a:graphicFrameLocks xmlns:a="http://schemas.openxmlformats.org/drawingml/2006/main" noChangeAspect="1"/>
+            </wp:cNvGraphicFramePr>
+            <a:graphic xmlns:a="http://schemas.openxmlformats.org/drawingml/2006/main">
+              <a:graphicData uri="http://schemas.openxmlformats.org/drawingml/2006/picture">
+                <pic:pic xmlns:pic="http://schemas.openxmlformats.org/drawingml/2006/picture">
+                  <pic:nvPicPr>
+                    <pic:cNvPr id="1623886699" name=""/>
+                    <pic:cNvPicPr/>
+                  </pic:nvPicPr>
+                  <pic:blipFill>
+                    <a:blip r:embed="rId32"/>
+                    <a:stretch>
+                      <a:fillRect/>
+                    </a:stretch>
+                  </pic:blipFill>
+                  <pic:spPr>
+                    <a:xfrm>
+                      <a:off x="0" y="0"/>
+                      <a:ext cx="4470215" cy="4698968"/>
+                    </a:xfrm>
+                    <a:prstGeom prst="rect">
+                      <a:avLst/>
+                    </a:prstGeom>
+                  </pic:spPr>
+                </pic:pic>
+              </a:graphicData>
+            </a:graphic>
+          </wp:inline>
+        </w:drawing>
+      </w:r>
+    </w:p>
+    <w:p>
+      <w:pPr>
+        <w:pStyle w:val="ListParagraph"/>
+      </w:pPr>
+      <w:r>
+        <w:lastRenderedPageBreak/>
+        <w:drawing>
+          <wp:inline distT="0" distB="0" distL="0" distR="0" wp14:anchorId="0BD45158" wp14:editId="6B415743">
+            <wp:extent cx="2135028" cy="1382049"/>
+            <wp:effectExtent l="0" t="0" r="0" b="8890"/>
+            <wp:docPr id="12427082" name="Picture 1"/>
+            <wp:cNvGraphicFramePr>
+              <a:graphicFrameLocks xmlns:a="http://schemas.openxmlformats.org/drawingml/2006/main" noChangeAspect="1"/>
+            </wp:cNvGraphicFramePr>
+            <a:graphic xmlns:a="http://schemas.openxmlformats.org/drawingml/2006/main">
+              <a:graphicData uri="http://schemas.openxmlformats.org/drawingml/2006/picture">
+                <pic:pic xmlns:pic="http://schemas.openxmlformats.org/drawingml/2006/picture">
+                  <pic:nvPicPr>
+                    <pic:cNvPr id="12427082" name=""/>
+                    <pic:cNvPicPr/>
+                  </pic:nvPicPr>
+                  <pic:blipFill>
+                    <a:blip r:embed="rId37"/>
+                    <a:stretch>
+                      <a:fillRect/>
+                    </a:stretch>
+                  </pic:blipFill>
+                  <pic:spPr>
+                    <a:xfrm>
+                      <a:off x="0" y="0"/>
+                      <a:ext cx="2135028" cy="1382049"/>
+                    </a:xfrm>
+                    <a:prstGeom prst="rect">
+                      <a:avLst/>
+                    </a:prstGeom>
+                  </pic:spPr>
+                </pic:pic>
+              </a:graphicData>
+            </a:graphic>
+          </wp:inline>
+        </w:drawing>
+      </w:r>
+    </w:p>
+    <w:p>
+      <w:pPr>
+        <w:pStyle w:val="ListParagraph"/>
+      </w:pPr>
+      <w:proofErr w:type="spellStart"/>
+      <w:r>
+        <w:t>Cột</w:t>
+      </w:r>
+      <w:proofErr w:type="spellEnd"/>
+      <w:r>
+        <w:t xml:space="preserve"> </w:t>
+      </w:r>
+      <w:proofErr w:type="spellStart"/>
+      <w:r>
+        <w:t>khóa</w:t>
+      </w:r>
+      <w:proofErr w:type="spellEnd"/>
+      <w:r>
+        <w:t xml:space="preserve"> </w:t>
+      </w:r>
+      <w:proofErr w:type="spellStart"/>
+      <w:r>
+        <w:t>ngoại</w:t>
+      </w:r>
+      <w:proofErr w:type="spellEnd"/>
+      <w:r>
+        <w:t xml:space="preserve"> </w:t>
+      </w:r>
+      <w:proofErr w:type="spellStart"/>
+      <w:r>
+        <w:t>đã</w:t>
+      </w:r>
+      <w:proofErr w:type="spellEnd"/>
+      <w:r>
+        <w:t xml:space="preserve"> </w:t>
+      </w:r>
+      <w:proofErr w:type="spellStart"/>
+      <w:r>
+        <w:t>được</w:t>
+      </w:r>
+      <w:proofErr w:type="spellEnd"/>
+      <w:r>
+        <w:t xml:space="preserve"> </w:t>
+      </w:r>
+      <w:proofErr w:type="spellStart"/>
+      <w:r>
+        <w:t>sinh</w:t>
+      </w:r>
+      <w:proofErr w:type="spellEnd"/>
+      <w:r>
+        <w:t xml:space="preserve"> </w:t>
+      </w:r>
+      <w:proofErr w:type="spellStart"/>
+      <w:r>
+        <w:t>ra</w:t>
+      </w:r>
+      <w:proofErr w:type="spellEnd"/>
+      <w:r>
+        <w:t xml:space="preserve"> ở Patient.</w:t>
+      </w:r>
+    </w:p>
+    <w:p>
+      <w:pPr>
+        <w:pStyle w:val="ListParagraph"/>
+        <w:numPr>
+          <w:ilvl w:val="0"/>
+          <w:numId w:val="2"/>
+        </w:numPr>
+      </w:pPr>
+      <w:r>
+        <w:t xml:space="preserve">Trường </w:t>
+      </w:r>
+      <w:proofErr w:type="spellStart"/>
+      <w:r>
+        <w:t>hợp</w:t>
+      </w:r>
+      <w:proofErr w:type="spellEnd"/>
+      <w:r>
+        <w:t xml:space="preserve"> 3 (</w:t>
+      </w:r>
+      <w:proofErr w:type="spellStart"/>
+      <w:r>
+        <w:t>chuẩn</w:t>
+      </w:r>
+      <w:proofErr w:type="spellEnd"/>
+      <w:r>
+        <w:t xml:space="preserve"> </w:t>
+      </w:r>
+      <w:proofErr w:type="spellStart"/>
+      <w:r>
+        <w:t>nhất</w:t>
+      </w:r>
+      <w:proofErr w:type="spellEnd"/>
+      <w:r>
+        <w:t xml:space="preserve">) – </w:t>
+      </w:r>
+      <w:proofErr w:type="spellStart"/>
+      <w:r>
+        <w:t>Đặt</w:t>
+      </w:r>
+      <w:proofErr w:type="spellEnd"/>
+      <w:r>
+        <w:t xml:space="preserve"> @ManyToOne ở Patient </w:t>
+      </w:r>
+      <w:proofErr w:type="spellStart"/>
+      <w:r>
+        <w:t>để</w:t>
+      </w:r>
+      <w:proofErr w:type="spellEnd"/>
+      <w:r>
+        <w:t xml:space="preserve"> </w:t>
+      </w:r>
+      <w:proofErr w:type="spellStart"/>
+      <w:r>
+        <w:t>sinh</w:t>
+      </w:r>
+      <w:proofErr w:type="spellEnd"/>
+      <w:r>
+        <w:t xml:space="preserve"> </w:t>
+      </w:r>
+      <w:proofErr w:type="spellStart"/>
+      <w:r>
+        <w:t>khóa</w:t>
+      </w:r>
+      <w:proofErr w:type="spellEnd"/>
+      <w:r>
+        <w:t xml:space="preserve"> </w:t>
+      </w:r>
+      <w:proofErr w:type="spellStart"/>
+      <w:r>
+        <w:t>ngoại</w:t>
+      </w:r>
+      <w:proofErr w:type="spellEnd"/>
+      <w:r>
+        <w:t xml:space="preserve"> </w:t>
+      </w:r>
+      <w:proofErr w:type="spellStart"/>
+      <w:r>
+        <w:t>và</w:t>
+      </w:r>
+      <w:proofErr w:type="spellEnd"/>
+      <w:r>
+        <w:t xml:space="preserve"> </w:t>
+      </w:r>
+      <w:proofErr w:type="spellStart"/>
+      <w:r>
+        <w:t>Bên</w:t>
+      </w:r>
+      <w:proofErr w:type="spellEnd"/>
+      <w:r>
+        <w:t xml:space="preserve"> Doctor </w:t>
+      </w:r>
+      <w:proofErr w:type="spellStart"/>
+      <w:r>
+        <w:t>không</w:t>
+      </w:r>
+      <w:proofErr w:type="spellEnd"/>
+      <w:r>
+        <w:t xml:space="preserve"> config </w:t>
+      </w:r>
+      <w:proofErr w:type="spellStart"/>
+      <w:r>
+        <w:t>gì</w:t>
+      </w:r>
+      <w:proofErr w:type="spellEnd"/>
+      <w:r>
+        <w:t xml:space="preserve"> </w:t>
+      </w:r>
+      <w:proofErr w:type="spellStart"/>
+      <w:r>
+        <w:t>thêm</w:t>
+      </w:r>
+      <w:proofErr w:type="spellEnd"/>
+      <w:r>
+        <w:t>.</w:t>
+      </w:r>
+    </w:p>
+    <w:p>
+      <w:pPr>
+        <w:pStyle w:val="ListParagraph"/>
+      </w:pPr>
+      <w:r>
+        <w:drawing>
+          <wp:inline distT="0" distB="0" distL="0" distR="0" wp14:anchorId="44BD8B51" wp14:editId="36968482">
+            <wp:extent cx="4965846" cy="4231930"/>
+            <wp:effectExtent l="0" t="0" r="6350" b="0"/>
+            <wp:docPr id="65896383" name="Picture 1"/>
+            <wp:cNvGraphicFramePr>
+              <a:graphicFrameLocks xmlns:a="http://schemas.openxmlformats.org/drawingml/2006/main" noChangeAspect="1"/>
+            </wp:cNvGraphicFramePr>
+            <a:graphic xmlns:a="http://schemas.openxmlformats.org/drawingml/2006/main">
+              <a:graphicData uri="http://schemas.openxmlformats.org/drawingml/2006/picture">
+                <pic:pic xmlns:pic="http://schemas.openxmlformats.org/drawingml/2006/picture">
+                  <pic:nvPicPr>
+                    <pic:cNvPr id="65896383" name=""/>
+                    <pic:cNvPicPr/>
+                  </pic:nvPicPr>
+                  <pic:blipFill>
+                    <a:blip r:embed="rId38"/>
+                    <a:stretch>
+                      <a:fillRect/>
+                    </a:stretch>
+                  </pic:blipFill>
+                  <pic:spPr>
+                    <a:xfrm>
+                      <a:off x="0" y="0"/>
+                      <a:ext cx="4965846" cy="4231930"/>
+                    </a:xfrm>
+                    <a:prstGeom prst="rect">
+                      <a:avLst/>
+                    </a:prstGeom>
+                  </pic:spPr>
+                </pic:pic>
+              </a:graphicData>
+            </a:graphic>
+          </wp:inline>
+        </w:drawing>
+      </w:r>
+    </w:p>
+    <w:p>
+      <w:pPr>
+        <w:pStyle w:val="ListParagraph"/>
+      </w:pPr>
+      <w:r>
+        <w:lastRenderedPageBreak/>
+        <w:drawing>
+          <wp:inline distT="0" distB="0" distL="0" distR="0" wp14:anchorId="47664026" wp14:editId="38B7D23D">
+            <wp:extent cx="4975377" cy="2649722"/>
+            <wp:effectExtent l="0" t="0" r="0" b="0"/>
+            <wp:docPr id="1931324407" name="Picture 1"/>
+            <wp:cNvGraphicFramePr>
+              <a:graphicFrameLocks xmlns:a="http://schemas.openxmlformats.org/drawingml/2006/main" noChangeAspect="1"/>
+            </wp:cNvGraphicFramePr>
+            <a:graphic xmlns:a="http://schemas.openxmlformats.org/drawingml/2006/main">
+              <a:graphicData uri="http://schemas.openxmlformats.org/drawingml/2006/picture">
+                <pic:pic xmlns:pic="http://schemas.openxmlformats.org/drawingml/2006/picture">
+                  <pic:nvPicPr>
+                    <pic:cNvPr id="1931324407" name=""/>
+                    <pic:cNvPicPr/>
+                  </pic:nvPicPr>
+                  <pic:blipFill>
+                    <a:blip r:embed="rId39"/>
+                    <a:stretch>
+                      <a:fillRect/>
+                    </a:stretch>
+                  </pic:blipFill>
+                  <pic:spPr>
+                    <a:xfrm>
+                      <a:off x="0" y="0"/>
+                      <a:ext cx="4975377" cy="2649722"/>
+                    </a:xfrm>
+                    <a:prstGeom prst="rect">
+                      <a:avLst/>
+                    </a:prstGeom>
+                  </pic:spPr>
+                </pic:pic>
+              </a:graphicData>
+            </a:graphic>
+          </wp:inline>
+        </w:drawing>
+      </w:r>
+    </w:p>
+    <w:p>
+      <w:pPr>
+        <w:pStyle w:val="ListParagraph"/>
+      </w:pPr>
+      <w:proofErr w:type="spellStart"/>
+      <w:r>
+        <w:t>Kết</w:t>
+      </w:r>
+      <w:proofErr w:type="spellEnd"/>
+      <w:r>
+        <w:t xml:space="preserve"> </w:t>
+      </w:r>
+      <w:proofErr w:type="spellStart"/>
+      <w:r>
+        <w:t>quả</w:t>
+      </w:r>
+      <w:proofErr w:type="spellEnd"/>
+      <w:r>
+        <w:t xml:space="preserve"> </w:t>
+      </w:r>
+      <w:proofErr w:type="spellStart"/>
+      <w:r>
+        <w:t>là</w:t>
+      </w:r>
+      <w:proofErr w:type="spellEnd"/>
+      <w:r>
+        <w:t>:</w:t>
+      </w:r>
+    </w:p>
+    <w:p>
+      <w:pPr>
+        <w:pStyle w:val="ListParagraph"/>
+      </w:pPr>
+      <w:r>
+        <w:drawing>
+          <wp:inline distT="0" distB="0" distL="0" distR="0" wp14:anchorId="7F093F3B" wp14:editId="20CBA8CE">
+            <wp:extent cx="1925338" cy="2468626"/>
+            <wp:effectExtent l="0" t="0" r="0" b="8255"/>
+            <wp:docPr id="1933849846" name="Picture 1"/>
+            <wp:cNvGraphicFramePr>
+              <a:graphicFrameLocks xmlns:a="http://schemas.openxmlformats.org/drawingml/2006/main" noChangeAspect="1"/>
+            </wp:cNvGraphicFramePr>
+            <a:graphic xmlns:a="http://schemas.openxmlformats.org/drawingml/2006/main">
+              <a:graphicData uri="http://schemas.openxmlformats.org/drawingml/2006/picture">
+                <pic:pic xmlns:pic="http://schemas.openxmlformats.org/drawingml/2006/picture">
+                  <pic:nvPicPr>
+                    <pic:cNvPr id="1742476684" name=""/>
+                    <pic:cNvPicPr/>
+                  </pic:nvPicPr>
+                  <pic:blipFill>
+                    <a:blip r:embed="rId36"/>
+                    <a:stretch>
+                      <a:fillRect/>
+                    </a:stretch>
+                  </pic:blipFill>
+                  <pic:spPr>
+                    <a:xfrm>
+                      <a:off x="0" y="0"/>
+                      <a:ext cx="1925338" cy="2468626"/>
+                    </a:xfrm>
+                    <a:prstGeom prst="rect">
+                      <a:avLst/>
+                    </a:prstGeom>
+                  </pic:spPr>
+                </pic:pic>
+              </a:graphicData>
+            </a:graphic>
+          </wp:inline>
+        </w:drawing>
+      </w:r>
+    </w:p>
+    <w:p>
+      <w:pPr>
+        <w:pStyle w:val="ListParagraph"/>
+      </w:pPr>
+      <w:r>
+        <w:t xml:space="preserve">Hai </w:t>
+      </w:r>
+      <w:proofErr w:type="spellStart"/>
+      <w:r>
+        <w:t>bảng</w:t>
+      </w:r>
+      <w:proofErr w:type="spellEnd"/>
+      <w:r>
+        <w:t xml:space="preserve"> Doctor </w:t>
+      </w:r>
+      <w:proofErr w:type="spellStart"/>
+      <w:r>
+        <w:t>và</w:t>
+      </w:r>
+      <w:proofErr w:type="spellEnd"/>
+      <w:r>
+        <w:t xml:space="preserve"> Patient </w:t>
+      </w:r>
+      <w:proofErr w:type="spellStart"/>
+      <w:r>
+        <w:t>sẽ</w:t>
+      </w:r>
+      <w:proofErr w:type="spellEnd"/>
+      <w:r>
+        <w:t xml:space="preserve"> </w:t>
+      </w:r>
+      <w:proofErr w:type="spellStart"/>
+      <w:r>
+        <w:t>được</w:t>
+      </w:r>
+      <w:proofErr w:type="spellEnd"/>
+      <w:r>
+        <w:t xml:space="preserve"> </w:t>
+      </w:r>
+      <w:proofErr w:type="spellStart"/>
+      <w:r>
+        <w:t>tạo</w:t>
+      </w:r>
+      <w:proofErr w:type="spellEnd"/>
+      <w:r>
+        <w:t xml:space="preserve"> </w:t>
+      </w:r>
+      <w:proofErr w:type="spellStart"/>
+      <w:r>
+        <w:t>ra</w:t>
+      </w:r>
+      <w:proofErr w:type="spellEnd"/>
+      <w:r>
+        <w:t xml:space="preserve"> </w:t>
+      </w:r>
+      <w:proofErr w:type="spellStart"/>
+      <w:r>
+        <w:t>và</w:t>
+      </w:r>
+      <w:proofErr w:type="spellEnd"/>
+      <w:r>
+        <w:t xml:space="preserve"> </w:t>
+      </w:r>
+      <w:proofErr w:type="spellStart"/>
+      <w:r>
+        <w:t>liên</w:t>
+      </w:r>
+      <w:proofErr w:type="spellEnd"/>
+      <w:r>
+        <w:t xml:space="preserve"> </w:t>
+      </w:r>
+      <w:proofErr w:type="spellStart"/>
+      <w:r>
+        <w:t>kết</w:t>
+      </w:r>
+      <w:proofErr w:type="spellEnd"/>
+      <w:r>
+        <w:t xml:space="preserve"> </w:t>
+      </w:r>
+      <w:proofErr w:type="spellStart"/>
+      <w:r>
+        <w:t>với</w:t>
+      </w:r>
+      <w:proofErr w:type="spellEnd"/>
+      <w:r>
+        <w:t xml:space="preserve"> </w:t>
+      </w:r>
+      <w:proofErr w:type="spellStart"/>
+      <w:r>
+        <w:t>nhau</w:t>
+      </w:r>
+      <w:proofErr w:type="spellEnd"/>
+      <w:r>
+        <w:t xml:space="preserve"> </w:t>
+      </w:r>
+      <w:proofErr w:type="spellStart"/>
+      <w:r>
+        <w:t>bằng</w:t>
+      </w:r>
+      <w:proofErr w:type="spellEnd"/>
+      <w:r>
+        <w:t xml:space="preserve"> </w:t>
+      </w:r>
+      <w:proofErr w:type="spellStart"/>
+      <w:r>
+        <w:t>khóa</w:t>
+      </w:r>
+      <w:proofErr w:type="spellEnd"/>
+      <w:r>
+        <w:t xml:space="preserve"> </w:t>
+      </w:r>
+      <w:proofErr w:type="spellStart"/>
+      <w:r>
+        <w:t>ngoại</w:t>
+      </w:r>
+      <w:proofErr w:type="spellEnd"/>
+      <w:r>
+        <w:t xml:space="preserve">. </w:t>
+      </w:r>
+      <w:proofErr w:type="spellStart"/>
+      <w:r>
+        <w:t>Khóa</w:t>
+      </w:r>
+      <w:proofErr w:type="spellEnd"/>
+      <w:r>
+        <w:t xml:space="preserve"> </w:t>
+      </w:r>
+      <w:proofErr w:type="spellStart"/>
+      <w:r>
+        <w:t>ngoại</w:t>
+      </w:r>
+      <w:proofErr w:type="spellEnd"/>
+      <w:r>
+        <w:t xml:space="preserve"> </w:t>
+      </w:r>
+      <w:proofErr w:type="spellStart"/>
+      <w:r>
+        <w:t>đặt</w:t>
+      </w:r>
+      <w:proofErr w:type="spellEnd"/>
+      <w:r>
+        <w:t xml:space="preserve"> ở Patient.</w:t>
+      </w:r>
+    </w:p>
+    <w:p>
+      <w:pPr>
+        <w:pStyle w:val="ListParagraph"/>
+      </w:pPr>
+      <w:proofErr w:type="spellStart"/>
+      <w:r>
+        <w:t>Giờ</w:t>
+      </w:r>
+      <w:proofErr w:type="spellEnd"/>
+      <w:r>
+        <w:t xml:space="preserve"> </w:t>
+      </w:r>
+      <w:proofErr w:type="spellStart"/>
+      <w:r>
+        <w:t>thêm</w:t>
+      </w:r>
+      <w:proofErr w:type="spellEnd"/>
+      <w:r>
+        <w:t xml:space="preserve"> data </w:t>
+      </w:r>
+      <w:proofErr w:type="spellStart"/>
+      <w:r>
+        <w:t>như</w:t>
+      </w:r>
+      <w:proofErr w:type="spellEnd"/>
+      <w:r>
+        <w:t xml:space="preserve"> code </w:t>
+      </w:r>
+      <w:proofErr w:type="spellStart"/>
+      <w:r>
+        <w:t>bên</w:t>
+      </w:r>
+      <w:proofErr w:type="spellEnd"/>
+      <w:r>
+        <w:t xml:space="preserve"> </w:t>
+      </w:r>
+      <w:proofErr w:type="spellStart"/>
+      <w:r>
+        <w:t>dưới</w:t>
+      </w:r>
+      <w:proofErr w:type="spellEnd"/>
+      <w:r>
+        <w:t>:</w:t>
+      </w:r>
+    </w:p>
+    <w:p>
+      <w:pPr>
+        <w:pStyle w:val="ListParagraph"/>
+      </w:pPr>
+      <w:r>
+        <w:lastRenderedPageBreak/>
+        <w:drawing>
+          <wp:inline distT="0" distB="0" distL="0" distR="0" wp14:anchorId="4017AFBE" wp14:editId="67BDDBBF">
+            <wp:extent cx="5223193" cy="5661636"/>
+            <wp:effectExtent l="0" t="0" r="0" b="0"/>
+            <wp:docPr id="696708933" name="Picture 1"/>
+            <wp:cNvGraphicFramePr>
+              <a:graphicFrameLocks xmlns:a="http://schemas.openxmlformats.org/drawingml/2006/main" noChangeAspect="1"/>
+            </wp:cNvGraphicFramePr>
+            <a:graphic xmlns:a="http://schemas.openxmlformats.org/drawingml/2006/main">
+              <a:graphicData uri="http://schemas.openxmlformats.org/drawingml/2006/picture">
+                <pic:pic xmlns:pic="http://schemas.openxmlformats.org/drawingml/2006/picture">
+                  <pic:nvPicPr>
+                    <pic:cNvPr id="696708933" name=""/>
+                    <pic:cNvPicPr/>
+                  </pic:nvPicPr>
+                  <pic:blipFill>
+                    <a:blip r:embed="rId40"/>
+                    <a:stretch>
+                      <a:fillRect/>
+                    </a:stretch>
+                  </pic:blipFill>
+                  <pic:spPr>
+                    <a:xfrm>
+                      <a:off x="0" y="0"/>
+                      <a:ext cx="5223193" cy="5661636"/>
+                    </a:xfrm>
+                    <a:prstGeom prst="rect">
+                      <a:avLst/>
+                    </a:prstGeom>
+                  </pic:spPr>
+                </pic:pic>
+              </a:graphicData>
+            </a:graphic>
+          </wp:inline>
+        </w:drawing>
+      </w:r>
+    </w:p>
+    <w:p>
+      <w:pPr>
+        <w:pStyle w:val="ListParagraph"/>
+      </w:pPr>
+      <w:proofErr w:type="spellStart"/>
+      <w:r>
+        <w:t>Kết</w:t>
+      </w:r>
+      <w:proofErr w:type="spellEnd"/>
+      <w:r>
+        <w:t xml:space="preserve"> </w:t>
+      </w:r>
+      <w:proofErr w:type="spellStart"/>
+      <w:r>
+        <w:t>quả</w:t>
+      </w:r>
+      <w:proofErr w:type="spellEnd"/>
+      <w:r>
+        <w:t>:</w:t>
+      </w:r>
+    </w:p>
+    <w:p>
+      <w:pPr>
+        <w:pStyle w:val="ListParagraph"/>
+      </w:pPr>
+      <w:r>
+        <w:drawing>
+          <wp:inline distT="0" distB="0" distL="0" distR="0" wp14:anchorId="79A4126A" wp14:editId="26635928">
+            <wp:extent cx="1620334" cy="934075"/>
+            <wp:effectExtent l="0" t="0" r="0" b="0"/>
+            <wp:docPr id="2107951122" name="Picture 1"/>
+            <wp:cNvGraphicFramePr>
+              <a:graphicFrameLocks xmlns:a="http://schemas.openxmlformats.org/drawingml/2006/main" noChangeAspect="1"/>
+            </wp:cNvGraphicFramePr>
+            <a:graphic xmlns:a="http://schemas.openxmlformats.org/drawingml/2006/main">
+              <a:graphicData uri="http://schemas.openxmlformats.org/drawingml/2006/picture">
+                <pic:pic xmlns:pic="http://schemas.openxmlformats.org/drawingml/2006/picture">
+                  <pic:nvPicPr>
+                    <pic:cNvPr id="2107951122" name=""/>
+                    <pic:cNvPicPr/>
+                  </pic:nvPicPr>
+                  <pic:blipFill>
+                    <a:blip r:embed="rId41"/>
+                    <a:stretch>
+                      <a:fillRect/>
+                    </a:stretch>
+                  </pic:blipFill>
+                  <pic:spPr>
+                    <a:xfrm>
+                      <a:off x="0" y="0"/>
+                      <a:ext cx="1620334" cy="934075"/>
+                    </a:xfrm>
+                    <a:prstGeom prst="rect">
+                      <a:avLst/>
+                    </a:prstGeom>
+                  </pic:spPr>
+                </pic:pic>
+              </a:graphicData>
+            </a:graphic>
+          </wp:inline>
+        </w:drawing>
+      </w:r>
+    </w:p>
+    <w:p>
+      <w:pPr>
+        <w:pStyle w:val="ListParagraph"/>
+      </w:pPr>
+      <w:r>
+        <w:drawing>
+          <wp:inline distT="0" distB="0" distL="0" distR="0" wp14:anchorId="4C6015B1" wp14:editId="1D2D100E">
+            <wp:extent cx="2468626" cy="1305798"/>
+            <wp:effectExtent l="0" t="0" r="8255" b="8890"/>
+            <wp:docPr id="1372059754" name="Picture 1"/>
+            <wp:cNvGraphicFramePr>
+              <a:graphicFrameLocks xmlns:a="http://schemas.openxmlformats.org/drawingml/2006/main" noChangeAspect="1"/>
+            </wp:cNvGraphicFramePr>
+            <a:graphic xmlns:a="http://schemas.openxmlformats.org/drawingml/2006/main">
+              <a:graphicData uri="http://schemas.openxmlformats.org/drawingml/2006/picture">
+                <pic:pic xmlns:pic="http://schemas.openxmlformats.org/drawingml/2006/picture">
+                  <pic:nvPicPr>
+                    <pic:cNvPr id="1372059754" name=""/>
+                    <pic:cNvPicPr/>
+                  </pic:nvPicPr>
+                  <pic:blipFill>
+                    <a:blip r:embed="rId42"/>
+                    <a:stretch>
+                      <a:fillRect/>
+                    </a:stretch>
+                  </pic:blipFill>
+                  <pic:spPr>
+                    <a:xfrm>
+                      <a:off x="0" y="0"/>
+                      <a:ext cx="2468626" cy="1305798"/>
+                    </a:xfrm>
+                    <a:prstGeom prst="rect">
+                      <a:avLst/>
+                    </a:prstGeom>
+                  </pic:spPr>
+                </pic:pic>
+              </a:graphicData>
+            </a:graphic>
+          </wp:inline>
+        </w:drawing>
+      </w:r>
+    </w:p>
+    <w:p>
+      <w:pPr>
+        <w:pStyle w:val="ListParagraph"/>
+        <w:rPr>
+          <w:color w:val="FF0000"/>
+        </w:rPr>
+      </w:pPr>
+      <w:proofErr w:type="spellStart"/>
+      <w:r>
+        <w:rPr>
+          <w:color w:val="FF0000"/>
+        </w:rPr>
+        <w:lastRenderedPageBreak/>
+        <w:t>Tóm</w:t>
+      </w:r>
+      <w:proofErr w:type="spellEnd"/>
+      <w:r>
+        <w:rPr>
+          <w:color w:val="FF0000"/>
+        </w:rPr>
+        <w:t xml:space="preserve"> </w:t>
+      </w:r>
+      <w:proofErr w:type="spellStart"/>
+      <w:r>
+        <w:rPr>
+          <w:color w:val="FF0000"/>
+        </w:rPr>
+        <w:t>lại</w:t>
+      </w:r>
+      <w:proofErr w:type="spellEnd"/>
+      <w:r>
+        <w:rPr>
+          <w:color w:val="FF0000"/>
+        </w:rPr>
+        <w:t xml:space="preserve"> </w:t>
+      </w:r>
+      <w:proofErr w:type="spellStart"/>
+      <w:r>
+        <w:rPr>
+          <w:color w:val="FF0000"/>
+        </w:rPr>
+        <w:t>là</w:t>
+      </w:r>
+      <w:proofErr w:type="spellEnd"/>
+      <w:r>
+        <w:rPr>
+          <w:color w:val="FF0000"/>
+        </w:rPr>
+        <w:t xml:space="preserve"> Entity </w:t>
+      </w:r>
+      <w:proofErr w:type="spellStart"/>
+      <w:r>
+        <w:rPr>
+          <w:color w:val="FF0000"/>
+        </w:rPr>
+        <w:t>phía</w:t>
+      </w:r>
+      <w:proofErr w:type="spellEnd"/>
+      <w:r>
+        <w:rPr>
+          <w:color w:val="FF0000"/>
+        </w:rPr>
+        <w:t xml:space="preserve"> @OneToMany </w:t>
+      </w:r>
+      <w:proofErr w:type="spellStart"/>
+      <w:r>
+        <w:rPr>
+          <w:color w:val="FF0000"/>
+        </w:rPr>
+        <w:t>không</w:t>
+      </w:r>
+      <w:proofErr w:type="spellEnd"/>
+      <w:r>
+        <w:rPr>
+          <w:color w:val="FF0000"/>
+        </w:rPr>
+        <w:t xml:space="preserve"> bao </w:t>
+      </w:r>
+      <w:proofErr w:type="spellStart"/>
+      <w:r>
+        <w:rPr>
+          <w:color w:val="FF0000"/>
+        </w:rPr>
+        <w:t>giờ</w:t>
+      </w:r>
+      <w:proofErr w:type="spellEnd"/>
+      <w:r>
+        <w:rPr>
+          <w:color w:val="FF0000"/>
+        </w:rPr>
+        <w:t xml:space="preserve"> </w:t>
+      </w:r>
+      <w:proofErr w:type="spellStart"/>
+      <w:r>
+        <w:rPr>
+          <w:color w:val="FF0000"/>
+        </w:rPr>
+        <w:t>nắm</w:t>
+      </w:r>
+      <w:proofErr w:type="spellEnd"/>
+      <w:r>
+        <w:rPr>
+          <w:color w:val="FF0000"/>
+        </w:rPr>
+        <w:t xml:space="preserve"> </w:t>
+      </w:r>
+      <w:proofErr w:type="spellStart"/>
+      <w:r>
+        <w:rPr>
+          <w:color w:val="FF0000"/>
+        </w:rPr>
+        <w:t>được</w:t>
+      </w:r>
+      <w:proofErr w:type="spellEnd"/>
+      <w:r>
+        <w:rPr>
+          <w:color w:val="FF0000"/>
+        </w:rPr>
+        <w:t xml:space="preserve"> </w:t>
+      </w:r>
+      <w:proofErr w:type="spellStart"/>
+      <w:r>
+        <w:rPr>
+          <w:color w:val="FF0000"/>
+        </w:rPr>
+        <w:t>khóa</w:t>
+      </w:r>
+      <w:proofErr w:type="spellEnd"/>
+      <w:r>
+        <w:rPr>
+          <w:color w:val="FF0000"/>
+        </w:rPr>
+        <w:t xml:space="preserve"> </w:t>
+      </w:r>
+      <w:proofErr w:type="spellStart"/>
+      <w:r>
+        <w:rPr>
+          <w:color w:val="FF0000"/>
+        </w:rPr>
+        <w:t>ngoại</w:t>
+      </w:r>
+      <w:proofErr w:type="spellEnd"/>
+      <w:r>
+        <w:rPr>
+          <w:color w:val="FF0000"/>
+        </w:rPr>
+        <w:t>.</w:t>
       </w:r>
     </w:p>
     <w:p>
@@ -1483,6 +8938,962 @@
       </w:pPr>
       <w:r>
         <w:t>Bidirectional One to Many &amp; Many to One Relationships</w:t>
+      </w:r>
+    </w:p>
+    <w:p>
+      <w:proofErr w:type="spellStart"/>
+      <w:r>
+        <w:t>Giờ</w:t>
+      </w:r>
+      <w:proofErr w:type="spellEnd"/>
+      <w:r>
+        <w:t xml:space="preserve"> </w:t>
+      </w:r>
+      <w:proofErr w:type="spellStart"/>
+      <w:r>
+        <w:t>triển</w:t>
+      </w:r>
+      <w:proofErr w:type="spellEnd"/>
+      <w:r>
+        <w:t xml:space="preserve"> </w:t>
+      </w:r>
+      <w:proofErr w:type="spellStart"/>
+      <w:r>
+        <w:t>khai</w:t>
+      </w:r>
+      <w:proofErr w:type="spellEnd"/>
+      <w:r>
+        <w:t xml:space="preserve"> </w:t>
+      </w:r>
+      <w:proofErr w:type="spellStart"/>
+      <w:r>
+        <w:t>Truy</w:t>
+      </w:r>
+      <w:proofErr w:type="spellEnd"/>
+      <w:r>
+        <w:t xml:space="preserve"> </w:t>
+      </w:r>
+      <w:proofErr w:type="spellStart"/>
+      <w:r>
+        <w:t>cập</w:t>
+      </w:r>
+      <w:proofErr w:type="spellEnd"/>
+      <w:r>
+        <w:t xml:space="preserve"> </w:t>
+      </w:r>
+      <w:proofErr w:type="spellStart"/>
+      <w:r>
+        <w:t>hai</w:t>
+      </w:r>
+      <w:proofErr w:type="spellEnd"/>
+      <w:r>
+        <w:t xml:space="preserve"> </w:t>
+      </w:r>
+      <w:proofErr w:type="spellStart"/>
+      <w:r>
+        <w:t>chiều</w:t>
+      </w:r>
+      <w:proofErr w:type="spellEnd"/>
+      <w:r>
+        <w:t xml:space="preserve"> </w:t>
+      </w:r>
+      <w:proofErr w:type="spellStart"/>
+      <w:r>
+        <w:t>giữa</w:t>
+      </w:r>
+      <w:proofErr w:type="spellEnd"/>
+      <w:r>
+        <w:t xml:space="preserve"> Doctor </w:t>
+      </w:r>
+      <w:proofErr w:type="spellStart"/>
+      <w:r>
+        <w:t>và</w:t>
+      </w:r>
+      <w:proofErr w:type="spellEnd"/>
+      <w:r>
+        <w:t xml:space="preserve"> Patient </w:t>
+      </w:r>
+      <w:proofErr w:type="spellStart"/>
+      <w:r>
+        <w:t>khi</w:t>
+      </w:r>
+      <w:proofErr w:type="spellEnd"/>
+      <w:r>
+        <w:t xml:space="preserve"> </w:t>
+      </w:r>
+      <w:proofErr w:type="spellStart"/>
+      <w:r>
+        <w:t>tụi</w:t>
+      </w:r>
+      <w:proofErr w:type="spellEnd"/>
+      <w:r>
+        <w:t xml:space="preserve"> </w:t>
+      </w:r>
+      <w:proofErr w:type="spellStart"/>
+      <w:r>
+        <w:t>nó</w:t>
+      </w:r>
+      <w:proofErr w:type="spellEnd"/>
+      <w:r>
+        <w:t xml:space="preserve"> </w:t>
+      </w:r>
+      <w:proofErr w:type="spellStart"/>
+      <w:r>
+        <w:t>có</w:t>
+      </w:r>
+      <w:proofErr w:type="spellEnd"/>
+      <w:r>
+        <w:t xml:space="preserve"> </w:t>
+      </w:r>
+      <w:proofErr w:type="spellStart"/>
+      <w:r>
+        <w:t>quan</w:t>
+      </w:r>
+      <w:proofErr w:type="spellEnd"/>
+      <w:r>
+        <w:t xml:space="preserve"> </w:t>
+      </w:r>
+      <w:proofErr w:type="spellStart"/>
+      <w:r>
+        <w:t>hệ</w:t>
+      </w:r>
+      <w:proofErr w:type="spellEnd"/>
+      <w:r>
+        <w:t xml:space="preserve"> </w:t>
+      </w:r>
+      <w:proofErr w:type="spellStart"/>
+      <w:r>
+        <w:t>OneToMany</w:t>
+      </w:r>
+      <w:proofErr w:type="spellEnd"/>
+      <w:r>
+        <w:t>.</w:t>
+      </w:r>
+    </w:p>
+    <w:p>
+      <w:proofErr w:type="spellStart"/>
+      <w:r>
+        <w:t>Cách</w:t>
+      </w:r>
+      <w:proofErr w:type="spellEnd"/>
+      <w:r>
+        <w:t xml:space="preserve"> </w:t>
+      </w:r>
+      <w:proofErr w:type="spellStart"/>
+      <w:r>
+        <w:t>làm</w:t>
+      </w:r>
+      <w:proofErr w:type="spellEnd"/>
+      <w:r>
+        <w:t xml:space="preserve"> </w:t>
+      </w:r>
+      <w:proofErr w:type="spellStart"/>
+      <w:r>
+        <w:t>như</w:t>
+      </w:r>
+      <w:proofErr w:type="spellEnd"/>
+      <w:r>
+        <w:t xml:space="preserve"> </w:t>
+      </w:r>
+      <w:proofErr w:type="spellStart"/>
+      <w:r>
+        <w:t>sau</w:t>
+      </w:r>
+      <w:proofErr w:type="spellEnd"/>
+      <w:r>
+        <w:t>:</w:t>
+      </w:r>
+      <w:r>
+        <w:br/>
+      </w:r>
+      <w:proofErr w:type="spellStart"/>
+      <w:r>
+        <w:t>Đối</w:t>
+      </w:r>
+      <w:proofErr w:type="spellEnd"/>
+      <w:r>
+        <w:t xml:space="preserve"> </w:t>
+      </w:r>
+      <w:proofErr w:type="spellStart"/>
+      <w:r>
+        <w:t>với</w:t>
+      </w:r>
+      <w:proofErr w:type="spellEnd"/>
+      <w:r>
+        <w:t xml:space="preserve"> Doctor  - </w:t>
+      </w:r>
+      <w:proofErr w:type="spellStart"/>
+      <w:r>
+        <w:t>Phía</w:t>
+      </w:r>
+      <w:proofErr w:type="spellEnd"/>
+      <w:r>
+        <w:t xml:space="preserve"> </w:t>
+      </w:r>
+      <w:proofErr w:type="spellStart"/>
+      <w:r>
+        <w:t>một</w:t>
+      </w:r>
+      <w:proofErr w:type="spellEnd"/>
+      <w:r>
+        <w:t xml:space="preserve"> </w:t>
+      </w:r>
+      <w:proofErr w:type="spellStart"/>
+      <w:r>
+        <w:t>trong</w:t>
+      </w:r>
+      <w:proofErr w:type="spellEnd"/>
+      <w:r>
+        <w:t xml:space="preserve"> </w:t>
+      </w:r>
+      <w:proofErr w:type="spellStart"/>
+      <w:r>
+        <w:t>quan</w:t>
+      </w:r>
+      <w:proofErr w:type="spellEnd"/>
+      <w:r>
+        <w:t xml:space="preserve"> </w:t>
+      </w:r>
+      <w:proofErr w:type="spellStart"/>
+      <w:r>
+        <w:t>hệ</w:t>
+      </w:r>
+      <w:proofErr w:type="spellEnd"/>
+      <w:r>
+        <w:t xml:space="preserve"> - </w:t>
+      </w:r>
+      <w:proofErr w:type="spellStart"/>
+      <w:r>
+        <w:t>Đặt</w:t>
+      </w:r>
+      <w:proofErr w:type="spellEnd"/>
+      <w:r>
+        <w:t xml:space="preserve"> @OneToMany(mappedBy = “doctor”)</w:t>
+      </w:r>
+    </w:p>
+    <w:p>
+      <w:proofErr w:type="spellStart"/>
+      <w:r>
+        <w:t>mappedBy</w:t>
+      </w:r>
+      <w:proofErr w:type="spellEnd"/>
+      <w:r>
+        <w:t xml:space="preserve"> ở </w:t>
+      </w:r>
+      <w:proofErr w:type="spellStart"/>
+      <w:r>
+        <w:t>đây</w:t>
+      </w:r>
+      <w:proofErr w:type="spellEnd"/>
+      <w:r>
+        <w:t xml:space="preserve"> </w:t>
+      </w:r>
+      <w:proofErr w:type="spellStart"/>
+      <w:r>
+        <w:t>để</w:t>
+      </w:r>
+      <w:proofErr w:type="spellEnd"/>
+      <w:r>
+        <w:t xml:space="preserve"> </w:t>
+      </w:r>
+      <w:proofErr w:type="spellStart"/>
+      <w:r>
+        <w:t>chỉ</w:t>
+      </w:r>
+      <w:proofErr w:type="spellEnd"/>
+      <w:r>
+        <w:t xml:space="preserve"> </w:t>
+      </w:r>
+      <w:proofErr w:type="spellStart"/>
+      <w:r>
+        <w:t>ra</w:t>
+      </w:r>
+      <w:proofErr w:type="spellEnd"/>
+      <w:r>
+        <w:t xml:space="preserve"> </w:t>
+      </w:r>
+      <w:proofErr w:type="spellStart"/>
+      <w:r>
+        <w:t>khóa</w:t>
+      </w:r>
+      <w:proofErr w:type="spellEnd"/>
+      <w:r>
+        <w:t xml:space="preserve"> </w:t>
+      </w:r>
+      <w:proofErr w:type="spellStart"/>
+      <w:r>
+        <w:t>ngoại</w:t>
+      </w:r>
+      <w:proofErr w:type="spellEnd"/>
+      <w:r>
+        <w:t xml:space="preserve"> </w:t>
+      </w:r>
+      <w:proofErr w:type="spellStart"/>
+      <w:r>
+        <w:t>là</w:t>
+      </w:r>
+      <w:proofErr w:type="spellEnd"/>
+      <w:r>
+        <w:t xml:space="preserve"> field “doctor” </w:t>
+      </w:r>
+      <w:proofErr w:type="spellStart"/>
+      <w:r>
+        <w:t>trong</w:t>
+      </w:r>
+      <w:proofErr w:type="spellEnd"/>
+      <w:r>
+        <w:t xml:space="preserve"> Entity Patient </w:t>
+      </w:r>
+      <w:proofErr w:type="spellStart"/>
+      <w:r>
+        <w:t>và</w:t>
+      </w:r>
+      <w:proofErr w:type="spellEnd"/>
+      <w:r>
+        <w:t xml:space="preserve"> </w:t>
+      </w:r>
+      <w:proofErr w:type="spellStart"/>
+      <w:r>
+        <w:t>đồng</w:t>
+      </w:r>
+      <w:proofErr w:type="spellEnd"/>
+      <w:r>
+        <w:t xml:space="preserve"> </w:t>
+      </w:r>
+      <w:proofErr w:type="spellStart"/>
+      <w:r>
+        <w:t>thời</w:t>
+      </w:r>
+      <w:proofErr w:type="spellEnd"/>
+      <w:r>
+        <w:t xml:space="preserve"> </w:t>
+      </w:r>
+      <w:proofErr w:type="spellStart"/>
+      <w:r>
+        <w:t>cũng</w:t>
+      </w:r>
+      <w:proofErr w:type="spellEnd"/>
+      <w:r>
+        <w:t xml:space="preserve"> </w:t>
+      </w:r>
+      <w:proofErr w:type="spellStart"/>
+      <w:r>
+        <w:t>quyết</w:t>
+      </w:r>
+      <w:proofErr w:type="spellEnd"/>
+      <w:r>
+        <w:t xml:space="preserve"> </w:t>
+      </w:r>
+      <w:proofErr w:type="spellStart"/>
+      <w:r>
+        <w:t>định</w:t>
+      </w:r>
+      <w:proofErr w:type="spellEnd"/>
+      <w:r>
+        <w:t xml:space="preserve"> </w:t>
+      </w:r>
+      <w:proofErr w:type="spellStart"/>
+      <w:r>
+        <w:t>rằng</w:t>
+      </w:r>
+      <w:proofErr w:type="spellEnd"/>
+      <w:r>
+        <w:t xml:space="preserve"> Patient </w:t>
+      </w:r>
+      <w:proofErr w:type="spellStart"/>
+      <w:r>
+        <w:t>là</w:t>
+      </w:r>
+      <w:proofErr w:type="spellEnd"/>
+      <w:r>
+        <w:t xml:space="preserve"> </w:t>
+      </w:r>
+      <w:proofErr w:type="spellStart"/>
+      <w:r>
+        <w:t>chủ</w:t>
+      </w:r>
+      <w:proofErr w:type="spellEnd"/>
+      <w:r>
+        <w:t xml:space="preserve"> </w:t>
+      </w:r>
+      <w:proofErr w:type="spellStart"/>
+      <w:r>
+        <w:t>quan</w:t>
+      </w:r>
+      <w:proofErr w:type="spellEnd"/>
+      <w:r>
+        <w:t xml:space="preserve"> </w:t>
+      </w:r>
+      <w:proofErr w:type="spellStart"/>
+      <w:r>
+        <w:t>hệ</w:t>
+      </w:r>
+      <w:proofErr w:type="spellEnd"/>
+      <w:r>
+        <w:t>.</w:t>
+      </w:r>
+    </w:p>
+    <w:p>
+      <w:r>
+        <w:drawing>
+          <wp:inline distT="0" distB="0" distL="0" distR="0" wp14:anchorId="37812B2D" wp14:editId="71623C6E">
+            <wp:extent cx="4756156" cy="3345512"/>
+            <wp:effectExtent l="0" t="0" r="6350" b="7620"/>
+            <wp:docPr id="1785953132" name="Picture 1"/>
+            <wp:cNvGraphicFramePr>
+              <a:graphicFrameLocks xmlns:a="http://schemas.openxmlformats.org/drawingml/2006/main" noChangeAspect="1"/>
+            </wp:cNvGraphicFramePr>
+            <a:graphic xmlns:a="http://schemas.openxmlformats.org/drawingml/2006/main">
+              <a:graphicData uri="http://schemas.openxmlformats.org/drawingml/2006/picture">
+                <pic:pic xmlns:pic="http://schemas.openxmlformats.org/drawingml/2006/picture">
+                  <pic:nvPicPr>
+                    <pic:cNvPr id="1785953132" name=""/>
+                    <pic:cNvPicPr/>
+                  </pic:nvPicPr>
+                  <pic:blipFill>
+                    <a:blip r:embed="rId43"/>
+                    <a:stretch>
+                      <a:fillRect/>
+                    </a:stretch>
+                  </pic:blipFill>
+                  <pic:spPr>
+                    <a:xfrm>
+                      <a:off x="0" y="0"/>
+                      <a:ext cx="4756156" cy="3345512"/>
+                    </a:xfrm>
+                    <a:prstGeom prst="rect">
+                      <a:avLst/>
+                    </a:prstGeom>
+                  </pic:spPr>
+                </pic:pic>
+              </a:graphicData>
+            </a:graphic>
+          </wp:inline>
+        </w:drawing>
+      </w:r>
+    </w:p>
+    <w:p>
+      <w:proofErr w:type="spellStart"/>
+      <w:r>
+        <w:t>Đối</w:t>
+      </w:r>
+      <w:proofErr w:type="spellEnd"/>
+      <w:r>
+        <w:t xml:space="preserve"> </w:t>
+      </w:r>
+      <w:proofErr w:type="spellStart"/>
+      <w:r>
+        <w:t>với</w:t>
+      </w:r>
+      <w:proofErr w:type="spellEnd"/>
+      <w:r>
+        <w:t xml:space="preserve"> Patient – </w:t>
+      </w:r>
+      <w:proofErr w:type="spellStart"/>
+      <w:r>
+        <w:t>Phía</w:t>
+      </w:r>
+      <w:proofErr w:type="spellEnd"/>
+      <w:r>
+        <w:t xml:space="preserve"> </w:t>
+      </w:r>
+      <w:proofErr w:type="spellStart"/>
+      <w:r>
+        <w:t>nhiều</w:t>
+      </w:r>
+      <w:proofErr w:type="spellEnd"/>
+      <w:r>
+        <w:t xml:space="preserve"> </w:t>
+      </w:r>
+      <w:proofErr w:type="spellStart"/>
+      <w:r>
+        <w:t>trong</w:t>
+      </w:r>
+      <w:proofErr w:type="spellEnd"/>
+      <w:r>
+        <w:t xml:space="preserve"> </w:t>
+      </w:r>
+      <w:proofErr w:type="spellStart"/>
+      <w:r>
+        <w:t>quan</w:t>
+      </w:r>
+      <w:proofErr w:type="spellEnd"/>
+      <w:r>
+        <w:t xml:space="preserve"> </w:t>
+      </w:r>
+      <w:proofErr w:type="spellStart"/>
+      <w:r>
+        <w:t>hệ</w:t>
+      </w:r>
+      <w:proofErr w:type="spellEnd"/>
+      <w:r>
+        <w:t xml:space="preserve"> - </w:t>
+      </w:r>
+      <w:proofErr w:type="spellStart"/>
+      <w:r>
+        <w:t>Đặt</w:t>
+      </w:r>
+      <w:proofErr w:type="spellEnd"/>
+      <w:r>
+        <w:t xml:space="preserve"> @ManyToOne</w:t>
+      </w:r>
+    </w:p>
+    <w:p>
+      <w:proofErr w:type="spellStart"/>
+      <w:r>
+        <w:t>Có</w:t>
+      </w:r>
+      <w:proofErr w:type="spellEnd"/>
+      <w:r>
+        <w:t xml:space="preserve"> </w:t>
+      </w:r>
+      <w:proofErr w:type="spellStart"/>
+      <w:r>
+        <w:t>thể</w:t>
+      </w:r>
+      <w:proofErr w:type="spellEnd"/>
+      <w:r>
+        <w:t xml:space="preserve"> </w:t>
+      </w:r>
+      <w:proofErr w:type="spellStart"/>
+      <w:r>
+        <w:t>tùy</w:t>
+      </w:r>
+      <w:proofErr w:type="spellEnd"/>
+      <w:r>
+        <w:t xml:space="preserve"> </w:t>
+      </w:r>
+      <w:proofErr w:type="spellStart"/>
+      <w:r>
+        <w:t>chọn</w:t>
+      </w:r>
+      <w:proofErr w:type="spellEnd"/>
+      <w:r>
+        <w:t xml:space="preserve"> </w:t>
+      </w:r>
+      <w:proofErr w:type="spellStart"/>
+      <w:r>
+        <w:t>thêm</w:t>
+      </w:r>
+      <w:proofErr w:type="spellEnd"/>
+      <w:r>
+        <w:t xml:space="preserve"> @JoinColum(name = “</w:t>
+      </w:r>
+      <w:proofErr w:type="spellStart"/>
+      <w:r>
+        <w:t>tên</w:t>
+      </w:r>
+      <w:proofErr w:type="spellEnd"/>
+      <w:r>
+        <w:t xml:space="preserve"> </w:t>
+      </w:r>
+      <w:proofErr w:type="spellStart"/>
+      <w:r>
+        <w:t>cột</w:t>
+      </w:r>
+      <w:proofErr w:type="spellEnd"/>
+      <w:r>
+        <w:t xml:space="preserve"> </w:t>
+      </w:r>
+      <w:proofErr w:type="spellStart"/>
+      <w:r>
+        <w:t>chứa</w:t>
+      </w:r>
+      <w:proofErr w:type="spellEnd"/>
+      <w:r>
+        <w:t xml:space="preserve"> </w:t>
+      </w:r>
+      <w:proofErr w:type="spellStart"/>
+      <w:r>
+        <w:t>khóa</w:t>
+      </w:r>
+      <w:proofErr w:type="spellEnd"/>
+      <w:r>
+        <w:t xml:space="preserve"> </w:t>
+      </w:r>
+      <w:proofErr w:type="spellStart"/>
+      <w:r>
+        <w:t>ngoại</w:t>
+      </w:r>
+      <w:proofErr w:type="spellEnd"/>
+      <w:r>
+        <w:t xml:space="preserve">”) </w:t>
+      </w:r>
+      <w:proofErr w:type="spellStart"/>
+      <w:r>
+        <w:t>để</w:t>
+      </w:r>
+      <w:proofErr w:type="spellEnd"/>
+      <w:r>
+        <w:t xml:space="preserve"> </w:t>
+      </w:r>
+      <w:proofErr w:type="spellStart"/>
+      <w:r>
+        <w:t>tùy</w:t>
+      </w:r>
+      <w:proofErr w:type="spellEnd"/>
+      <w:r>
+        <w:t xml:space="preserve"> </w:t>
+      </w:r>
+      <w:proofErr w:type="spellStart"/>
+      <w:r>
+        <w:t>chỉnh</w:t>
+      </w:r>
+      <w:proofErr w:type="spellEnd"/>
+      <w:r>
+        <w:t xml:space="preserve"> </w:t>
+      </w:r>
+      <w:proofErr w:type="spellStart"/>
+      <w:r>
+        <w:t>tên</w:t>
+      </w:r>
+      <w:proofErr w:type="spellEnd"/>
+      <w:r>
+        <w:t xml:space="preserve"> </w:t>
+      </w:r>
+      <w:proofErr w:type="spellStart"/>
+      <w:r>
+        <w:t>cột</w:t>
+      </w:r>
+      <w:proofErr w:type="spellEnd"/>
+    </w:p>
+    <w:p>
+      <w:r>
+        <w:lastRenderedPageBreak/>
+        <w:drawing>
+          <wp:inline distT="0" distB="0" distL="0" distR="0" wp14:anchorId="38D1FF61" wp14:editId="6B3F1091">
+            <wp:extent cx="4527403" cy="4441620"/>
+            <wp:effectExtent l="0" t="0" r="6985" b="0"/>
+            <wp:docPr id="144012411" name="Picture 1"/>
+            <wp:cNvGraphicFramePr>
+              <a:graphicFrameLocks xmlns:a="http://schemas.openxmlformats.org/drawingml/2006/main" noChangeAspect="1"/>
+            </wp:cNvGraphicFramePr>
+            <a:graphic xmlns:a="http://schemas.openxmlformats.org/drawingml/2006/main">
+              <a:graphicData uri="http://schemas.openxmlformats.org/drawingml/2006/picture">
+                <pic:pic xmlns:pic="http://schemas.openxmlformats.org/drawingml/2006/picture">
+                  <pic:nvPicPr>
+                    <pic:cNvPr id="144012411" name=""/>
+                    <pic:cNvPicPr/>
+                  </pic:nvPicPr>
+                  <pic:blipFill>
+                    <a:blip r:embed="rId44"/>
+                    <a:stretch>
+                      <a:fillRect/>
+                    </a:stretch>
+                  </pic:blipFill>
+                  <pic:spPr>
+                    <a:xfrm>
+                      <a:off x="0" y="0"/>
+                      <a:ext cx="4527403" cy="4441620"/>
+                    </a:xfrm>
+                    <a:prstGeom prst="rect">
+                      <a:avLst/>
+                    </a:prstGeom>
+                  </pic:spPr>
+                </pic:pic>
+              </a:graphicData>
+            </a:graphic>
+          </wp:inline>
+        </w:drawing>
+      </w:r>
+    </w:p>
+    <w:p>
+      <w:proofErr w:type="spellStart"/>
+      <w:r>
+        <w:t>Giờ</w:t>
+      </w:r>
+      <w:proofErr w:type="spellEnd"/>
+      <w:r>
+        <w:t xml:space="preserve"> </w:t>
+      </w:r>
+      <w:proofErr w:type="spellStart"/>
+      <w:r>
+        <w:t>lưu</w:t>
+      </w:r>
+      <w:proofErr w:type="spellEnd"/>
+      <w:r>
+        <w:t xml:space="preserve"> data </w:t>
+      </w:r>
+    </w:p>
+    <w:p>
+      <w:r>
+        <w:lastRenderedPageBreak/>
+        <w:drawing>
+          <wp:inline distT="0" distB="0" distL="0" distR="0" wp14:anchorId="6A56AC75" wp14:editId="1A230349">
+            <wp:extent cx="5442415" cy="5594917"/>
+            <wp:effectExtent l="0" t="0" r="6350" b="6350"/>
+            <wp:docPr id="1852717280" name="Picture 1"/>
+            <wp:cNvGraphicFramePr>
+              <a:graphicFrameLocks xmlns:a="http://schemas.openxmlformats.org/drawingml/2006/main" noChangeAspect="1"/>
+            </wp:cNvGraphicFramePr>
+            <a:graphic xmlns:a="http://schemas.openxmlformats.org/drawingml/2006/main">
+              <a:graphicData uri="http://schemas.openxmlformats.org/drawingml/2006/picture">
+                <pic:pic xmlns:pic="http://schemas.openxmlformats.org/drawingml/2006/picture">
+                  <pic:nvPicPr>
+                    <pic:cNvPr id="1852717280" name=""/>
+                    <pic:cNvPicPr/>
+                  </pic:nvPicPr>
+                  <pic:blipFill>
+                    <a:blip r:embed="rId45"/>
+                    <a:stretch>
+                      <a:fillRect/>
+                    </a:stretch>
+                  </pic:blipFill>
+                  <pic:spPr>
+                    <a:xfrm>
+                      <a:off x="0" y="0"/>
+                      <a:ext cx="5442415" cy="5594917"/>
+                    </a:xfrm>
+                    <a:prstGeom prst="rect">
+                      <a:avLst/>
+                    </a:prstGeom>
+                  </pic:spPr>
+                </pic:pic>
+              </a:graphicData>
+            </a:graphic>
+          </wp:inline>
+        </w:drawing>
+      </w:r>
+    </w:p>
+    <w:p>
+      <w:proofErr w:type="spellStart"/>
+      <w:r>
+        <w:t>Kết</w:t>
+      </w:r>
+      <w:proofErr w:type="spellEnd"/>
+      <w:r>
+        <w:t xml:space="preserve"> </w:t>
+      </w:r>
+      <w:proofErr w:type="spellStart"/>
+      <w:r>
+        <w:t>quả</w:t>
+      </w:r>
+      <w:proofErr w:type="spellEnd"/>
+      <w:r>
+        <w:t xml:space="preserve">: </w:t>
+      </w:r>
+      <w:proofErr w:type="spellStart"/>
+      <w:r>
+        <w:t>Mặc</w:t>
+      </w:r>
+      <w:proofErr w:type="spellEnd"/>
+      <w:r>
+        <w:t xml:space="preserve"> </w:t>
+      </w:r>
+      <w:proofErr w:type="spellStart"/>
+      <w:r>
+        <w:t>dù</w:t>
+      </w:r>
+      <w:proofErr w:type="spellEnd"/>
+      <w:r>
+        <w:t xml:space="preserve"> Patient </w:t>
+      </w:r>
+      <w:proofErr w:type="spellStart"/>
+      <w:r>
+        <w:t>là</w:t>
+      </w:r>
+      <w:proofErr w:type="spellEnd"/>
+      <w:r>
+        <w:t xml:space="preserve"> </w:t>
+      </w:r>
+      <w:proofErr w:type="spellStart"/>
+      <w:r>
+        <w:t>chủ</w:t>
+      </w:r>
+      <w:proofErr w:type="spellEnd"/>
+      <w:r>
+        <w:t xml:space="preserve"> </w:t>
+      </w:r>
+      <w:proofErr w:type="spellStart"/>
+      <w:r>
+        <w:t>quan</w:t>
+      </w:r>
+      <w:proofErr w:type="spellEnd"/>
+      <w:r>
+        <w:t xml:space="preserve"> </w:t>
+      </w:r>
+      <w:proofErr w:type="spellStart"/>
+      <w:r>
+        <w:t>hệ</w:t>
+      </w:r>
+      <w:proofErr w:type="spellEnd"/>
+      <w:r>
+        <w:t xml:space="preserve">. </w:t>
+      </w:r>
+      <w:proofErr w:type="spellStart"/>
+      <w:r>
+        <w:t>Nhưng</w:t>
+      </w:r>
+      <w:proofErr w:type="spellEnd"/>
+      <w:r>
+        <w:t xml:space="preserve"> </w:t>
+      </w:r>
+      <w:proofErr w:type="spellStart"/>
+      <w:r>
+        <w:t>giờ</w:t>
+      </w:r>
+      <w:proofErr w:type="spellEnd"/>
+      <w:r>
+        <w:t xml:space="preserve"> </w:t>
+      </w:r>
+      <w:proofErr w:type="spellStart"/>
+      <w:r>
+        <w:t>cũng</w:t>
+      </w:r>
+      <w:proofErr w:type="spellEnd"/>
+      <w:r>
+        <w:t xml:space="preserve"> </w:t>
+      </w:r>
+      <w:proofErr w:type="spellStart"/>
+      <w:r>
+        <w:t>hoàn</w:t>
+      </w:r>
+      <w:proofErr w:type="spellEnd"/>
+      <w:r>
+        <w:t xml:space="preserve"> </w:t>
+      </w:r>
+      <w:proofErr w:type="spellStart"/>
+      <w:r>
+        <w:t>toàn</w:t>
+      </w:r>
+      <w:proofErr w:type="spellEnd"/>
+      <w:r>
+        <w:t xml:space="preserve"> </w:t>
+      </w:r>
+      <w:proofErr w:type="spellStart"/>
+      <w:r>
+        <w:t>có</w:t>
+      </w:r>
+      <w:proofErr w:type="spellEnd"/>
+      <w:r>
+        <w:t xml:space="preserve"> </w:t>
+      </w:r>
+      <w:proofErr w:type="spellStart"/>
+      <w:r>
+        <w:t>thể</w:t>
+      </w:r>
+      <w:proofErr w:type="spellEnd"/>
+      <w:r>
+        <w:t xml:space="preserve"> </w:t>
+      </w:r>
+      <w:proofErr w:type="spellStart"/>
+      <w:r>
+        <w:t>truy</w:t>
+      </w:r>
+      <w:proofErr w:type="spellEnd"/>
+      <w:r>
+        <w:t xml:space="preserve"> </w:t>
+      </w:r>
+      <w:proofErr w:type="spellStart"/>
+      <w:r>
+        <w:t>cập</w:t>
+      </w:r>
+      <w:proofErr w:type="spellEnd"/>
+      <w:r>
+        <w:t xml:space="preserve"> Patient </w:t>
+      </w:r>
+      <w:proofErr w:type="spellStart"/>
+      <w:r>
+        <w:t>từ</w:t>
+      </w:r>
+      <w:proofErr w:type="spellEnd"/>
+      <w:r>
+        <w:t xml:space="preserve"> Doctor. Như </w:t>
+      </w:r>
+      <w:proofErr w:type="spellStart"/>
+      <w:r>
+        <w:t>hình</w:t>
+      </w:r>
+      <w:proofErr w:type="spellEnd"/>
+      <w:r>
+        <w:t xml:space="preserve"> </w:t>
+      </w:r>
+      <w:proofErr w:type="spellStart"/>
+      <w:r>
+        <w:t>dưới</w:t>
+      </w:r>
+      <w:proofErr w:type="spellEnd"/>
+      <w:r>
+        <w:t>.</w:t>
+      </w:r>
+    </w:p>
+    <w:p>
+      <w:r>
+        <w:drawing>
+          <wp:inline distT="0" distB="0" distL="0" distR="0" wp14:anchorId="3AEC99E7" wp14:editId="74968008">
+            <wp:extent cx="5943600" cy="1779270"/>
+            <wp:effectExtent l="0" t="0" r="0" b="0"/>
+            <wp:docPr id="815107669" name="Picture 1"/>
+            <wp:cNvGraphicFramePr>
+              <a:graphicFrameLocks xmlns:a="http://schemas.openxmlformats.org/drawingml/2006/main" noChangeAspect="1"/>
+            </wp:cNvGraphicFramePr>
+            <a:graphic xmlns:a="http://schemas.openxmlformats.org/drawingml/2006/main">
+              <a:graphicData uri="http://schemas.openxmlformats.org/drawingml/2006/picture">
+                <pic:pic xmlns:pic="http://schemas.openxmlformats.org/drawingml/2006/picture">
+                  <pic:nvPicPr>
+                    <pic:cNvPr id="815107669" name=""/>
+                    <pic:cNvPicPr/>
+                  </pic:nvPicPr>
+                  <pic:blipFill>
+                    <a:blip r:embed="rId46"/>
+                    <a:stretch>
+                      <a:fillRect/>
+                    </a:stretch>
+                  </pic:blipFill>
+                  <pic:spPr>
+                    <a:xfrm>
+                      <a:off x="0" y="0"/>
+                      <a:ext cx="5943600" cy="1779270"/>
+                    </a:xfrm>
+                    <a:prstGeom prst="rect">
+                      <a:avLst/>
+                    </a:prstGeom>
+                  </pic:spPr>
+                </pic:pic>
+              </a:graphicData>
+            </a:graphic>
+          </wp:inline>
+        </w:drawing>
+      </w:r>
+    </w:p>
+    <w:p>
+      <w:r>
+        <w:lastRenderedPageBreak/>
+        <w:drawing>
+          <wp:inline distT="0" distB="0" distL="0" distR="0" wp14:anchorId="5112A474" wp14:editId="73DF0CCF">
+            <wp:extent cx="5943600" cy="420370"/>
+            <wp:effectExtent l="0" t="0" r="0" b="0"/>
+            <wp:docPr id="1119884044" name="Picture 1"/>
+            <wp:cNvGraphicFramePr>
+              <a:graphicFrameLocks xmlns:a="http://schemas.openxmlformats.org/drawingml/2006/main" noChangeAspect="1"/>
+            </wp:cNvGraphicFramePr>
+            <a:graphic xmlns:a="http://schemas.openxmlformats.org/drawingml/2006/main">
+              <a:graphicData uri="http://schemas.openxmlformats.org/drawingml/2006/picture">
+                <pic:pic xmlns:pic="http://schemas.openxmlformats.org/drawingml/2006/picture">
+                  <pic:nvPicPr>
+                    <pic:cNvPr id="1119884044" name=""/>
+                    <pic:cNvPicPr/>
+                  </pic:nvPicPr>
+                  <pic:blipFill>
+                    <a:blip r:embed="rId47"/>
+                    <a:stretch>
+                      <a:fillRect/>
+                    </a:stretch>
+                  </pic:blipFill>
+                  <pic:spPr>
+                    <a:xfrm>
+                      <a:off x="0" y="0"/>
+                      <a:ext cx="5943600" cy="420370"/>
+                    </a:xfrm>
+                    <a:prstGeom prst="rect">
+                      <a:avLst/>
+                    </a:prstGeom>
+                  </pic:spPr>
+                </pic:pic>
+              </a:graphicData>
+            </a:graphic>
+          </wp:inline>
+        </w:drawing>
       </w:r>
     </w:p>
     <w:p>
@@ -1591,8 +10002,100 @@
       </w:pPr>
     </w:lvl>
   </w:abstractNum>
+  <w:abstractNum w:abstractNumId="1" w15:restartNumberingAfterBreak="0">
+    <w:nsid w:val="12271482"/>
+    <w:multiLevelType w:val="hybridMultilevel"/>
+    <w:tmpl w:val="DF1AA058"/>
+    <w:lvl w:ilvl="0" w:tplc="0409000F">
+      <w:start w:val="1"/>
+      <w:numFmt w:val="decimal"/>
+      <w:lvlText w:val="%1."/>
+      <w:lvlJc w:val="left"/>
+      <w:pPr>
+        <w:ind w:left="720" w:hanging="360"/>
+      </w:pPr>
+      <w:rPr>
+        <w:rFonts w:hint="default"/>
+      </w:rPr>
+    </w:lvl>
+    <w:lvl w:ilvl="1" w:tplc="04090019" w:tentative="1">
+      <w:start w:val="1"/>
+      <w:numFmt w:val="lowerLetter"/>
+      <w:lvlText w:val="%2."/>
+      <w:lvlJc w:val="left"/>
+      <w:pPr>
+        <w:ind w:left="1440" w:hanging="360"/>
+      </w:pPr>
+    </w:lvl>
+    <w:lvl w:ilvl="2" w:tplc="0409001B" w:tentative="1">
+      <w:start w:val="1"/>
+      <w:numFmt w:val="lowerRoman"/>
+      <w:lvlText w:val="%3."/>
+      <w:lvlJc w:val="right"/>
+      <w:pPr>
+        <w:ind w:left="2160" w:hanging="180"/>
+      </w:pPr>
+    </w:lvl>
+    <w:lvl w:ilvl="3" w:tplc="0409000F" w:tentative="1">
+      <w:start w:val="1"/>
+      <w:numFmt w:val="decimal"/>
+      <w:lvlText w:val="%4."/>
+      <w:lvlJc w:val="left"/>
+      <w:pPr>
+        <w:ind w:left="2880" w:hanging="360"/>
+      </w:pPr>
+    </w:lvl>
+    <w:lvl w:ilvl="4" w:tplc="04090019" w:tentative="1">
+      <w:start w:val="1"/>
+      <w:numFmt w:val="lowerLetter"/>
+      <w:lvlText w:val="%5."/>
+      <w:lvlJc w:val="left"/>
+      <w:pPr>
+        <w:ind w:left="3600" w:hanging="360"/>
+      </w:pPr>
+    </w:lvl>
+    <w:lvl w:ilvl="5" w:tplc="0409001B" w:tentative="1">
+      <w:start w:val="1"/>
+      <w:numFmt w:val="lowerRoman"/>
+      <w:lvlText w:val="%6."/>
+      <w:lvlJc w:val="right"/>
+      <w:pPr>
+        <w:ind w:left="4320" w:hanging="180"/>
+      </w:pPr>
+    </w:lvl>
+    <w:lvl w:ilvl="6" w:tplc="0409000F" w:tentative="1">
+      <w:start w:val="1"/>
+      <w:numFmt w:val="decimal"/>
+      <w:lvlText w:val="%7."/>
+      <w:lvlJc w:val="left"/>
+      <w:pPr>
+        <w:ind w:left="5040" w:hanging="360"/>
+      </w:pPr>
+    </w:lvl>
+    <w:lvl w:ilvl="7" w:tplc="04090019" w:tentative="1">
+      <w:start w:val="1"/>
+      <w:numFmt w:val="lowerLetter"/>
+      <w:lvlText w:val="%8."/>
+      <w:lvlJc w:val="left"/>
+      <w:pPr>
+        <w:ind w:left="5760" w:hanging="360"/>
+      </w:pPr>
+    </w:lvl>
+    <w:lvl w:ilvl="8" w:tplc="0409001B" w:tentative="1">
+      <w:start w:val="1"/>
+      <w:numFmt w:val="lowerRoman"/>
+      <w:lvlText w:val="%9."/>
+      <w:lvlJc w:val="right"/>
+      <w:pPr>
+        <w:ind w:left="6480" w:hanging="180"/>
+      </w:pPr>
+    </w:lvl>
+  </w:abstractNum>
   <w:num w:numId="1" w16cid:durableId="1158611017">
     <w:abstractNumId w:val="0"/>
+  </w:num>
+  <w:num w:numId="2" w16cid:durableId="1756396311">
+    <w:abstractNumId w:val="1"/>
   </w:num>
 </w:numbering>
 </file>
